--- a/2026/KrDzU2026poz18.docx
+++ b/2026/KrDzU2026poz18.docx
@@ -2715,7 +2715,7 @@
           <w:rFonts w:ascii="Times New Roman" w:eastAsiaTheme="minorHAnsi" w:hAnsi="Times New Roman" w:cs="Times New Roman"/>
           <w:lang w:eastAsia="en-US"/>
         </w:rPr>
-        <w:t>Trybunał orzeka w pełnym składzie (piętnastu sędziów) w sprawach:</w:t>
+        <w:t>Trybunał orzeka w pełnym składzie w sprawach:</w:t>
       </w:r>
     </w:p>
     <w:p>
@@ -2856,7 +2856,777 @@
           <w:rFonts w:ascii="Times New Roman" w:eastAsiaTheme="minorHAnsi" w:hAnsi="Times New Roman" w:cs="Times New Roman"/>
           <w:lang w:eastAsia="en-US"/>
         </w:rPr>
-        <w:t>6) zgodności zasad prawnych zawartych w orzeczeniach Koronnego Sądu Najwyższego oraz Koronnego Trybunału Administracyjnego z Konstytucją, prawem naturalnym oraz systemem wartości Korony.</w:t>
+        <w:t>6) zgodności zasad prawnych zawartych w orzeczeniach Koronnego Sądu Najwyższego oraz Koronnego Trybunału Administracyjnego z Konstytucją, prawem naturalnym oraz systemem wartości Korony</w:t>
+      </w:r>
+      <w:r>
+        <w:rPr>
+          <w:rFonts w:ascii="Times New Roman" w:eastAsiaTheme="minorHAnsi" w:hAnsi="Times New Roman" w:cs="Times New Roman"/>
+          <w:lang w:eastAsia="en-US"/>
+        </w:rPr>
+        <w:t>;</w:t>
+      </w:r>
+    </w:p>
+    <w:p>
+      <w:pPr>
+        <w:tabs>
+          <w:tab w:val="left" w:pos="3807"/>
+        </w:tabs>
+        <w:spacing w:after="0" w:line="360" w:lineRule="auto"/>
+        <w:jc w:val="both"/>
+        <w:rPr>
+          <w:rFonts w:ascii="Times New Roman" w:eastAsiaTheme="minorHAnsi" w:hAnsi="Times New Roman" w:cs="Times New Roman"/>
+          <w:lang w:eastAsia="en-US"/>
+        </w:rPr>
+      </w:pPr>
+      <w:r>
+        <w:rPr>
+          <w:rFonts w:ascii="Times New Roman" w:eastAsiaTheme="minorHAnsi" w:hAnsi="Times New Roman" w:cs="Times New Roman"/>
+          <w:lang w:eastAsia="en-US"/>
+        </w:rPr>
+        <w:lastRenderedPageBreak/>
+        <w:t>7) nałożenia na istotę ludzką statusu zdrajcy lub wroga Krulestwa.</w:t>
+      </w:r>
+    </w:p>
+    <w:p>
+      <w:pPr>
+        <w:tabs>
+          <w:tab w:val="left" w:pos="3807"/>
+        </w:tabs>
+        <w:spacing w:after="0" w:line="360" w:lineRule="auto"/>
+        <w:jc w:val="both"/>
+        <w:rPr>
+          <w:rFonts w:ascii="Times New Roman" w:eastAsiaTheme="minorHAnsi" w:hAnsi="Times New Roman" w:cs="Times New Roman"/>
+          <w:lang w:eastAsia="en-US"/>
+        </w:rPr>
+      </w:pPr>
+      <w:r>
+        <w:rPr>
+          <w:rFonts w:ascii="Times New Roman" w:eastAsiaTheme="minorHAnsi" w:hAnsi="Times New Roman" w:cs="Times New Roman"/>
+          <w:lang w:eastAsia="en-US"/>
+        </w:rPr>
+        <w:t xml:space="preserve">2. </w:t>
+      </w:r>
+      <w:r>
+        <w:rPr>
+          <w:rFonts w:ascii="Times New Roman" w:eastAsiaTheme="minorHAnsi" w:hAnsi="Times New Roman" w:cs="Times New Roman"/>
+          <w:lang w:eastAsia="en-US"/>
+        </w:rPr>
+        <w:t>Orzekanie w pełnym składzie wymaga obecności co najmniej dwunastu sędziów.</w:t>
+      </w:r>
+    </w:p>
+    <w:p>
+      <w:pPr>
+        <w:tabs>
+          <w:tab w:val="left" w:pos="3807"/>
+        </w:tabs>
+        <w:spacing w:after="0" w:line="360" w:lineRule="auto"/>
+        <w:jc w:val="both"/>
+        <w:rPr>
+          <w:rFonts w:ascii="Times New Roman" w:eastAsiaTheme="minorHAnsi" w:hAnsi="Times New Roman" w:cs="Times New Roman"/>
+          <w:lang w:eastAsia="en-US"/>
+        </w:rPr>
+      </w:pPr>
+      <w:r>
+        <w:rPr>
+          <w:rFonts w:ascii="Times New Roman" w:eastAsiaTheme="minorHAnsi" w:hAnsi="Times New Roman" w:cs="Times New Roman"/>
+          <w:lang w:eastAsia="en-US"/>
+        </w:rPr>
+        <w:t xml:space="preserve">3. </w:t>
+      </w:r>
+      <w:r>
+        <w:rPr>
+          <w:rFonts w:ascii="Times New Roman" w:eastAsiaTheme="minorHAnsi" w:hAnsi="Times New Roman" w:cs="Times New Roman"/>
+          <w:lang w:eastAsia="en-US"/>
+        </w:rPr>
+        <w:t>W sprawach, o których mowa w ust. 1 pkt 5, Trybunał może zwrócić się o niewiążącą opinię do Patriarchy Świętego Kościoła Lewosławia lub Arcybiskupa Koronnego Kościoła Ignistrigona.</w:t>
+      </w:r>
+    </w:p>
+    <w:p>
+      <w:pPr>
+        <w:tabs>
+          <w:tab w:val="left" w:pos="3807"/>
+        </w:tabs>
+        <w:spacing w:after="0" w:line="360" w:lineRule="auto"/>
+        <w:jc w:val="both"/>
+        <w:rPr>
+          <w:rFonts w:ascii="Times New Roman" w:eastAsiaTheme="minorHAnsi" w:hAnsi="Times New Roman" w:cs="Times New Roman"/>
+          <w:lang w:eastAsia="en-US"/>
+        </w:rPr>
+      </w:pPr>
+    </w:p>
+    <w:p>
+      <w:pPr>
+        <w:tabs>
+          <w:tab w:val="left" w:pos="3807"/>
+        </w:tabs>
+        <w:spacing w:after="0" w:line="360" w:lineRule="auto"/>
+        <w:jc w:val="both"/>
+        <w:rPr>
+          <w:rFonts w:ascii="Times New Roman" w:eastAsiaTheme="minorHAnsi" w:hAnsi="Times New Roman" w:cs="Times New Roman"/>
+          <w:lang w:eastAsia="en-US"/>
+        </w:rPr>
+      </w:pPr>
+      <w:r>
+        <w:rPr>
+          <w:rFonts w:ascii="Times New Roman" w:eastAsiaTheme="minorHAnsi" w:hAnsi="Times New Roman" w:cs="Times New Roman"/>
+          <w:b/>
+          <w:bCs/>
+          <w:lang w:eastAsia="en-US"/>
+        </w:rPr>
+        <w:t xml:space="preserve">Art. </w:t>
+      </w:r>
+      <w:r>
+        <w:rPr>
+          <w:rFonts w:ascii="Times New Roman" w:eastAsiaTheme="minorHAnsi" w:hAnsi="Times New Roman" w:cs="Times New Roman"/>
+          <w:b/>
+          <w:bCs/>
+          <w:lang w:eastAsia="en-US"/>
+        </w:rPr>
+        <w:t>22</w:t>
+      </w:r>
+      <w:r>
+        <w:rPr>
+          <w:rFonts w:ascii="Times New Roman" w:eastAsiaTheme="minorHAnsi" w:hAnsi="Times New Roman" w:cs="Times New Roman"/>
+          <w:b/>
+          <w:bCs/>
+          <w:lang w:eastAsia="en-US"/>
+        </w:rPr>
+        <w:t>.</w:t>
+      </w:r>
+      <w:r>
+        <w:rPr>
+          <w:rFonts w:ascii="Times New Roman" w:eastAsiaTheme="minorHAnsi" w:hAnsi="Times New Roman" w:cs="Times New Roman"/>
+          <w:lang w:eastAsia="en-US"/>
+        </w:rPr>
+        <w:t xml:space="preserve"> 1. </w:t>
+      </w:r>
+      <w:r>
+        <w:rPr>
+          <w:rFonts w:ascii="Times New Roman" w:eastAsiaTheme="minorHAnsi" w:hAnsi="Times New Roman" w:cs="Times New Roman"/>
+          <w:lang w:eastAsia="en-US"/>
+        </w:rPr>
+        <w:t>Protest przeciwko ważności wyborów może wnieść każdy wyborca wpisany do rejestru wyborców w danym okręgu w terminie 7 dni od dnia ogłoszenia wyników wyborów.</w:t>
+      </w:r>
+    </w:p>
+    <w:p>
+      <w:pPr>
+        <w:tabs>
+          <w:tab w:val="left" w:pos="3807"/>
+        </w:tabs>
+        <w:spacing w:after="0" w:line="360" w:lineRule="auto"/>
+        <w:jc w:val="both"/>
+        <w:rPr>
+          <w:rFonts w:ascii="Times New Roman" w:eastAsiaTheme="minorHAnsi" w:hAnsi="Times New Roman" w:cs="Times New Roman"/>
+          <w:lang w:eastAsia="en-US"/>
+        </w:rPr>
+      </w:pPr>
+      <w:r>
+        <w:rPr>
+          <w:rFonts w:ascii="Times New Roman" w:eastAsiaTheme="minorHAnsi" w:hAnsi="Times New Roman" w:cs="Times New Roman"/>
+          <w:lang w:eastAsia="en-US"/>
+        </w:rPr>
+        <w:t xml:space="preserve">2. </w:t>
+      </w:r>
+      <w:r>
+        <w:rPr>
+          <w:rFonts w:ascii="Times New Roman" w:eastAsiaTheme="minorHAnsi" w:hAnsi="Times New Roman" w:cs="Times New Roman"/>
+          <w:lang w:eastAsia="en-US"/>
+        </w:rPr>
+        <w:t>Protest musi zawierać sformułowanie zarzutu naruszenia przepisów prawa wyborczego lub Konstytucji oraz dowody, na których wnioskodawca opiera swoje twierdzenia.</w:t>
+      </w:r>
+    </w:p>
+    <w:p>
+      <w:pPr>
+        <w:tabs>
+          <w:tab w:val="left" w:pos="3807"/>
+        </w:tabs>
+        <w:spacing w:after="0" w:line="360" w:lineRule="auto"/>
+        <w:jc w:val="both"/>
+        <w:rPr>
+          <w:rFonts w:ascii="Times New Roman" w:eastAsiaTheme="minorHAnsi" w:hAnsi="Times New Roman" w:cs="Times New Roman"/>
+          <w:lang w:eastAsia="en-US"/>
+        </w:rPr>
+      </w:pPr>
+      <w:r>
+        <w:rPr>
+          <w:rFonts w:ascii="Times New Roman" w:eastAsiaTheme="minorHAnsi" w:hAnsi="Times New Roman" w:cs="Times New Roman"/>
+          <w:lang w:eastAsia="en-US"/>
+        </w:rPr>
+        <w:t xml:space="preserve">3. </w:t>
+      </w:r>
+      <w:r>
+        <w:rPr>
+          <w:rFonts w:ascii="Times New Roman" w:eastAsiaTheme="minorHAnsi" w:hAnsi="Times New Roman" w:cs="Times New Roman"/>
+          <w:lang w:eastAsia="en-US"/>
+        </w:rPr>
+        <w:t>Protesty podlegają badaniu wstępnemu w trybie art. 19 niniejszej ustawy.</w:t>
+      </w:r>
+    </w:p>
+    <w:p>
+      <w:pPr>
+        <w:tabs>
+          <w:tab w:val="left" w:pos="3807"/>
+        </w:tabs>
+        <w:spacing w:after="0" w:line="360" w:lineRule="auto"/>
+        <w:jc w:val="both"/>
+        <w:rPr>
+          <w:rFonts w:ascii="Times New Roman" w:eastAsiaTheme="minorHAnsi" w:hAnsi="Times New Roman" w:cs="Times New Roman"/>
+          <w:lang w:eastAsia="en-US"/>
+        </w:rPr>
+      </w:pPr>
+      <w:r>
+        <w:rPr>
+          <w:rFonts w:ascii="Times New Roman" w:eastAsiaTheme="minorHAnsi" w:hAnsi="Times New Roman" w:cs="Times New Roman"/>
+          <w:lang w:eastAsia="en-US"/>
+        </w:rPr>
+        <w:t xml:space="preserve">4. </w:t>
+      </w:r>
+      <w:r>
+        <w:rPr>
+          <w:rFonts w:ascii="Times New Roman" w:eastAsiaTheme="minorHAnsi" w:hAnsi="Times New Roman" w:cs="Times New Roman"/>
+          <w:lang w:eastAsia="en-US"/>
+        </w:rPr>
+        <w:t>Trybunał orzeka w przedmiocie ważności wyborów na podstawie sprawozdania z wyborów przedstawionego przez właściwy organ wyborczy oraz po rozpatrzeniu protestów wyborczych.</w:t>
+      </w:r>
+    </w:p>
+    <w:p>
+      <w:pPr>
+        <w:tabs>
+          <w:tab w:val="left" w:pos="3807"/>
+        </w:tabs>
+        <w:spacing w:after="0" w:line="360" w:lineRule="auto"/>
+        <w:jc w:val="both"/>
+        <w:rPr>
+          <w:rFonts w:ascii="Times New Roman" w:eastAsiaTheme="minorHAnsi" w:hAnsi="Times New Roman" w:cs="Times New Roman"/>
+          <w:lang w:eastAsia="en-US"/>
+        </w:rPr>
+      </w:pPr>
+    </w:p>
+    <w:p>
+      <w:pPr>
+        <w:tabs>
+          <w:tab w:val="left" w:pos="3807"/>
+        </w:tabs>
+        <w:spacing w:after="0" w:line="360" w:lineRule="auto"/>
+        <w:jc w:val="both"/>
+        <w:rPr>
+          <w:rFonts w:ascii="Times New Roman" w:eastAsiaTheme="minorHAnsi" w:hAnsi="Times New Roman" w:cs="Times New Roman"/>
+          <w:lang w:eastAsia="en-US"/>
+        </w:rPr>
+      </w:pPr>
+      <w:r>
+        <w:rPr>
+          <w:rFonts w:ascii="Times New Roman" w:eastAsiaTheme="minorHAnsi" w:hAnsi="Times New Roman" w:cs="Times New Roman"/>
+          <w:b/>
+          <w:bCs/>
+          <w:lang w:eastAsia="en-US"/>
+        </w:rPr>
+        <w:t>Art. 2</w:t>
+      </w:r>
+      <w:r>
+        <w:rPr>
+          <w:rFonts w:ascii="Times New Roman" w:eastAsiaTheme="minorHAnsi" w:hAnsi="Times New Roman" w:cs="Times New Roman"/>
+          <w:b/>
+          <w:bCs/>
+          <w:lang w:eastAsia="en-US"/>
+        </w:rPr>
+        <w:t>3</w:t>
+      </w:r>
+      <w:r>
+        <w:rPr>
+          <w:rFonts w:ascii="Times New Roman" w:eastAsiaTheme="minorHAnsi" w:hAnsi="Times New Roman" w:cs="Times New Roman"/>
+          <w:b/>
+          <w:bCs/>
+          <w:lang w:eastAsia="en-US"/>
+        </w:rPr>
+        <w:t>.</w:t>
+      </w:r>
+      <w:r>
+        <w:rPr>
+          <w:rFonts w:ascii="Times New Roman" w:eastAsiaTheme="minorHAnsi" w:hAnsi="Times New Roman" w:cs="Times New Roman"/>
+          <w:lang w:eastAsia="en-US"/>
+        </w:rPr>
+        <w:t xml:space="preserve"> 1. </w:t>
+      </w:r>
+      <w:r>
+        <w:rPr>
+          <w:rFonts w:ascii="Times New Roman" w:eastAsiaTheme="minorHAnsi" w:hAnsi="Times New Roman" w:cs="Times New Roman"/>
+          <w:lang w:eastAsia="en-US"/>
+        </w:rPr>
+        <w:t>Sędzia sprawozdawca przygotowuje projekt orzeczenia wraz z uzasadnieniem.</w:t>
+      </w:r>
+    </w:p>
+    <w:p>
+      <w:pPr>
+        <w:tabs>
+          <w:tab w:val="left" w:pos="3807"/>
+        </w:tabs>
+        <w:spacing w:after="0" w:line="360" w:lineRule="auto"/>
+        <w:jc w:val="both"/>
+        <w:rPr>
+          <w:rFonts w:ascii="Times New Roman" w:eastAsiaTheme="minorHAnsi" w:hAnsi="Times New Roman" w:cs="Times New Roman"/>
+          <w:lang w:eastAsia="en-US"/>
+        </w:rPr>
+      </w:pPr>
+      <w:r>
+        <w:rPr>
+          <w:rFonts w:ascii="Times New Roman" w:eastAsiaTheme="minorHAnsi" w:hAnsi="Times New Roman" w:cs="Times New Roman"/>
+          <w:lang w:eastAsia="en-US"/>
+        </w:rPr>
+        <w:t xml:space="preserve">2. </w:t>
+      </w:r>
+      <w:r>
+        <w:rPr>
+          <w:rFonts w:ascii="Times New Roman" w:eastAsiaTheme="minorHAnsi" w:hAnsi="Times New Roman" w:cs="Times New Roman"/>
+          <w:lang w:eastAsia="en-US"/>
+        </w:rPr>
+        <w:t>Orzeczenia zapadają większością głosów składu orzekającego. Sędzia, który nie zgadza się z większością, ma prawo złożyć zdanie odrębne, które publikuje się wraz z orzeczeniem.</w:t>
+      </w:r>
+    </w:p>
+    <w:p>
+      <w:pPr>
+        <w:tabs>
+          <w:tab w:val="left" w:pos="3807"/>
+        </w:tabs>
+        <w:spacing w:after="0" w:line="360" w:lineRule="auto"/>
+        <w:jc w:val="both"/>
+        <w:rPr>
+          <w:rFonts w:ascii="Times New Roman" w:eastAsiaTheme="minorHAnsi" w:hAnsi="Times New Roman" w:cs="Times New Roman"/>
+          <w:lang w:eastAsia="en-US"/>
+        </w:rPr>
+      </w:pPr>
+    </w:p>
+    <w:p>
+      <w:pPr>
+        <w:keepNext/>
+        <w:keepLines/>
+        <w:tabs>
+          <w:tab w:val="left" w:pos="3807"/>
+        </w:tabs>
+        <w:spacing w:after="0" w:line="360" w:lineRule="auto"/>
+        <w:jc w:val="center"/>
+        <w:rPr>
+          <w:rFonts w:ascii="Times New Roman" w:eastAsiaTheme="minorHAnsi" w:hAnsi="Times New Roman" w:cs="Times New Roman"/>
+          <w:lang w:eastAsia="en-US"/>
+        </w:rPr>
+      </w:pPr>
+      <w:r>
+        <w:rPr>
+          <w:rFonts w:ascii="Times New Roman" w:eastAsiaTheme="minorHAnsi" w:hAnsi="Times New Roman" w:cs="Times New Roman"/>
+          <w:lang w:eastAsia="en-US"/>
+        </w:rPr>
+        <w:t>ROZDZIAŁ V</w:t>
+      </w:r>
+    </w:p>
+    <w:p>
+      <w:pPr>
+        <w:keepNext/>
+        <w:keepLines/>
+        <w:tabs>
+          <w:tab w:val="left" w:pos="3807"/>
+        </w:tabs>
+        <w:spacing w:after="0" w:line="360" w:lineRule="auto"/>
+        <w:jc w:val="center"/>
+        <w:rPr>
+          <w:rFonts w:ascii="Times New Roman" w:eastAsiaTheme="minorHAnsi" w:hAnsi="Times New Roman" w:cs="Times New Roman"/>
+          <w:b/>
+          <w:bCs/>
+          <w:lang w:eastAsia="en-US"/>
+        </w:rPr>
+      </w:pPr>
+      <w:r>
+        <w:rPr>
+          <w:rFonts w:ascii="Times New Roman" w:eastAsiaTheme="minorHAnsi" w:hAnsi="Times New Roman" w:cs="Times New Roman"/>
+          <w:b/>
+          <w:bCs/>
+          <w:lang w:eastAsia="en-US"/>
+        </w:rPr>
+        <w:t>WNIOSKI I PYTANIA PRAWNE</w:t>
+      </w:r>
+    </w:p>
+    <w:p>
+      <w:pPr>
+        <w:tabs>
+          <w:tab w:val="left" w:pos="3807"/>
+        </w:tabs>
+        <w:spacing w:after="0" w:line="360" w:lineRule="auto"/>
+        <w:jc w:val="both"/>
+        <w:rPr>
+          <w:rFonts w:ascii="Times New Roman" w:eastAsiaTheme="minorHAnsi" w:hAnsi="Times New Roman" w:cs="Times New Roman"/>
+          <w:b/>
+          <w:bCs/>
+          <w:lang w:eastAsia="en-US"/>
+        </w:rPr>
+      </w:pPr>
+    </w:p>
+    <w:p>
+      <w:pPr>
+        <w:tabs>
+          <w:tab w:val="left" w:pos="3807"/>
+        </w:tabs>
+        <w:spacing w:after="0" w:line="360" w:lineRule="auto"/>
+        <w:jc w:val="both"/>
+        <w:rPr>
+          <w:rFonts w:ascii="Times New Roman" w:eastAsiaTheme="minorHAnsi" w:hAnsi="Times New Roman" w:cs="Times New Roman"/>
+          <w:lang w:eastAsia="en-US"/>
+        </w:rPr>
+      </w:pPr>
+      <w:r>
+        <w:rPr>
+          <w:rFonts w:ascii="Times New Roman" w:eastAsiaTheme="minorHAnsi" w:hAnsi="Times New Roman" w:cs="Times New Roman"/>
+          <w:b/>
+          <w:bCs/>
+          <w:lang w:eastAsia="en-US"/>
+        </w:rPr>
+        <w:t xml:space="preserve">Art. </w:t>
+      </w:r>
+      <w:r>
+        <w:rPr>
+          <w:rFonts w:ascii="Times New Roman" w:eastAsiaTheme="minorHAnsi" w:hAnsi="Times New Roman" w:cs="Times New Roman"/>
+          <w:b/>
+          <w:bCs/>
+          <w:lang w:eastAsia="en-US"/>
+        </w:rPr>
+        <w:t>24</w:t>
+      </w:r>
+      <w:r>
+        <w:rPr>
+          <w:rFonts w:ascii="Times New Roman" w:eastAsiaTheme="minorHAnsi" w:hAnsi="Times New Roman" w:cs="Times New Roman"/>
+          <w:b/>
+          <w:bCs/>
+          <w:lang w:eastAsia="en-US"/>
+        </w:rPr>
+        <w:t>.</w:t>
+      </w:r>
+      <w:r>
+        <w:rPr>
+          <w:rFonts w:ascii="Times New Roman" w:eastAsiaTheme="minorHAnsi" w:hAnsi="Times New Roman" w:cs="Times New Roman"/>
+          <w:lang w:eastAsia="en-US"/>
+        </w:rPr>
+        <w:t xml:space="preserve"> 1. </w:t>
+      </w:r>
+      <w:r>
+        <w:rPr>
+          <w:rFonts w:ascii="Times New Roman" w:eastAsiaTheme="minorHAnsi" w:hAnsi="Times New Roman" w:cs="Times New Roman"/>
+          <w:lang w:eastAsia="en-US"/>
+        </w:rPr>
+        <w:t>Postępowanie przed Trybunałem wszczyna się na podstawie wniosku uprawnionego podmiotu lub pytania prawnego sądu.</w:t>
+      </w:r>
+    </w:p>
+    <w:p>
+      <w:pPr>
+        <w:tabs>
+          <w:tab w:val="left" w:pos="3807"/>
+        </w:tabs>
+        <w:spacing w:after="0" w:line="360" w:lineRule="auto"/>
+        <w:jc w:val="both"/>
+        <w:rPr>
+          <w:rFonts w:ascii="Times New Roman" w:eastAsiaTheme="minorHAnsi" w:hAnsi="Times New Roman" w:cs="Times New Roman"/>
+          <w:lang w:eastAsia="en-US"/>
+        </w:rPr>
+      </w:pPr>
+      <w:r>
+        <w:rPr>
+          <w:rFonts w:ascii="Times New Roman" w:eastAsiaTheme="minorHAnsi" w:hAnsi="Times New Roman" w:cs="Times New Roman"/>
+          <w:lang w:eastAsia="en-US"/>
+        </w:rPr>
+        <w:t xml:space="preserve">2. </w:t>
+      </w:r>
+      <w:r>
+        <w:rPr>
+          <w:rFonts w:ascii="Times New Roman" w:eastAsiaTheme="minorHAnsi" w:hAnsi="Times New Roman" w:cs="Times New Roman"/>
+          <w:lang w:eastAsia="en-US"/>
+        </w:rPr>
+        <w:t>Wniosek lub pytanie prawne sporządza się w języku urzędowym Korony w formie pisemnej.</w:t>
+      </w:r>
+    </w:p>
+    <w:p>
+      <w:pPr>
+        <w:tabs>
+          <w:tab w:val="left" w:pos="3807"/>
+        </w:tabs>
+        <w:spacing w:after="0" w:line="360" w:lineRule="auto"/>
+        <w:jc w:val="both"/>
+        <w:rPr>
+          <w:rFonts w:ascii="Times New Roman" w:eastAsiaTheme="minorHAnsi" w:hAnsi="Times New Roman" w:cs="Times New Roman"/>
+          <w:lang w:eastAsia="en-US"/>
+        </w:rPr>
+      </w:pPr>
+    </w:p>
+    <w:p>
+      <w:pPr>
+        <w:tabs>
+          <w:tab w:val="left" w:pos="3807"/>
+        </w:tabs>
+        <w:spacing w:after="0" w:line="360" w:lineRule="auto"/>
+        <w:jc w:val="both"/>
+        <w:rPr>
+          <w:rFonts w:ascii="Times New Roman" w:eastAsiaTheme="minorHAnsi" w:hAnsi="Times New Roman" w:cs="Times New Roman"/>
+          <w:lang w:eastAsia="en-US"/>
+        </w:rPr>
+      </w:pPr>
+      <w:r>
+        <w:rPr>
+          <w:rFonts w:ascii="Times New Roman" w:eastAsiaTheme="minorHAnsi" w:hAnsi="Times New Roman" w:cs="Times New Roman"/>
+          <w:b/>
+          <w:bCs/>
+          <w:lang w:eastAsia="en-US"/>
+        </w:rPr>
+        <w:t>Art. 2</w:t>
+      </w:r>
+      <w:r>
+        <w:rPr>
+          <w:rFonts w:ascii="Times New Roman" w:eastAsiaTheme="minorHAnsi" w:hAnsi="Times New Roman" w:cs="Times New Roman"/>
+          <w:b/>
+          <w:bCs/>
+          <w:lang w:eastAsia="en-US"/>
+        </w:rPr>
+        <w:t>5</w:t>
+      </w:r>
+      <w:r>
+        <w:rPr>
+          <w:rFonts w:ascii="Times New Roman" w:eastAsiaTheme="minorHAnsi" w:hAnsi="Times New Roman" w:cs="Times New Roman"/>
+          <w:b/>
+          <w:bCs/>
+          <w:lang w:eastAsia="en-US"/>
+        </w:rPr>
+        <w:t>.</w:t>
+      </w:r>
+      <w:r>
+        <w:rPr>
+          <w:rFonts w:ascii="Times New Roman" w:eastAsiaTheme="minorHAnsi" w:hAnsi="Times New Roman" w:cs="Times New Roman"/>
+          <w:lang w:eastAsia="en-US"/>
+        </w:rPr>
+        <w:t xml:space="preserve"> 1. </w:t>
+      </w:r>
+      <w:r>
+        <w:rPr>
+          <w:rFonts w:ascii="Times New Roman" w:eastAsiaTheme="minorHAnsi" w:hAnsi="Times New Roman" w:cs="Times New Roman"/>
+          <w:lang w:eastAsia="en-US"/>
+        </w:rPr>
+        <w:t>Wniosek organów, o których mowa w art. 123 pkt 1–8 oraz 10 Konstytucji, powinien zawierać:</w:t>
+      </w:r>
+    </w:p>
+    <w:p>
+      <w:pPr>
+        <w:tabs>
+          <w:tab w:val="left" w:pos="3807"/>
+        </w:tabs>
+        <w:spacing w:after="0" w:line="360" w:lineRule="auto"/>
+        <w:jc w:val="both"/>
+        <w:rPr>
+          <w:rFonts w:ascii="Times New Roman" w:eastAsiaTheme="minorHAnsi" w:hAnsi="Times New Roman" w:cs="Times New Roman"/>
+          <w:lang w:eastAsia="en-US"/>
+        </w:rPr>
+      </w:pPr>
+      <w:r>
+        <w:rPr>
+          <w:rFonts w:ascii="Times New Roman" w:eastAsiaTheme="minorHAnsi" w:hAnsi="Times New Roman" w:cs="Times New Roman"/>
+          <w:lang w:eastAsia="en-US"/>
+        </w:rPr>
+        <w:t xml:space="preserve">1) </w:t>
+      </w:r>
+      <w:r>
+        <w:rPr>
+          <w:rFonts w:ascii="Times New Roman" w:eastAsiaTheme="minorHAnsi" w:hAnsi="Times New Roman" w:cs="Times New Roman"/>
+          <w:lang w:eastAsia="en-US"/>
+        </w:rPr>
+        <w:t>oznaczenie wnioskodawcy;</w:t>
+      </w:r>
+    </w:p>
+    <w:p>
+      <w:pPr>
+        <w:tabs>
+          <w:tab w:val="left" w:pos="3807"/>
+        </w:tabs>
+        <w:spacing w:after="0" w:line="360" w:lineRule="auto"/>
+        <w:jc w:val="both"/>
+        <w:rPr>
+          <w:rFonts w:ascii="Times New Roman" w:eastAsiaTheme="minorHAnsi" w:hAnsi="Times New Roman" w:cs="Times New Roman"/>
+          <w:lang w:eastAsia="en-US"/>
+        </w:rPr>
+      </w:pPr>
+      <w:r>
+        <w:rPr>
+          <w:rFonts w:ascii="Times New Roman" w:eastAsiaTheme="minorHAnsi" w:hAnsi="Times New Roman" w:cs="Times New Roman"/>
+          <w:lang w:eastAsia="en-US"/>
+        </w:rPr>
+        <w:t xml:space="preserve">2) </w:t>
+      </w:r>
+      <w:r>
+        <w:rPr>
+          <w:rFonts w:ascii="Times New Roman" w:eastAsiaTheme="minorHAnsi" w:hAnsi="Times New Roman" w:cs="Times New Roman"/>
+          <w:lang w:eastAsia="en-US"/>
+        </w:rPr>
+        <w:t>wskazanie aktu normatywnego lub jego części, których zgodność z aktem wyższego rzędu lub prawem naturalnym jest kwestionowana;</w:t>
+      </w:r>
+    </w:p>
+    <w:p>
+      <w:pPr>
+        <w:tabs>
+          <w:tab w:val="left" w:pos="3807"/>
+        </w:tabs>
+        <w:spacing w:after="0" w:line="360" w:lineRule="auto"/>
+        <w:jc w:val="both"/>
+        <w:rPr>
+          <w:rFonts w:ascii="Times New Roman" w:eastAsiaTheme="minorHAnsi" w:hAnsi="Times New Roman" w:cs="Times New Roman"/>
+          <w:lang w:eastAsia="en-US"/>
+        </w:rPr>
+      </w:pPr>
+      <w:r>
+        <w:rPr>
+          <w:rFonts w:ascii="Times New Roman" w:eastAsiaTheme="minorHAnsi" w:hAnsi="Times New Roman" w:cs="Times New Roman"/>
+          <w:lang w:eastAsia="en-US"/>
+        </w:rPr>
+        <w:t xml:space="preserve">3) </w:t>
+      </w:r>
+      <w:r>
+        <w:rPr>
+          <w:rFonts w:ascii="Times New Roman" w:eastAsiaTheme="minorHAnsi" w:hAnsi="Times New Roman" w:cs="Times New Roman"/>
+          <w:lang w:eastAsia="en-US"/>
+        </w:rPr>
+        <w:t>sformułowanie zarzutu wraz z uzasadnieniem wskazującym naruszone normy lub wartości Korony;</w:t>
+      </w:r>
+    </w:p>
+    <w:p>
+      <w:pPr>
+        <w:tabs>
+          <w:tab w:val="left" w:pos="3807"/>
+        </w:tabs>
+        <w:spacing w:after="0" w:line="360" w:lineRule="auto"/>
+        <w:jc w:val="both"/>
+        <w:rPr>
+          <w:rFonts w:ascii="Times New Roman" w:eastAsiaTheme="minorHAnsi" w:hAnsi="Times New Roman" w:cs="Times New Roman"/>
+          <w:lang w:eastAsia="en-US"/>
+        </w:rPr>
+      </w:pPr>
+      <w:r>
+        <w:rPr>
+          <w:rFonts w:ascii="Times New Roman" w:eastAsiaTheme="minorHAnsi" w:hAnsi="Times New Roman" w:cs="Times New Roman"/>
+          <w:lang w:eastAsia="en-US"/>
+        </w:rPr>
+        <w:t xml:space="preserve">4) </w:t>
+      </w:r>
+      <w:r>
+        <w:rPr>
+          <w:rFonts w:ascii="Times New Roman" w:eastAsiaTheme="minorHAnsi" w:hAnsi="Times New Roman" w:cs="Times New Roman"/>
+          <w:lang w:eastAsia="en-US"/>
+        </w:rPr>
+        <w:t>dowody potwierdzające zasadność wniosku.</w:t>
+      </w:r>
+    </w:p>
+    <w:p>
+      <w:pPr>
+        <w:tabs>
+          <w:tab w:val="left" w:pos="3807"/>
+        </w:tabs>
+        <w:spacing w:after="0" w:line="360" w:lineRule="auto"/>
+        <w:jc w:val="both"/>
+        <w:rPr>
+          <w:rFonts w:ascii="Times New Roman" w:eastAsiaTheme="minorHAnsi" w:hAnsi="Times New Roman" w:cs="Times New Roman"/>
+          <w:lang w:eastAsia="en-US"/>
+        </w:rPr>
+      </w:pPr>
+      <w:r>
+        <w:rPr>
+          <w:rFonts w:ascii="Times New Roman" w:eastAsiaTheme="minorHAnsi" w:hAnsi="Times New Roman" w:cs="Times New Roman"/>
+          <w:lang w:eastAsia="en-US"/>
+        </w:rPr>
+        <w:t xml:space="preserve">2. </w:t>
+      </w:r>
+      <w:r>
+        <w:rPr>
+          <w:rFonts w:ascii="Times New Roman" w:eastAsiaTheme="minorHAnsi" w:hAnsi="Times New Roman" w:cs="Times New Roman"/>
+          <w:lang w:eastAsia="en-US"/>
+        </w:rPr>
+        <w:t>Wniosek Pierwszego Senatora lub Grupy 10 Senatorów wnosi się po podjęciu stosownej uchwały lub zebraniu podpisów, zgodnie z ustawą o Senacie.</w:t>
+      </w:r>
+    </w:p>
+    <w:p>
+      <w:pPr>
+        <w:tabs>
+          <w:tab w:val="left" w:pos="3807"/>
+        </w:tabs>
+        <w:spacing w:after="0" w:line="360" w:lineRule="auto"/>
+        <w:jc w:val="both"/>
+        <w:rPr>
+          <w:rFonts w:ascii="Times New Roman" w:eastAsiaTheme="minorHAnsi" w:hAnsi="Times New Roman" w:cs="Times New Roman"/>
+          <w:lang w:eastAsia="en-US"/>
+        </w:rPr>
+      </w:pPr>
+      <w:r>
+        <w:rPr>
+          <w:rFonts w:ascii="Times New Roman" w:eastAsiaTheme="minorHAnsi" w:hAnsi="Times New Roman" w:cs="Times New Roman"/>
+          <w:lang w:eastAsia="en-US"/>
+        </w:rPr>
+        <w:t>3. Wniosek o zbadanie zasady prawnej, o której mowa w art. 21 ust. 1 pkt 6, może zgłosić również Prezes Koronnego Sądu Najwyższego lub Prezesi Koronnego Trybunału Administracyjnego, jeżeli powezmą wątpliwość co do zgodności ustalonej zasady z prawem naturalnym.</w:t>
+      </w:r>
+    </w:p>
+    <w:p>
+      <w:pPr>
+        <w:tabs>
+          <w:tab w:val="left" w:pos="3807"/>
+        </w:tabs>
+        <w:spacing w:after="0" w:line="360" w:lineRule="auto"/>
+        <w:jc w:val="both"/>
+        <w:rPr>
+          <w:rFonts w:ascii="Times New Roman" w:eastAsiaTheme="minorHAnsi" w:hAnsi="Times New Roman" w:cs="Times New Roman"/>
+          <w:lang w:eastAsia="en-US"/>
+        </w:rPr>
+      </w:pPr>
+    </w:p>
+    <w:p>
+      <w:pPr>
+        <w:tabs>
+          <w:tab w:val="left" w:pos="3807"/>
+        </w:tabs>
+        <w:spacing w:after="0" w:line="360" w:lineRule="auto"/>
+        <w:jc w:val="both"/>
+        <w:rPr>
+          <w:rFonts w:ascii="Times New Roman" w:eastAsiaTheme="minorHAnsi" w:hAnsi="Times New Roman" w:cs="Times New Roman"/>
+          <w:lang w:eastAsia="en-US"/>
+        </w:rPr>
+      </w:pPr>
+      <w:r>
+        <w:rPr>
+          <w:rFonts w:ascii="Times New Roman" w:eastAsiaTheme="minorHAnsi" w:hAnsi="Times New Roman" w:cs="Times New Roman"/>
+          <w:b/>
+          <w:bCs/>
+          <w:lang w:eastAsia="en-US"/>
+        </w:rPr>
+        <w:t>Art. 2</w:t>
+      </w:r>
+      <w:r>
+        <w:rPr>
+          <w:rFonts w:ascii="Times New Roman" w:eastAsiaTheme="minorHAnsi" w:hAnsi="Times New Roman" w:cs="Times New Roman"/>
+          <w:b/>
+          <w:bCs/>
+          <w:lang w:eastAsia="en-US"/>
+        </w:rPr>
+        <w:t>6</w:t>
+      </w:r>
+      <w:r>
+        <w:rPr>
+          <w:rFonts w:ascii="Times New Roman" w:eastAsiaTheme="minorHAnsi" w:hAnsi="Times New Roman" w:cs="Times New Roman"/>
+          <w:b/>
+          <w:bCs/>
+          <w:lang w:eastAsia="en-US"/>
+        </w:rPr>
+        <w:t>.</w:t>
+      </w:r>
+      <w:r>
+        <w:rPr>
+          <w:rFonts w:ascii="Times New Roman" w:eastAsiaTheme="minorHAnsi" w:hAnsi="Times New Roman" w:cs="Times New Roman"/>
+          <w:lang w:eastAsia="en-US"/>
+        </w:rPr>
+        <w:t xml:space="preserve"> 1. </w:t>
+      </w:r>
+      <w:r>
+        <w:rPr>
+          <w:rFonts w:ascii="Times New Roman" w:eastAsiaTheme="minorHAnsi" w:hAnsi="Times New Roman" w:cs="Times New Roman"/>
+          <w:lang w:eastAsia="en-US"/>
+        </w:rPr>
+        <w:t>Wniosek grupy 50 tysięcy obywateli, o którym mowa w art. 123 pkt 9 Konstytucji, wymaga powołania Komitetu Wnioskodawczego składającego się z co najmniej 15 osób posiadających pełnię praw publicznych.</w:t>
       </w:r>
     </w:p>
     <w:p>
@@ -2884,7 +3654,7 @@
           <w:rFonts w:ascii="Times New Roman" w:eastAsiaTheme="minorHAnsi" w:hAnsi="Times New Roman" w:cs="Times New Roman"/>
           <w:lang w:eastAsia="en-US"/>
         </w:rPr>
-        <w:t>Orzekanie w pełnym składzie wymaga obecności co najmniej dwunastu sędziów.</w:t>
+        <w:t>Wniosek obywatelski, poza wymogami określonymi w art. 24 ust. 1, musi zawierać załącznik z wykazem 50 tysięcy czytelnych podpisów obywateli Korony, zawierający ich imiona, nazwiska oraz numery identyfikacyjne.</w:t>
       </w:r>
     </w:p>
     <w:p>
@@ -2911,51 +3681,51 @@
           <w:rFonts w:ascii="Times New Roman" w:eastAsiaTheme="minorHAnsi" w:hAnsi="Times New Roman" w:cs="Times New Roman"/>
           <w:lang w:eastAsia="en-US"/>
         </w:rPr>
-        <w:t>W sprawach, o których mowa w ust. 1 pkt 5, Trybunał może zwrócić się o niewiążącą opinię do Patriarchy Świętego Kościoła Lewosławia lub Arcybiskupa Koronnego Kościoła Ignistrigona.</w:t>
-      </w:r>
-    </w:p>
-    <w:p>
-      <w:pPr>
-        <w:tabs>
-          <w:tab w:val="left" w:pos="3807"/>
-        </w:tabs>
-        <w:spacing w:after="0" w:line="360" w:lineRule="auto"/>
-        <w:jc w:val="both"/>
-        <w:rPr>
-          <w:rFonts w:ascii="Times New Roman" w:eastAsiaTheme="minorHAnsi" w:hAnsi="Times New Roman" w:cs="Times New Roman"/>
-          <w:lang w:eastAsia="en-US"/>
-        </w:rPr>
-      </w:pPr>
-    </w:p>
-    <w:p>
-      <w:pPr>
-        <w:tabs>
-          <w:tab w:val="left" w:pos="3807"/>
-        </w:tabs>
-        <w:spacing w:after="0" w:line="360" w:lineRule="auto"/>
-        <w:jc w:val="both"/>
-        <w:rPr>
-          <w:rFonts w:ascii="Times New Roman" w:eastAsiaTheme="minorHAnsi" w:hAnsi="Times New Roman" w:cs="Times New Roman"/>
-          <w:lang w:eastAsia="en-US"/>
-        </w:rPr>
-      </w:pPr>
-      <w:r>
-        <w:rPr>
-          <w:rFonts w:ascii="Times New Roman" w:eastAsiaTheme="minorHAnsi" w:hAnsi="Times New Roman" w:cs="Times New Roman"/>
-          <w:b/>
-          <w:bCs/>
-          <w:lang w:eastAsia="en-US"/>
-        </w:rPr>
-        <w:t xml:space="preserve">Art. </w:t>
-      </w:r>
-      <w:r>
-        <w:rPr>
-          <w:rFonts w:ascii="Times New Roman" w:eastAsiaTheme="minorHAnsi" w:hAnsi="Times New Roman" w:cs="Times New Roman"/>
-          <w:b/>
-          <w:bCs/>
-          <w:lang w:eastAsia="en-US"/>
-        </w:rPr>
-        <w:t>22</w:t>
+        <w:t>Prawdziwość podpisów weryfikuje sędzia wyznaczony do badania wstępnego. W przypadku uzasadnionych wątpliwości, Trybunał może zwrócić się o pomoc w weryfikacji do organów administracji koronnej lub Inkwizycji.</w:t>
+      </w:r>
+    </w:p>
+    <w:p>
+      <w:pPr>
+        <w:tabs>
+          <w:tab w:val="left" w:pos="3807"/>
+        </w:tabs>
+        <w:spacing w:after="0" w:line="360" w:lineRule="auto"/>
+        <w:jc w:val="both"/>
+        <w:rPr>
+          <w:rFonts w:ascii="Times New Roman" w:eastAsiaTheme="minorHAnsi" w:hAnsi="Times New Roman" w:cs="Times New Roman"/>
+          <w:lang w:eastAsia="en-US"/>
+        </w:rPr>
+      </w:pPr>
+    </w:p>
+    <w:p>
+      <w:pPr>
+        <w:tabs>
+          <w:tab w:val="left" w:pos="3807"/>
+        </w:tabs>
+        <w:spacing w:after="0" w:line="360" w:lineRule="auto"/>
+        <w:jc w:val="both"/>
+        <w:rPr>
+          <w:rFonts w:ascii="Times New Roman" w:eastAsiaTheme="minorHAnsi" w:hAnsi="Times New Roman" w:cs="Times New Roman"/>
+          <w:lang w:eastAsia="en-US"/>
+        </w:rPr>
+      </w:pPr>
+      <w:r>
+        <w:rPr>
+          <w:rFonts w:ascii="Times New Roman" w:eastAsiaTheme="minorHAnsi" w:hAnsi="Times New Roman" w:cs="Times New Roman"/>
+          <w:b/>
+          <w:bCs/>
+          <w:lang w:eastAsia="en-US"/>
+        </w:rPr>
+        <w:t>Art. 2</w:t>
+      </w:r>
+      <w:r>
+        <w:rPr>
+          <w:rFonts w:ascii="Times New Roman" w:eastAsiaTheme="minorHAnsi" w:hAnsi="Times New Roman" w:cs="Times New Roman"/>
+          <w:b/>
+          <w:bCs/>
+          <w:lang w:eastAsia="en-US"/>
+        </w:rPr>
+        <w:t>7</w:t>
       </w:r>
       <w:r>
         <w:rPr>
@@ -2978,7 +3748,88 @@
           <w:rFonts w:ascii="Times New Roman" w:eastAsiaTheme="minorHAnsi" w:hAnsi="Times New Roman" w:cs="Times New Roman"/>
           <w:lang w:eastAsia="en-US"/>
         </w:rPr>
-        <w:t>Protest przeciwko ważności wyborów może wnieść każdy wyborca wpisany do rejestru wyborców w danym okręgu w terminie 7 dni od dnia ogłoszenia wyników wyborów.</w:t>
+        <w:t>Pytanie prawne sądu, o którym mowa w art. 124 Konstytucji, powinno zawierać:</w:t>
+      </w:r>
+    </w:p>
+    <w:p>
+      <w:pPr>
+        <w:tabs>
+          <w:tab w:val="left" w:pos="3807"/>
+        </w:tabs>
+        <w:spacing w:after="0" w:line="360" w:lineRule="auto"/>
+        <w:jc w:val="both"/>
+        <w:rPr>
+          <w:rFonts w:ascii="Times New Roman" w:eastAsiaTheme="minorHAnsi" w:hAnsi="Times New Roman" w:cs="Times New Roman"/>
+          <w:lang w:eastAsia="en-US"/>
+        </w:rPr>
+      </w:pPr>
+      <w:r>
+        <w:rPr>
+          <w:rFonts w:ascii="Times New Roman" w:eastAsiaTheme="minorHAnsi" w:hAnsi="Times New Roman" w:cs="Times New Roman"/>
+          <w:lang w:eastAsia="en-US"/>
+        </w:rPr>
+        <w:t xml:space="preserve">1) </w:t>
+      </w:r>
+      <w:r>
+        <w:rPr>
+          <w:rFonts w:ascii="Times New Roman" w:eastAsiaTheme="minorHAnsi" w:hAnsi="Times New Roman" w:cs="Times New Roman"/>
+          <w:lang w:eastAsia="en-US"/>
+        </w:rPr>
+        <w:t>oznaczenie sądu kierującego pytanie;</w:t>
+      </w:r>
+    </w:p>
+    <w:p>
+      <w:pPr>
+        <w:tabs>
+          <w:tab w:val="left" w:pos="3807"/>
+        </w:tabs>
+        <w:spacing w:after="0" w:line="360" w:lineRule="auto"/>
+        <w:jc w:val="both"/>
+        <w:rPr>
+          <w:rFonts w:ascii="Times New Roman" w:eastAsiaTheme="minorHAnsi" w:hAnsi="Times New Roman" w:cs="Times New Roman"/>
+          <w:lang w:eastAsia="en-US"/>
+        </w:rPr>
+      </w:pPr>
+      <w:r>
+        <w:rPr>
+          <w:rFonts w:ascii="Times New Roman" w:eastAsiaTheme="minorHAnsi" w:hAnsi="Times New Roman" w:cs="Times New Roman"/>
+          <w:lang w:eastAsia="en-US"/>
+        </w:rPr>
+        <w:t xml:space="preserve">2) </w:t>
+      </w:r>
+      <w:r>
+        <w:rPr>
+          <w:rFonts w:ascii="Times New Roman" w:eastAsiaTheme="minorHAnsi" w:hAnsi="Times New Roman" w:cs="Times New Roman"/>
+          <w:lang w:eastAsia="en-US"/>
+        </w:rPr>
+        <w:t>wskazanie sprawy zawisłej przed sądem, której rozstrzygnięcie zależy od odpowiedzi na pytanie;</w:t>
+      </w:r>
+    </w:p>
+    <w:p>
+      <w:pPr>
+        <w:tabs>
+          <w:tab w:val="left" w:pos="3807"/>
+        </w:tabs>
+        <w:spacing w:after="0" w:line="360" w:lineRule="auto"/>
+        <w:jc w:val="both"/>
+        <w:rPr>
+          <w:rFonts w:ascii="Times New Roman" w:eastAsiaTheme="minorHAnsi" w:hAnsi="Times New Roman" w:cs="Times New Roman"/>
+          <w:lang w:eastAsia="en-US"/>
+        </w:rPr>
+      </w:pPr>
+      <w:r>
+        <w:rPr>
+          <w:rFonts w:ascii="Times New Roman" w:eastAsiaTheme="minorHAnsi" w:hAnsi="Times New Roman" w:cs="Times New Roman"/>
+          <w:lang w:eastAsia="en-US"/>
+        </w:rPr>
+        <w:t xml:space="preserve">3) </w:t>
+      </w:r>
+      <w:r>
+        <w:rPr>
+          <w:rFonts w:ascii="Times New Roman" w:eastAsiaTheme="minorHAnsi" w:hAnsi="Times New Roman" w:cs="Times New Roman"/>
+          <w:lang w:eastAsia="en-US"/>
+        </w:rPr>
+        <w:t>treść wątpliwości prawnych oraz wskazanie przepisu Konstytucji lub zasady prawa naturalnego, z którą badany akt może być niezgodny.</w:t>
       </w:r>
     </w:p>
     <w:p>
@@ -3005,61 +3856,7 @@
           <w:rFonts w:ascii="Times New Roman" w:eastAsiaTheme="minorHAnsi" w:hAnsi="Times New Roman" w:cs="Times New Roman"/>
           <w:lang w:eastAsia="en-US"/>
         </w:rPr>
-        <w:t>Protest musi zawierać sformułowanie zarzutu naruszenia przepisów prawa wyborczego lub Konstytucji oraz dowody, na których wnioskodawca opiera swoje twierdzenia.</w:t>
-      </w:r>
-    </w:p>
-    <w:p>
-      <w:pPr>
-        <w:tabs>
-          <w:tab w:val="left" w:pos="3807"/>
-        </w:tabs>
-        <w:spacing w:after="0" w:line="360" w:lineRule="auto"/>
-        <w:jc w:val="both"/>
-        <w:rPr>
-          <w:rFonts w:ascii="Times New Roman" w:eastAsiaTheme="minorHAnsi" w:hAnsi="Times New Roman" w:cs="Times New Roman"/>
-          <w:lang w:eastAsia="en-US"/>
-        </w:rPr>
-      </w:pPr>
-      <w:r>
-        <w:rPr>
-          <w:rFonts w:ascii="Times New Roman" w:eastAsiaTheme="minorHAnsi" w:hAnsi="Times New Roman" w:cs="Times New Roman"/>
-          <w:lang w:eastAsia="en-US"/>
-        </w:rPr>
-        <w:t xml:space="preserve">3. </w:t>
-      </w:r>
-      <w:r>
-        <w:rPr>
-          <w:rFonts w:ascii="Times New Roman" w:eastAsiaTheme="minorHAnsi" w:hAnsi="Times New Roman" w:cs="Times New Roman"/>
-          <w:lang w:eastAsia="en-US"/>
-        </w:rPr>
-        <w:t>Protesty podlegają badaniu wstępnemu w trybie art. 19 niniejszej ustawy.</w:t>
-      </w:r>
-    </w:p>
-    <w:p>
-      <w:pPr>
-        <w:tabs>
-          <w:tab w:val="left" w:pos="3807"/>
-        </w:tabs>
-        <w:spacing w:after="0" w:line="360" w:lineRule="auto"/>
-        <w:jc w:val="both"/>
-        <w:rPr>
-          <w:rFonts w:ascii="Times New Roman" w:eastAsiaTheme="minorHAnsi" w:hAnsi="Times New Roman" w:cs="Times New Roman"/>
-          <w:lang w:eastAsia="en-US"/>
-        </w:rPr>
-      </w:pPr>
-      <w:r>
-        <w:rPr>
-          <w:rFonts w:ascii="Times New Roman" w:eastAsiaTheme="minorHAnsi" w:hAnsi="Times New Roman" w:cs="Times New Roman"/>
-          <w:lang w:eastAsia="en-US"/>
-        </w:rPr>
-        <w:t xml:space="preserve">4. </w:t>
-      </w:r>
-      <w:r>
-        <w:rPr>
-          <w:rFonts w:ascii="Times New Roman" w:eastAsiaTheme="minorHAnsi" w:hAnsi="Times New Roman" w:cs="Times New Roman"/>
-          <w:lang w:eastAsia="en-US"/>
-        </w:rPr>
-        <w:t>Trybunał orzeka w przedmiocie ważności wyborów na podstawie sprawozdania z wyborów przedstawionego przez właściwy organ wyborczy oraz po rozpatrzeniu protestów wyborczych.</w:t>
+        <w:t>W przypadku wniosku o rozstrzygnięcie w sprawie precedensowej (sprawy nieznanej prawu koronnemu), sąd przedstawia szczegółowy opis stanu faktycznego, który wymaga rozstrzygnięcia w oparciu o prawo naturalne.</w:t>
       </w:r>
     </w:p>
     <w:p>
@@ -3103,7 +3900,7 @@
           <w:bCs/>
           <w:lang w:eastAsia="en-US"/>
         </w:rPr>
-        <w:t>3</w:t>
+        <w:t>8</w:t>
       </w:r>
       <w:r>
         <w:rPr>
@@ -3119,41 +3916,7 @@
           <w:rFonts w:ascii="Times New Roman" w:eastAsiaTheme="minorHAnsi" w:hAnsi="Times New Roman" w:cs="Times New Roman"/>
           <w:lang w:eastAsia="en-US"/>
         </w:rPr>
-        <w:t xml:space="preserve"> 1. </w:t>
-      </w:r>
-      <w:r>
-        <w:rPr>
-          <w:rFonts w:ascii="Times New Roman" w:eastAsiaTheme="minorHAnsi" w:hAnsi="Times New Roman" w:cs="Times New Roman"/>
-          <w:lang w:eastAsia="en-US"/>
-        </w:rPr>
-        <w:t>Sędzia sprawozdawca przygotowuje projekt orzeczenia wraz z uzasadnieniem.</w:t>
-      </w:r>
-    </w:p>
-    <w:p>
-      <w:pPr>
-        <w:tabs>
-          <w:tab w:val="left" w:pos="3807"/>
-        </w:tabs>
-        <w:spacing w:after="0" w:line="360" w:lineRule="auto"/>
-        <w:jc w:val="both"/>
-        <w:rPr>
-          <w:rFonts w:ascii="Times New Roman" w:eastAsiaTheme="minorHAnsi" w:hAnsi="Times New Roman" w:cs="Times New Roman"/>
-          <w:lang w:eastAsia="en-US"/>
-        </w:rPr>
-      </w:pPr>
-      <w:r>
-        <w:rPr>
-          <w:rFonts w:ascii="Times New Roman" w:eastAsiaTheme="minorHAnsi" w:hAnsi="Times New Roman" w:cs="Times New Roman"/>
-          <w:lang w:eastAsia="en-US"/>
-        </w:rPr>
-        <w:t xml:space="preserve">2. </w:t>
-      </w:r>
-      <w:r>
-        <w:rPr>
-          <w:rFonts w:ascii="Times New Roman" w:eastAsiaTheme="minorHAnsi" w:hAnsi="Times New Roman" w:cs="Times New Roman"/>
-          <w:lang w:eastAsia="en-US"/>
-        </w:rPr>
-        <w:t>Orzeczenia zapadają większością głosów składu orzekającego. Sędzia, który nie zgadza się z większością, ma prawo złożyć zdanie odrębne, które publikuje się wraz z orzeczeniem.</w:t>
+        <w:t xml:space="preserve"> Wnioskodawca może wycofać wniosek do czasu rozpoczęcia rozprawy. Wycofanie wniosku obywatelskiego wymaga zgody większości członków Komitetu Wnioskodawczego.</w:t>
       </w:r>
     </w:p>
     <w:p>
@@ -3188,7 +3951,7 @@
           <w:rFonts w:ascii="Times New Roman" w:eastAsiaTheme="minorHAnsi" w:hAnsi="Times New Roman" w:cs="Times New Roman"/>
           <w:lang w:eastAsia="en-US"/>
         </w:rPr>
-        <w:t>ROZDZIAŁ V</w:t>
+        <w:t>ROZDZIAŁ VI</w:t>
       </w:r>
     </w:p>
     <w:p>
@@ -3214,20 +3977,141 @@
           <w:bCs/>
           <w:lang w:eastAsia="en-US"/>
         </w:rPr>
-        <w:t>WNIOSKI I PYTANIA PRAWNE</w:t>
-      </w:r>
-    </w:p>
-    <w:p>
-      <w:pPr>
-        <w:tabs>
-          <w:tab w:val="left" w:pos="3807"/>
-        </w:tabs>
-        <w:spacing w:after="0" w:line="360" w:lineRule="auto"/>
-        <w:jc w:val="both"/>
-        <w:rPr>
-          <w:rFonts w:ascii="Times New Roman" w:eastAsiaTheme="minorHAnsi" w:hAnsi="Times New Roman" w:cs="Times New Roman"/>
-          <w:b/>
-          <w:bCs/>
+        <w:t>ORZECZENIA I ICH SKUTKI</w:t>
+      </w:r>
+    </w:p>
+    <w:p>
+      <w:pPr>
+        <w:tabs>
+          <w:tab w:val="left" w:pos="3807"/>
+        </w:tabs>
+        <w:spacing w:after="0" w:line="360" w:lineRule="auto"/>
+        <w:jc w:val="both"/>
+        <w:rPr>
+          <w:rFonts w:ascii="Times New Roman" w:eastAsiaTheme="minorHAnsi" w:hAnsi="Times New Roman" w:cs="Times New Roman"/>
+          <w:b/>
+          <w:bCs/>
+          <w:lang w:eastAsia="en-US"/>
+        </w:rPr>
+      </w:pPr>
+    </w:p>
+    <w:p>
+      <w:pPr>
+        <w:tabs>
+          <w:tab w:val="left" w:pos="3807"/>
+        </w:tabs>
+        <w:spacing w:after="0" w:line="360" w:lineRule="auto"/>
+        <w:jc w:val="both"/>
+        <w:rPr>
+          <w:rFonts w:ascii="Times New Roman" w:eastAsiaTheme="minorHAnsi" w:hAnsi="Times New Roman" w:cs="Times New Roman"/>
+          <w:lang w:eastAsia="en-US"/>
+        </w:rPr>
+      </w:pPr>
+      <w:r>
+        <w:rPr>
+          <w:rFonts w:ascii="Times New Roman" w:eastAsiaTheme="minorHAnsi" w:hAnsi="Times New Roman" w:cs="Times New Roman"/>
+          <w:b/>
+          <w:bCs/>
+          <w:lang w:eastAsia="en-US"/>
+        </w:rPr>
+        <w:t>Art. 2</w:t>
+      </w:r>
+      <w:r>
+        <w:rPr>
+          <w:rFonts w:ascii="Times New Roman" w:eastAsiaTheme="minorHAnsi" w:hAnsi="Times New Roman" w:cs="Times New Roman"/>
+          <w:b/>
+          <w:bCs/>
+          <w:lang w:eastAsia="en-US"/>
+        </w:rPr>
+        <w:t>9</w:t>
+      </w:r>
+      <w:r>
+        <w:rPr>
+          <w:rFonts w:ascii="Times New Roman" w:eastAsiaTheme="minorHAnsi" w:hAnsi="Times New Roman" w:cs="Times New Roman"/>
+          <w:b/>
+          <w:bCs/>
+          <w:lang w:eastAsia="en-US"/>
+        </w:rPr>
+        <w:t>.</w:t>
+      </w:r>
+      <w:r>
+        <w:rPr>
+          <w:rFonts w:ascii="Times New Roman" w:eastAsiaTheme="minorHAnsi" w:hAnsi="Times New Roman" w:cs="Times New Roman"/>
+          <w:lang w:eastAsia="en-US"/>
+        </w:rPr>
+        <w:t xml:space="preserve"> 1. </w:t>
+      </w:r>
+      <w:r>
+        <w:rPr>
+          <w:rFonts w:ascii="Times New Roman" w:eastAsiaTheme="minorHAnsi" w:hAnsi="Times New Roman" w:cs="Times New Roman"/>
+          <w:lang w:eastAsia="en-US"/>
+        </w:rPr>
+        <w:t>Rozstrzygnięcia Trybunału zapadają w formie wyroków (w sprawach merytorycznych) lub postanowień (w sprawach proceduralnych i incydentalnych).</w:t>
+      </w:r>
+    </w:p>
+    <w:p>
+      <w:pPr>
+        <w:tabs>
+          <w:tab w:val="left" w:pos="3807"/>
+        </w:tabs>
+        <w:spacing w:after="0" w:line="360" w:lineRule="auto"/>
+        <w:jc w:val="both"/>
+        <w:rPr>
+          <w:rFonts w:ascii="Times New Roman" w:eastAsiaTheme="minorHAnsi" w:hAnsi="Times New Roman" w:cs="Times New Roman"/>
+          <w:lang w:eastAsia="en-US"/>
+        </w:rPr>
+      </w:pPr>
+      <w:r>
+        <w:rPr>
+          <w:rFonts w:ascii="Times New Roman" w:eastAsiaTheme="minorHAnsi" w:hAnsi="Times New Roman" w:cs="Times New Roman"/>
+          <w:lang w:eastAsia="en-US"/>
+        </w:rPr>
+        <w:t xml:space="preserve">2. </w:t>
+      </w:r>
+      <w:r>
+        <w:rPr>
+          <w:rFonts w:ascii="Times New Roman" w:eastAsiaTheme="minorHAnsi" w:hAnsi="Times New Roman" w:cs="Times New Roman"/>
+          <w:lang w:eastAsia="en-US"/>
+        </w:rPr>
+        <w:t>Orzeczenia Trybunału zapadają większością głosów i są ostateczne.</w:t>
+      </w:r>
+    </w:p>
+    <w:p>
+      <w:pPr>
+        <w:tabs>
+          <w:tab w:val="left" w:pos="3807"/>
+        </w:tabs>
+        <w:spacing w:after="0" w:line="360" w:lineRule="auto"/>
+        <w:jc w:val="both"/>
+        <w:rPr>
+          <w:rFonts w:ascii="Times New Roman" w:eastAsiaTheme="minorHAnsi" w:hAnsi="Times New Roman" w:cs="Times New Roman"/>
+          <w:lang w:eastAsia="en-US"/>
+        </w:rPr>
+      </w:pPr>
+      <w:r>
+        <w:rPr>
+          <w:rFonts w:ascii="Times New Roman" w:eastAsiaTheme="minorHAnsi" w:hAnsi="Times New Roman" w:cs="Times New Roman"/>
+          <w:lang w:eastAsia="en-US"/>
+        </w:rPr>
+        <w:t xml:space="preserve">3. </w:t>
+      </w:r>
+      <w:r>
+        <w:rPr>
+          <w:rFonts w:ascii="Times New Roman" w:eastAsiaTheme="minorHAnsi" w:hAnsi="Times New Roman" w:cs="Times New Roman"/>
+          <w:lang w:eastAsia="en-US"/>
+        </w:rPr>
+        <w:t>Orzeczenia podlegają niezwłocznemu ogłoszeniu w Krulewskim Dzienniku Ustaw.</w:t>
+      </w:r>
+    </w:p>
+    <w:p>
+      <w:pPr>
+        <w:tabs>
+          <w:tab w:val="left" w:pos="3807"/>
+        </w:tabs>
+        <w:spacing w:after="0" w:line="360" w:lineRule="auto"/>
+        <w:jc w:val="both"/>
+        <w:rPr>
+          <w:rFonts w:ascii="Times New Roman" w:eastAsiaTheme="minorHAnsi" w:hAnsi="Times New Roman" w:cs="Times New Roman"/>
           <w:lang w:eastAsia="en-US"/>
         </w:rPr>
       </w:pPr>
@@ -3260,7 +4144,7 @@
           <w:bCs/>
           <w:lang w:eastAsia="en-US"/>
         </w:rPr>
-        <w:t>24</w:t>
+        <w:t>30</w:t>
       </w:r>
       <w:r>
         <w:rPr>
@@ -3283,7 +4167,7 @@
           <w:rFonts w:ascii="Times New Roman" w:eastAsiaTheme="minorHAnsi" w:hAnsi="Times New Roman" w:cs="Times New Roman"/>
           <w:lang w:eastAsia="en-US"/>
         </w:rPr>
-        <w:t>Postępowanie przed Trybunałem wszczyna się na podstawie wniosku uprawnionego podmiotu lub pytania prawnego sądu.</w:t>
+        <w:t>Akt normatywny lub jego część, którą Trybunał uznał za niezgodną z Konstytucją, prawem naturalnym lub ratyfikowaną umową międzynarodową, traci moc obowiązującą z dniem ogłoszenia wyroku, chyba że Trybunał określi inny termin.</w:t>
       </w:r>
     </w:p>
     <w:p>
@@ -3310,42 +4194,616 @@
           <w:rFonts w:ascii="Times New Roman" w:eastAsiaTheme="minorHAnsi" w:hAnsi="Times New Roman" w:cs="Times New Roman"/>
           <w:lang w:eastAsia="en-US"/>
         </w:rPr>
-        <w:t>Wniosek lub pytanie prawne sporządza się w języku urzędowym Korony w formie pisemnej.</w:t>
-      </w:r>
-    </w:p>
-    <w:p>
-      <w:pPr>
-        <w:tabs>
-          <w:tab w:val="left" w:pos="3807"/>
-        </w:tabs>
-        <w:spacing w:after="0" w:line="360" w:lineRule="auto"/>
-        <w:jc w:val="both"/>
-        <w:rPr>
-          <w:rFonts w:ascii="Times New Roman" w:eastAsiaTheme="minorHAnsi" w:hAnsi="Times New Roman" w:cs="Times New Roman"/>
-          <w:lang w:eastAsia="en-US"/>
-        </w:rPr>
-      </w:pPr>
-    </w:p>
-    <w:p>
-      <w:pPr>
-        <w:tabs>
-          <w:tab w:val="left" w:pos="3807"/>
-        </w:tabs>
-        <w:spacing w:after="0" w:line="360" w:lineRule="auto"/>
-        <w:jc w:val="both"/>
-        <w:rPr>
-          <w:rFonts w:ascii="Times New Roman" w:eastAsiaTheme="minorHAnsi" w:hAnsi="Times New Roman" w:cs="Times New Roman"/>
-          <w:lang w:eastAsia="en-US"/>
-        </w:rPr>
-      </w:pPr>
-      <w:r>
-        <w:rPr>
-          <w:rFonts w:ascii="Times New Roman" w:eastAsiaTheme="minorHAnsi" w:hAnsi="Times New Roman" w:cs="Times New Roman"/>
-          <w:b/>
-          <w:bCs/>
-          <w:lang w:eastAsia="en-US"/>
-        </w:rPr>
-        <w:t>Art. 2</w:t>
+        <w:t>Trybunał może odroczyć termin utraty mocy obowiązującej aktu normatywnego o okres nieprzekraczający sześciu miesięcy, jeżeli jest to niezbędne dla zachowania ciągłości prawnej państwa lub uniknięcia luki zagrażającej dobru wspólnemu.</w:t>
+      </w:r>
+    </w:p>
+    <w:p>
+      <w:pPr>
+        <w:tabs>
+          <w:tab w:val="left" w:pos="3807"/>
+        </w:tabs>
+        <w:spacing w:after="0" w:line="360" w:lineRule="auto"/>
+        <w:jc w:val="both"/>
+        <w:rPr>
+          <w:rFonts w:ascii="Times New Roman" w:eastAsiaTheme="minorHAnsi" w:hAnsi="Times New Roman" w:cs="Times New Roman"/>
+          <w:lang w:eastAsia="en-US"/>
+        </w:rPr>
+      </w:pPr>
+    </w:p>
+    <w:p>
+      <w:pPr>
+        <w:tabs>
+          <w:tab w:val="left" w:pos="3807"/>
+        </w:tabs>
+        <w:spacing w:after="0" w:line="360" w:lineRule="auto"/>
+        <w:jc w:val="both"/>
+        <w:rPr>
+          <w:rFonts w:ascii="Times New Roman" w:eastAsiaTheme="minorHAnsi" w:hAnsi="Times New Roman" w:cs="Times New Roman"/>
+          <w:lang w:eastAsia="en-US"/>
+        </w:rPr>
+      </w:pPr>
+      <w:r>
+        <w:rPr>
+          <w:rFonts w:ascii="Times New Roman" w:eastAsiaTheme="minorHAnsi" w:hAnsi="Times New Roman" w:cs="Times New Roman"/>
+          <w:b/>
+          <w:bCs/>
+          <w:lang w:eastAsia="en-US"/>
+        </w:rPr>
+        <w:t>Art. 3</w:t>
+      </w:r>
+      <w:r>
+        <w:rPr>
+          <w:rFonts w:ascii="Times New Roman" w:eastAsiaTheme="minorHAnsi" w:hAnsi="Times New Roman" w:cs="Times New Roman"/>
+          <w:b/>
+          <w:bCs/>
+          <w:lang w:eastAsia="en-US"/>
+        </w:rPr>
+        <w:t>1</w:t>
+      </w:r>
+      <w:r>
+        <w:rPr>
+          <w:rFonts w:ascii="Times New Roman" w:eastAsiaTheme="minorHAnsi" w:hAnsi="Times New Roman" w:cs="Times New Roman"/>
+          <w:b/>
+          <w:bCs/>
+          <w:lang w:eastAsia="en-US"/>
+        </w:rPr>
+        <w:t>.</w:t>
+      </w:r>
+      <w:r>
+        <w:rPr>
+          <w:rFonts w:ascii="Times New Roman" w:eastAsiaTheme="minorHAnsi" w:hAnsi="Times New Roman" w:cs="Times New Roman"/>
+          <w:lang w:eastAsia="en-US"/>
+        </w:rPr>
+        <w:t xml:space="preserve"> 1. </w:t>
+      </w:r>
+      <w:r>
+        <w:rPr>
+          <w:rFonts w:ascii="Times New Roman" w:eastAsiaTheme="minorHAnsi" w:hAnsi="Times New Roman" w:cs="Times New Roman"/>
+          <w:lang w:eastAsia="en-US"/>
+        </w:rPr>
+        <w:t>Wyrok Trybunału stwierdzający rażącą sprzeczność aktu z prawem naturalnym ma charakter deklaratoryjny i potwierdza, że akt ten nie posiadał mocy wiążącej od momentu jego wydania.</w:t>
+      </w:r>
+    </w:p>
+    <w:p>
+      <w:pPr>
+        <w:tabs>
+          <w:tab w:val="left" w:pos="3807"/>
+        </w:tabs>
+        <w:spacing w:after="0" w:line="360" w:lineRule="auto"/>
+        <w:jc w:val="both"/>
+        <w:rPr>
+          <w:rFonts w:ascii="Times New Roman" w:eastAsiaTheme="minorHAnsi" w:hAnsi="Times New Roman" w:cs="Times New Roman"/>
+          <w:lang w:eastAsia="en-US"/>
+        </w:rPr>
+      </w:pPr>
+      <w:r>
+        <w:rPr>
+          <w:rFonts w:ascii="Times New Roman" w:eastAsiaTheme="minorHAnsi" w:hAnsi="Times New Roman" w:cs="Times New Roman"/>
+          <w:lang w:eastAsia="en-US"/>
+        </w:rPr>
+        <w:t xml:space="preserve">2. </w:t>
+      </w:r>
+      <w:r>
+        <w:rPr>
+          <w:rFonts w:ascii="Times New Roman" w:eastAsiaTheme="minorHAnsi" w:hAnsi="Times New Roman" w:cs="Times New Roman"/>
+          <w:lang w:eastAsia="en-US"/>
+        </w:rPr>
+        <w:t>W przypadku, o którym mowa w ust. 1, wszelkie prawomocne orzeczenia sądowe lub decyzje administracyjne wydane na podstawie takiego aktu podlegają wznowieniu lub uchyleniu w trybie określonym w ustawach procesowych.</w:t>
+      </w:r>
+    </w:p>
+    <w:p>
+      <w:pPr>
+        <w:tabs>
+          <w:tab w:val="left" w:pos="3807"/>
+        </w:tabs>
+        <w:spacing w:after="0" w:line="360" w:lineRule="auto"/>
+        <w:jc w:val="both"/>
+        <w:rPr>
+          <w:rFonts w:ascii="Times New Roman" w:eastAsiaTheme="minorHAnsi" w:hAnsi="Times New Roman" w:cs="Times New Roman"/>
+          <w:lang w:eastAsia="en-US"/>
+        </w:rPr>
+      </w:pPr>
+    </w:p>
+    <w:p>
+      <w:pPr>
+        <w:tabs>
+          <w:tab w:val="left" w:pos="3807"/>
+        </w:tabs>
+        <w:spacing w:after="0" w:line="360" w:lineRule="auto"/>
+        <w:jc w:val="both"/>
+        <w:rPr>
+          <w:rFonts w:ascii="Times New Roman" w:eastAsiaTheme="minorHAnsi" w:hAnsi="Times New Roman" w:cs="Times New Roman"/>
+          <w:lang w:eastAsia="en-US"/>
+        </w:rPr>
+      </w:pPr>
+      <w:r>
+        <w:rPr>
+          <w:rFonts w:ascii="Times New Roman" w:eastAsiaTheme="minorHAnsi" w:hAnsi="Times New Roman" w:cs="Times New Roman"/>
+          <w:b/>
+          <w:bCs/>
+          <w:lang w:eastAsia="en-US"/>
+        </w:rPr>
+        <w:lastRenderedPageBreak/>
+        <w:t>Art. 3</w:t>
+      </w:r>
+      <w:r>
+        <w:rPr>
+          <w:rFonts w:ascii="Times New Roman" w:eastAsiaTheme="minorHAnsi" w:hAnsi="Times New Roman" w:cs="Times New Roman"/>
+          <w:b/>
+          <w:bCs/>
+          <w:lang w:eastAsia="en-US"/>
+        </w:rPr>
+        <w:t>2</w:t>
+      </w:r>
+      <w:r>
+        <w:rPr>
+          <w:rFonts w:ascii="Times New Roman" w:eastAsiaTheme="minorHAnsi" w:hAnsi="Times New Roman" w:cs="Times New Roman"/>
+          <w:b/>
+          <w:bCs/>
+          <w:lang w:eastAsia="en-US"/>
+        </w:rPr>
+        <w:t>.</w:t>
+      </w:r>
+      <w:r>
+        <w:rPr>
+          <w:rFonts w:ascii="Times New Roman" w:eastAsiaTheme="minorHAnsi" w:hAnsi="Times New Roman" w:cs="Times New Roman"/>
+          <w:lang w:eastAsia="en-US"/>
+        </w:rPr>
+        <w:t xml:space="preserve"> 1. </w:t>
+      </w:r>
+      <w:r>
+        <w:rPr>
+          <w:rFonts w:ascii="Times New Roman" w:eastAsiaTheme="minorHAnsi" w:hAnsi="Times New Roman" w:cs="Times New Roman"/>
+          <w:lang w:eastAsia="en-US"/>
+        </w:rPr>
+        <w:t>Orzeczenia w sprawach precedensowych, wydawane na podstawie art. 124 ust. 2 Konstytucji, mają charakter prawodawczy i wiążą wszystkie sądy oraz organy władzy publicznej.</w:t>
+      </w:r>
+    </w:p>
+    <w:p>
+      <w:pPr>
+        <w:tabs>
+          <w:tab w:val="left" w:pos="3807"/>
+        </w:tabs>
+        <w:spacing w:after="0" w:line="360" w:lineRule="auto"/>
+        <w:jc w:val="both"/>
+        <w:rPr>
+          <w:rFonts w:ascii="Times New Roman" w:eastAsiaTheme="minorHAnsi" w:hAnsi="Times New Roman" w:cs="Times New Roman"/>
+          <w:lang w:eastAsia="en-US"/>
+        </w:rPr>
+      </w:pPr>
+      <w:r>
+        <w:rPr>
+          <w:rFonts w:ascii="Times New Roman" w:eastAsiaTheme="minorHAnsi" w:hAnsi="Times New Roman" w:cs="Times New Roman"/>
+          <w:lang w:eastAsia="en-US"/>
+        </w:rPr>
+        <w:t xml:space="preserve">2. </w:t>
+      </w:r>
+      <w:r>
+        <w:rPr>
+          <w:rFonts w:ascii="Times New Roman" w:eastAsiaTheme="minorHAnsi" w:hAnsi="Times New Roman" w:cs="Times New Roman"/>
+          <w:lang w:eastAsia="en-US"/>
+        </w:rPr>
+        <w:t>Zasady prawne zawarte w orzeczeniach precedensowych obowiązują do czasu ich zmiany przez Trybunał lub uregulowania danej materii w drodze ustawy lub dekretu Krula.</w:t>
+      </w:r>
+    </w:p>
+    <w:p>
+      <w:pPr>
+        <w:tabs>
+          <w:tab w:val="left" w:pos="3807"/>
+        </w:tabs>
+        <w:spacing w:after="0" w:line="360" w:lineRule="auto"/>
+        <w:jc w:val="both"/>
+        <w:rPr>
+          <w:rFonts w:ascii="Times New Roman" w:eastAsiaTheme="minorHAnsi" w:hAnsi="Times New Roman" w:cs="Times New Roman"/>
+          <w:lang w:eastAsia="en-US"/>
+        </w:rPr>
+      </w:pPr>
+      <w:r>
+        <w:rPr>
+          <w:rFonts w:ascii="Times New Roman" w:eastAsiaTheme="minorHAnsi" w:hAnsi="Times New Roman" w:cs="Times New Roman"/>
+          <w:lang w:eastAsia="en-US"/>
+        </w:rPr>
+        <w:t xml:space="preserve">3. </w:t>
+      </w:r>
+      <w:r>
+        <w:rPr>
+          <w:rFonts w:ascii="Times New Roman" w:eastAsiaTheme="minorHAnsi" w:hAnsi="Times New Roman" w:cs="Times New Roman"/>
+          <w:lang w:eastAsia="en-US"/>
+        </w:rPr>
+        <w:t>W przypadku stwierdzenia niezgodności zasady prawnej ustanowionej przez inny sąd z prawem naturalnym, zasada ta traci moc wiążącą dla wszystkich organów i sądów z dniem ogłoszenia wyroku Trybunału.</w:t>
+      </w:r>
+    </w:p>
+    <w:p>
+      <w:pPr>
+        <w:tabs>
+          <w:tab w:val="left" w:pos="3807"/>
+        </w:tabs>
+        <w:spacing w:after="0" w:line="360" w:lineRule="auto"/>
+        <w:jc w:val="both"/>
+        <w:rPr>
+          <w:rFonts w:ascii="Times New Roman" w:eastAsiaTheme="minorHAnsi" w:hAnsi="Times New Roman" w:cs="Times New Roman"/>
+          <w:lang w:eastAsia="en-US"/>
+        </w:rPr>
+      </w:pPr>
+    </w:p>
+    <w:p>
+      <w:pPr>
+        <w:tabs>
+          <w:tab w:val="left" w:pos="3807"/>
+        </w:tabs>
+        <w:spacing w:after="0" w:line="360" w:lineRule="auto"/>
+        <w:jc w:val="both"/>
+        <w:rPr>
+          <w:rFonts w:ascii="Times New Roman" w:eastAsiaTheme="minorHAnsi" w:hAnsi="Times New Roman" w:cs="Times New Roman"/>
+          <w:lang w:eastAsia="en-US"/>
+        </w:rPr>
+      </w:pPr>
+      <w:r>
+        <w:rPr>
+          <w:rFonts w:ascii="Times New Roman" w:eastAsiaTheme="minorHAnsi" w:hAnsi="Times New Roman" w:cs="Times New Roman"/>
+          <w:b/>
+          <w:bCs/>
+          <w:lang w:eastAsia="en-US"/>
+        </w:rPr>
+        <w:t>Art. 3</w:t>
+      </w:r>
+      <w:r>
+        <w:rPr>
+          <w:rFonts w:ascii="Times New Roman" w:eastAsiaTheme="minorHAnsi" w:hAnsi="Times New Roman" w:cs="Times New Roman"/>
+          <w:b/>
+          <w:bCs/>
+          <w:lang w:eastAsia="en-US"/>
+        </w:rPr>
+        <w:t>3</w:t>
+      </w:r>
+      <w:r>
+        <w:rPr>
+          <w:rFonts w:ascii="Times New Roman" w:eastAsiaTheme="minorHAnsi" w:hAnsi="Times New Roman" w:cs="Times New Roman"/>
+          <w:b/>
+          <w:bCs/>
+          <w:lang w:eastAsia="en-US"/>
+        </w:rPr>
+        <w:t>.</w:t>
+      </w:r>
+      <w:r>
+        <w:rPr>
+          <w:rFonts w:ascii="Times New Roman" w:eastAsiaTheme="minorHAnsi" w:hAnsi="Times New Roman" w:cs="Times New Roman"/>
+          <w:lang w:eastAsia="en-US"/>
+        </w:rPr>
+        <w:t xml:space="preserve"> 1. </w:t>
+      </w:r>
+      <w:r>
+        <w:rPr>
+          <w:rFonts w:ascii="Times New Roman" w:eastAsiaTheme="minorHAnsi" w:hAnsi="Times New Roman" w:cs="Times New Roman"/>
+          <w:lang w:eastAsia="en-US"/>
+        </w:rPr>
+        <w:t xml:space="preserve">W przypadku stwierdzenia przez Trybunał, że statutowe założenia, praktyki lub instytucje wyznania, religii, partii politycznej lub organizacji społecznej naruszają system prawa i wartości Korony, Trybunał może wydać wiążący </w:t>
+      </w:r>
+      <w:r>
+        <w:rPr>
+          <w:rFonts w:ascii="Times New Roman" w:eastAsiaTheme="minorHAnsi" w:hAnsi="Times New Roman" w:cs="Times New Roman"/>
+          <w:lang w:eastAsia="en-US"/>
+        </w:rPr>
+        <w:t>n</w:t>
+      </w:r>
+      <w:r>
+        <w:rPr>
+          <w:rFonts w:ascii="Times New Roman" w:eastAsiaTheme="minorHAnsi" w:hAnsi="Times New Roman" w:cs="Times New Roman"/>
+          <w:lang w:eastAsia="en-US"/>
+        </w:rPr>
+        <w:t>akaz Inkwizycyjny</w:t>
+      </w:r>
+      <w:r>
+        <w:rPr>
+          <w:rFonts w:ascii="Times New Roman" w:eastAsiaTheme="minorHAnsi" w:hAnsi="Times New Roman" w:cs="Times New Roman"/>
+          <w:lang w:eastAsia="en-US"/>
+        </w:rPr>
+        <w:t>.</w:t>
+      </w:r>
+    </w:p>
+    <w:p>
+      <w:pPr>
+        <w:tabs>
+          <w:tab w:val="left" w:pos="3807"/>
+        </w:tabs>
+        <w:spacing w:after="0" w:line="360" w:lineRule="auto"/>
+        <w:jc w:val="both"/>
+        <w:rPr>
+          <w:rFonts w:ascii="Times New Roman" w:eastAsiaTheme="minorHAnsi" w:hAnsi="Times New Roman" w:cs="Times New Roman"/>
+          <w:lang w:eastAsia="en-US"/>
+        </w:rPr>
+      </w:pPr>
+      <w:r>
+        <w:rPr>
+          <w:rFonts w:ascii="Times New Roman" w:eastAsiaTheme="minorHAnsi" w:hAnsi="Times New Roman" w:cs="Times New Roman"/>
+          <w:lang w:eastAsia="en-US"/>
+        </w:rPr>
+        <w:t xml:space="preserve">2. </w:t>
+      </w:r>
+      <w:r>
+        <w:rPr>
+          <w:rFonts w:ascii="Times New Roman" w:eastAsiaTheme="minorHAnsi" w:hAnsi="Times New Roman" w:cs="Times New Roman"/>
+          <w:lang w:eastAsia="en-US"/>
+        </w:rPr>
+        <w:t>Nakaz Inkwizycyjny obliguje Inkwizycję Koronną do podjęcia natychmiastowych działań w celu przywrócenia ładu naturalnego, w tym do przeprowadzenia dochodzenia, zabezpieczenia mienia lub wniesienia aktu oskarżenia przed właściwy sąd.</w:t>
+      </w:r>
+    </w:p>
+    <w:p>
+      <w:pPr>
+        <w:tabs>
+          <w:tab w:val="left" w:pos="3807"/>
+        </w:tabs>
+        <w:spacing w:after="0" w:line="360" w:lineRule="auto"/>
+        <w:jc w:val="both"/>
+        <w:rPr>
+          <w:rFonts w:ascii="Times New Roman" w:eastAsiaTheme="minorHAnsi" w:hAnsi="Times New Roman" w:cs="Times New Roman"/>
+          <w:lang w:eastAsia="en-US"/>
+        </w:rPr>
+      </w:pPr>
+      <w:r>
+        <w:rPr>
+          <w:rFonts w:ascii="Times New Roman" w:eastAsiaTheme="minorHAnsi" w:hAnsi="Times New Roman" w:cs="Times New Roman"/>
+          <w:lang w:eastAsia="en-US"/>
+        </w:rPr>
+        <w:t xml:space="preserve">3. </w:t>
+      </w:r>
+      <w:r>
+        <w:rPr>
+          <w:rFonts w:ascii="Times New Roman" w:eastAsiaTheme="minorHAnsi" w:hAnsi="Times New Roman" w:cs="Times New Roman"/>
+          <w:lang w:eastAsia="en-US"/>
+        </w:rPr>
+        <w:t xml:space="preserve">Prezes Trybunału, jako Wielki Inkwizytor, nadzoruje wykonanie </w:t>
+      </w:r>
+      <w:r>
+        <w:rPr>
+          <w:rFonts w:ascii="Times New Roman" w:eastAsiaTheme="minorHAnsi" w:hAnsi="Times New Roman" w:cs="Times New Roman"/>
+          <w:lang w:eastAsia="en-US"/>
+        </w:rPr>
+        <w:t>n</w:t>
+      </w:r>
+      <w:r>
+        <w:rPr>
+          <w:rFonts w:ascii="Times New Roman" w:eastAsiaTheme="minorHAnsi" w:hAnsi="Times New Roman" w:cs="Times New Roman"/>
+          <w:lang w:eastAsia="en-US"/>
+        </w:rPr>
+        <w:t>akazu Inkwizycyjnego przez podległe mu służby.</w:t>
+      </w:r>
+    </w:p>
+    <w:p>
+      <w:pPr>
+        <w:tabs>
+          <w:tab w:val="left" w:pos="3807"/>
+        </w:tabs>
+        <w:spacing w:after="0" w:line="360" w:lineRule="auto"/>
+        <w:jc w:val="both"/>
+        <w:rPr>
+          <w:rFonts w:ascii="Times New Roman" w:eastAsiaTheme="minorHAnsi" w:hAnsi="Times New Roman" w:cs="Times New Roman"/>
+          <w:lang w:eastAsia="en-US"/>
+        </w:rPr>
+      </w:pPr>
+    </w:p>
+    <w:p>
+      <w:pPr>
+        <w:tabs>
+          <w:tab w:val="left" w:pos="3807"/>
+        </w:tabs>
+        <w:spacing w:after="0" w:line="360" w:lineRule="auto"/>
+        <w:jc w:val="both"/>
+        <w:rPr>
+          <w:rFonts w:ascii="Times New Roman" w:eastAsiaTheme="minorHAnsi" w:hAnsi="Times New Roman" w:cs="Times New Roman"/>
+          <w:lang w:eastAsia="en-US"/>
+        </w:rPr>
+      </w:pPr>
+      <w:r>
+        <w:rPr>
+          <w:rFonts w:ascii="Times New Roman" w:eastAsiaTheme="minorHAnsi" w:hAnsi="Times New Roman" w:cs="Times New Roman"/>
+          <w:b/>
+          <w:bCs/>
+          <w:lang w:eastAsia="en-US"/>
+        </w:rPr>
+        <w:t>Art. 3</w:t>
+      </w:r>
+      <w:r>
+        <w:rPr>
+          <w:rFonts w:ascii="Times New Roman" w:eastAsiaTheme="minorHAnsi" w:hAnsi="Times New Roman" w:cs="Times New Roman"/>
+          <w:b/>
+          <w:bCs/>
+          <w:lang w:eastAsia="en-US"/>
+        </w:rPr>
+        <w:t>4</w:t>
+      </w:r>
+      <w:r>
+        <w:rPr>
+          <w:rFonts w:ascii="Times New Roman" w:eastAsiaTheme="minorHAnsi" w:hAnsi="Times New Roman" w:cs="Times New Roman"/>
+          <w:b/>
+          <w:bCs/>
+          <w:lang w:eastAsia="en-US"/>
+        </w:rPr>
+        <w:t xml:space="preserve">. </w:t>
+      </w:r>
+      <w:r>
+        <w:rPr>
+          <w:rFonts w:ascii="Times New Roman" w:eastAsiaTheme="minorHAnsi" w:hAnsi="Times New Roman" w:cs="Times New Roman"/>
+          <w:lang w:eastAsia="en-US"/>
+        </w:rPr>
+        <w:t xml:space="preserve">1. </w:t>
+      </w:r>
+      <w:r>
+        <w:rPr>
+          <w:rFonts w:ascii="Times New Roman" w:eastAsiaTheme="minorHAnsi" w:hAnsi="Times New Roman" w:cs="Times New Roman"/>
+          <w:lang w:eastAsia="en-US"/>
+        </w:rPr>
+        <w:t>Trybunał, rozstrzygając o ważności wyborów, wydaje uchwałę, w której:</w:t>
+      </w:r>
+    </w:p>
+    <w:p>
+      <w:pPr>
+        <w:tabs>
+          <w:tab w:val="left" w:pos="3807"/>
+        </w:tabs>
+        <w:spacing w:after="0" w:line="360" w:lineRule="auto"/>
+        <w:jc w:val="both"/>
+        <w:rPr>
+          <w:rFonts w:ascii="Times New Roman" w:eastAsiaTheme="minorHAnsi" w:hAnsi="Times New Roman" w:cs="Times New Roman"/>
+          <w:lang w:eastAsia="en-US"/>
+        </w:rPr>
+      </w:pPr>
+      <w:r>
+        <w:rPr>
+          <w:rFonts w:ascii="Times New Roman" w:eastAsiaTheme="minorHAnsi" w:hAnsi="Times New Roman" w:cs="Times New Roman"/>
+          <w:lang w:eastAsia="en-US"/>
+        </w:rPr>
+        <w:t xml:space="preserve">1) </w:t>
+      </w:r>
+      <w:r>
+        <w:rPr>
+          <w:rFonts w:ascii="Times New Roman" w:eastAsiaTheme="minorHAnsi" w:hAnsi="Times New Roman" w:cs="Times New Roman"/>
+          <w:lang w:eastAsia="en-US"/>
+        </w:rPr>
+        <w:t>stwierdza ważność wyborów;</w:t>
+      </w:r>
+    </w:p>
+    <w:p>
+      <w:pPr>
+        <w:tabs>
+          <w:tab w:val="left" w:pos="3807"/>
+        </w:tabs>
+        <w:spacing w:after="0" w:line="360" w:lineRule="auto"/>
+        <w:jc w:val="both"/>
+        <w:rPr>
+          <w:rFonts w:ascii="Times New Roman" w:eastAsiaTheme="minorHAnsi" w:hAnsi="Times New Roman" w:cs="Times New Roman"/>
+          <w:lang w:eastAsia="en-US"/>
+        </w:rPr>
+      </w:pPr>
+      <w:r>
+        <w:rPr>
+          <w:rFonts w:ascii="Times New Roman" w:eastAsiaTheme="minorHAnsi" w:hAnsi="Times New Roman" w:cs="Times New Roman"/>
+          <w:lang w:eastAsia="en-US"/>
+        </w:rPr>
+        <w:t xml:space="preserve">2) </w:t>
+      </w:r>
+      <w:r>
+        <w:rPr>
+          <w:rFonts w:ascii="Times New Roman" w:eastAsiaTheme="minorHAnsi" w:hAnsi="Times New Roman" w:cs="Times New Roman"/>
+          <w:lang w:eastAsia="en-US"/>
+        </w:rPr>
+        <w:t>stwierdza ważność wyborów w zakresie, w jakim naruszenia prawa nie miały wpływu na wynik wyborów;</w:t>
+      </w:r>
+    </w:p>
+    <w:p>
+      <w:pPr>
+        <w:tabs>
+          <w:tab w:val="left" w:pos="3807"/>
+        </w:tabs>
+        <w:spacing w:after="0" w:line="360" w:lineRule="auto"/>
+        <w:jc w:val="both"/>
+        <w:rPr>
+          <w:rFonts w:ascii="Times New Roman" w:eastAsiaTheme="minorHAnsi" w:hAnsi="Times New Roman" w:cs="Times New Roman"/>
+          <w:lang w:eastAsia="en-US"/>
+        </w:rPr>
+      </w:pPr>
+      <w:r>
+        <w:rPr>
+          <w:rFonts w:ascii="Times New Roman" w:eastAsiaTheme="minorHAnsi" w:hAnsi="Times New Roman" w:cs="Times New Roman"/>
+          <w:lang w:eastAsia="en-US"/>
+        </w:rPr>
+        <w:t xml:space="preserve">3) </w:t>
+      </w:r>
+      <w:r>
+        <w:rPr>
+          <w:rFonts w:ascii="Times New Roman" w:eastAsiaTheme="minorHAnsi" w:hAnsi="Times New Roman" w:cs="Times New Roman"/>
+          <w:lang w:eastAsia="en-US"/>
+        </w:rPr>
+        <w:t>stwierdza nieważność wyborów w całości lub w części.</w:t>
+      </w:r>
+    </w:p>
+    <w:p>
+      <w:pPr>
+        <w:tabs>
+          <w:tab w:val="left" w:pos="3807"/>
+        </w:tabs>
+        <w:spacing w:after="0" w:line="360" w:lineRule="auto"/>
+        <w:jc w:val="both"/>
+        <w:rPr>
+          <w:rFonts w:ascii="Times New Roman" w:eastAsiaTheme="minorHAnsi" w:hAnsi="Times New Roman" w:cs="Times New Roman"/>
+          <w:lang w:eastAsia="en-US"/>
+        </w:rPr>
+      </w:pPr>
+      <w:r>
+        <w:rPr>
+          <w:rFonts w:ascii="Times New Roman" w:eastAsiaTheme="minorHAnsi" w:hAnsi="Times New Roman" w:cs="Times New Roman"/>
+          <w:lang w:eastAsia="en-US"/>
+        </w:rPr>
+        <w:t xml:space="preserve">2. </w:t>
+      </w:r>
+      <w:r>
+        <w:rPr>
+          <w:rFonts w:ascii="Times New Roman" w:eastAsiaTheme="minorHAnsi" w:hAnsi="Times New Roman" w:cs="Times New Roman"/>
+          <w:lang w:eastAsia="en-US"/>
+        </w:rPr>
+        <w:t>W przypadku stwierdzenia nieważności wyborów w całości lub w części, Trybunał w uchwale orzeka o wygaśnięciu mandatów oraz o konieczności przeprowadzenia ponownych wyborów lub powtórzenia określonych czynności wyborczych.</w:t>
+      </w:r>
+    </w:p>
+    <w:p>
+      <w:pPr>
+        <w:tabs>
+          <w:tab w:val="left" w:pos="3807"/>
+        </w:tabs>
+        <w:spacing w:after="0" w:line="360" w:lineRule="auto"/>
+        <w:jc w:val="both"/>
+        <w:rPr>
+          <w:rFonts w:ascii="Times New Roman" w:eastAsiaTheme="minorHAnsi" w:hAnsi="Times New Roman" w:cs="Times New Roman"/>
+          <w:lang w:eastAsia="en-US"/>
+        </w:rPr>
+      </w:pPr>
+      <w:r>
+        <w:rPr>
+          <w:rFonts w:ascii="Times New Roman" w:eastAsiaTheme="minorHAnsi" w:hAnsi="Times New Roman" w:cs="Times New Roman"/>
+          <w:lang w:eastAsia="en-US"/>
+        </w:rPr>
+        <w:t xml:space="preserve">3. </w:t>
+      </w:r>
+      <w:r>
+        <w:rPr>
+          <w:rFonts w:ascii="Times New Roman" w:eastAsiaTheme="minorHAnsi" w:hAnsi="Times New Roman" w:cs="Times New Roman"/>
+          <w:lang w:eastAsia="en-US"/>
+        </w:rPr>
+        <w:t>Uchwała Trybunału o nieważności wyborów jest ostateczna i podlega niezwłocznemu ogłoszeniu w Krulewskim Dzienniku Ustaw.</w:t>
+      </w:r>
+    </w:p>
+    <w:p>
+      <w:pPr>
+        <w:tabs>
+          <w:tab w:val="left" w:pos="3807"/>
+        </w:tabs>
+        <w:spacing w:after="0" w:line="360" w:lineRule="auto"/>
+        <w:jc w:val="both"/>
+        <w:rPr>
+          <w:rFonts w:ascii="Times New Roman" w:eastAsiaTheme="minorHAnsi" w:hAnsi="Times New Roman" w:cs="Times New Roman"/>
+          <w:lang w:eastAsia="en-US"/>
+        </w:rPr>
+      </w:pPr>
+    </w:p>
+    <w:p>
+      <w:pPr>
+        <w:tabs>
+          <w:tab w:val="left" w:pos="3807"/>
+        </w:tabs>
+        <w:spacing w:after="0" w:line="360" w:lineRule="auto"/>
+        <w:jc w:val="both"/>
+        <w:rPr>
+          <w:rFonts w:ascii="Times New Roman" w:eastAsiaTheme="minorHAnsi" w:hAnsi="Times New Roman" w:cs="Times New Roman"/>
+          <w:lang w:eastAsia="en-US"/>
+        </w:rPr>
+      </w:pPr>
+      <w:r>
+        <w:rPr>
+          <w:rFonts w:ascii="Times New Roman" w:eastAsiaTheme="minorHAnsi" w:hAnsi="Times New Roman" w:cs="Times New Roman"/>
+          <w:b/>
+          <w:bCs/>
+          <w:lang w:eastAsia="en-US"/>
+        </w:rPr>
+        <w:t>Art. 3</w:t>
       </w:r>
       <w:r>
         <w:rPr>
@@ -3363,533 +4821,269 @@
           <w:bCs/>
           <w:lang w:eastAsia="en-US"/>
         </w:rPr>
+        <w:t xml:space="preserve">. </w:t>
+      </w:r>
+      <w:r>
+        <w:rPr>
+          <w:rFonts w:ascii="Times New Roman" w:eastAsiaTheme="minorHAnsi" w:hAnsi="Times New Roman" w:cs="Times New Roman"/>
+          <w:lang w:eastAsia="en-US"/>
+        </w:rPr>
+        <w:t xml:space="preserve">1. </w:t>
+      </w:r>
+      <w:r>
+        <w:rPr>
+          <w:rFonts w:ascii="Times New Roman" w:eastAsiaTheme="minorHAnsi" w:hAnsi="Times New Roman" w:cs="Times New Roman"/>
+          <w:lang w:eastAsia="en-US"/>
+        </w:rPr>
+        <w:t>Trybunał, rozstrzygając o</w:t>
+      </w:r>
+      <w:r>
+        <w:rPr>
+          <w:rFonts w:ascii="Times New Roman" w:eastAsiaTheme="minorHAnsi" w:hAnsi="Times New Roman" w:cs="Times New Roman"/>
+          <w:lang w:eastAsia="en-US"/>
+        </w:rPr>
+        <w:t xml:space="preserve"> nałożeniu statusu zdrajcy lub wroga Krulestwa</w:t>
+      </w:r>
+      <w:r>
+        <w:rPr>
+          <w:rFonts w:ascii="Times New Roman" w:eastAsiaTheme="minorHAnsi" w:hAnsi="Times New Roman" w:cs="Times New Roman"/>
+          <w:lang w:eastAsia="en-US"/>
+        </w:rPr>
+        <w:t>:</w:t>
+      </w:r>
+    </w:p>
+    <w:p>
+      <w:pPr>
+        <w:tabs>
+          <w:tab w:val="left" w:pos="3807"/>
+        </w:tabs>
+        <w:spacing w:after="0" w:line="360" w:lineRule="auto"/>
+        <w:jc w:val="both"/>
+        <w:rPr>
+          <w:rFonts w:ascii="Times New Roman" w:eastAsiaTheme="minorHAnsi" w:hAnsi="Times New Roman" w:cs="Times New Roman"/>
+          <w:lang w:eastAsia="en-US"/>
+        </w:rPr>
+      </w:pPr>
+      <w:r>
+        <w:rPr>
+          <w:rFonts w:ascii="Times New Roman" w:eastAsiaTheme="minorHAnsi" w:hAnsi="Times New Roman" w:cs="Times New Roman"/>
+          <w:lang w:eastAsia="en-US"/>
+        </w:rPr>
+        <w:t xml:space="preserve">1) </w:t>
+      </w:r>
+      <w:r>
+        <w:rPr>
+          <w:rFonts w:ascii="Times New Roman" w:eastAsiaTheme="minorHAnsi" w:hAnsi="Times New Roman" w:cs="Times New Roman"/>
+          <w:lang w:eastAsia="en-US"/>
+        </w:rPr>
+        <w:t xml:space="preserve">stwierdza </w:t>
+      </w:r>
+      <w:r>
+        <w:rPr>
+          <w:rFonts w:ascii="Times New Roman" w:eastAsiaTheme="minorHAnsi" w:hAnsi="Times New Roman" w:cs="Times New Roman"/>
+          <w:lang w:eastAsia="en-US"/>
+        </w:rPr>
+        <w:t>pogardliwe, rażące i wielokrotne naruszenie przez</w:t>
+      </w:r>
+      <w:r>
+        <w:rPr>
+          <w:rFonts w:ascii="Times New Roman" w:eastAsiaTheme="minorHAnsi" w:hAnsi="Times New Roman" w:cs="Times New Roman"/>
+          <w:lang w:eastAsia="en-US"/>
+        </w:rPr>
+        <w:t xml:space="preserve"> obywatela Korony </w:t>
+      </w:r>
+      <w:r>
+        <w:rPr>
+          <w:rFonts w:ascii="Times New Roman" w:eastAsiaTheme="minorHAnsi" w:hAnsi="Times New Roman" w:cs="Times New Roman"/>
+          <w:lang w:eastAsia="en-US"/>
+        </w:rPr>
+        <w:t>prawa Korony lub prawa naturalnego i nakłada na niego status zdrajcy Krulestwa</w:t>
+      </w:r>
+      <w:r>
+        <w:rPr>
+          <w:rFonts w:ascii="Times New Roman" w:eastAsiaTheme="minorHAnsi" w:hAnsi="Times New Roman" w:cs="Times New Roman"/>
+          <w:lang w:eastAsia="en-US"/>
+        </w:rPr>
+        <w:t>;</w:t>
+      </w:r>
+    </w:p>
+    <w:p>
+      <w:pPr>
+        <w:tabs>
+          <w:tab w:val="left" w:pos="3807"/>
+        </w:tabs>
+        <w:spacing w:after="0" w:line="360" w:lineRule="auto"/>
+        <w:jc w:val="both"/>
+        <w:rPr>
+          <w:rFonts w:ascii="Times New Roman" w:eastAsiaTheme="minorHAnsi" w:hAnsi="Times New Roman" w:cs="Times New Roman"/>
+          <w:lang w:eastAsia="en-US"/>
+        </w:rPr>
+      </w:pPr>
+      <w:r>
+        <w:rPr>
+          <w:rFonts w:ascii="Times New Roman" w:eastAsiaTheme="minorHAnsi" w:hAnsi="Times New Roman" w:cs="Times New Roman"/>
+          <w:lang w:eastAsia="en-US"/>
+        </w:rPr>
+        <w:t xml:space="preserve">2) </w:t>
+      </w:r>
+      <w:r>
+        <w:rPr>
+          <w:rFonts w:ascii="Times New Roman" w:eastAsiaTheme="minorHAnsi" w:hAnsi="Times New Roman" w:cs="Times New Roman"/>
+          <w:lang w:eastAsia="en-US"/>
+        </w:rPr>
+        <w:t xml:space="preserve">stwierdza pogardliwe, rażące i wielokrotne naruszenie przez </w:t>
+      </w:r>
+      <w:r>
+        <w:rPr>
+          <w:rFonts w:ascii="Times New Roman" w:eastAsiaTheme="minorHAnsi" w:hAnsi="Times New Roman" w:cs="Times New Roman"/>
+          <w:lang w:eastAsia="en-US"/>
+        </w:rPr>
+        <w:t>nie-</w:t>
+      </w:r>
+      <w:r>
+        <w:rPr>
+          <w:rFonts w:ascii="Times New Roman" w:eastAsiaTheme="minorHAnsi" w:hAnsi="Times New Roman" w:cs="Times New Roman"/>
+          <w:lang w:eastAsia="en-US"/>
+        </w:rPr>
+        <w:t xml:space="preserve">obywatela Korony prawa Korony lub prawa naturalnego i nakłada na niego status </w:t>
+      </w:r>
+      <w:r>
+        <w:rPr>
+          <w:rFonts w:ascii="Times New Roman" w:eastAsiaTheme="minorHAnsi" w:hAnsi="Times New Roman" w:cs="Times New Roman"/>
+          <w:lang w:eastAsia="en-US"/>
+        </w:rPr>
+        <w:t>wroga</w:t>
+      </w:r>
+      <w:r>
+        <w:rPr>
+          <w:rFonts w:ascii="Times New Roman" w:eastAsiaTheme="minorHAnsi" w:hAnsi="Times New Roman" w:cs="Times New Roman"/>
+          <w:lang w:eastAsia="en-US"/>
+        </w:rPr>
+        <w:t xml:space="preserve"> Krulestwa</w:t>
+      </w:r>
+      <w:r>
+        <w:rPr>
+          <w:rFonts w:ascii="Times New Roman" w:eastAsiaTheme="minorHAnsi" w:hAnsi="Times New Roman" w:cs="Times New Roman"/>
+          <w:lang w:eastAsia="en-US"/>
+        </w:rPr>
+        <w:t>;</w:t>
+      </w:r>
+    </w:p>
+    <w:p>
+      <w:pPr>
+        <w:tabs>
+          <w:tab w:val="left" w:pos="3807"/>
+        </w:tabs>
+        <w:spacing w:after="0" w:line="360" w:lineRule="auto"/>
+        <w:jc w:val="both"/>
+        <w:rPr>
+          <w:rFonts w:ascii="Times New Roman" w:eastAsiaTheme="minorHAnsi" w:hAnsi="Times New Roman" w:cs="Times New Roman"/>
+          <w:lang w:eastAsia="en-US"/>
+        </w:rPr>
+      </w:pPr>
+      <w:r>
+        <w:rPr>
+          <w:rFonts w:ascii="Times New Roman" w:eastAsiaTheme="minorHAnsi" w:hAnsi="Times New Roman" w:cs="Times New Roman"/>
+          <w:lang w:eastAsia="en-US"/>
+        </w:rPr>
+        <w:t xml:space="preserve">3) </w:t>
+      </w:r>
+      <w:r>
+        <w:rPr>
+          <w:rFonts w:ascii="Times New Roman" w:eastAsiaTheme="minorHAnsi" w:hAnsi="Times New Roman" w:cs="Times New Roman"/>
+          <w:lang w:eastAsia="en-US"/>
+        </w:rPr>
+        <w:t>stwierdza brak podstaw do nałożenia statusu zdrajcy lub wroga Krulestwa na istotę ludzką.</w:t>
+      </w:r>
+    </w:p>
+    <w:p>
+      <w:pPr>
+        <w:tabs>
+          <w:tab w:val="left" w:pos="3807"/>
+        </w:tabs>
+        <w:spacing w:after="0" w:line="360" w:lineRule="auto"/>
+        <w:jc w:val="both"/>
+        <w:rPr>
+          <w:rFonts w:ascii="Times New Roman" w:eastAsiaTheme="minorHAnsi" w:hAnsi="Times New Roman" w:cs="Times New Roman"/>
+          <w:lang w:eastAsia="en-US"/>
+        </w:rPr>
+      </w:pPr>
+      <w:r>
+        <w:rPr>
+          <w:rFonts w:ascii="Times New Roman" w:eastAsiaTheme="minorHAnsi" w:hAnsi="Times New Roman" w:cs="Times New Roman"/>
+          <w:lang w:eastAsia="en-US"/>
+        </w:rPr>
+        <w:t>2</w:t>
+      </w:r>
+      <w:r>
+        <w:rPr>
+          <w:rFonts w:ascii="Times New Roman" w:eastAsiaTheme="minorHAnsi" w:hAnsi="Times New Roman" w:cs="Times New Roman"/>
+          <w:lang w:eastAsia="en-US"/>
+        </w:rPr>
+        <w:t xml:space="preserve">. </w:t>
+      </w:r>
+      <w:r>
+        <w:rPr>
+          <w:rFonts w:ascii="Times New Roman" w:eastAsiaTheme="minorHAnsi" w:hAnsi="Times New Roman" w:cs="Times New Roman"/>
+          <w:lang w:eastAsia="en-US"/>
+        </w:rPr>
+        <w:t>Wyrok</w:t>
+      </w:r>
+      <w:r>
+        <w:rPr>
+          <w:rFonts w:ascii="Times New Roman" w:eastAsiaTheme="minorHAnsi" w:hAnsi="Times New Roman" w:cs="Times New Roman"/>
+          <w:lang w:eastAsia="en-US"/>
+        </w:rPr>
+        <w:t xml:space="preserve"> Trybunału </w:t>
+      </w:r>
+      <w:r>
+        <w:rPr>
+          <w:rFonts w:ascii="Times New Roman" w:eastAsiaTheme="minorHAnsi" w:hAnsi="Times New Roman" w:cs="Times New Roman"/>
+          <w:lang w:eastAsia="en-US"/>
+        </w:rPr>
+        <w:t>w sprawie nałożenia statusu zdrajcy lub wroga Krulestwa</w:t>
+      </w:r>
+      <w:r>
+        <w:rPr>
+          <w:rFonts w:ascii="Times New Roman" w:eastAsiaTheme="minorHAnsi" w:hAnsi="Times New Roman" w:cs="Times New Roman"/>
+          <w:lang w:eastAsia="en-US"/>
+        </w:rPr>
+        <w:t xml:space="preserve"> jest ostateczna i podlega niezwłocznemu </w:t>
+      </w:r>
+      <w:r>
+        <w:rPr>
+          <w:rFonts w:ascii="Times New Roman" w:eastAsiaTheme="minorHAnsi" w:hAnsi="Times New Roman" w:cs="Times New Roman"/>
+          <w:lang w:eastAsia="en-US"/>
+        </w:rPr>
+        <w:t xml:space="preserve">publicznemu </w:t>
+      </w:r>
+      <w:r>
+        <w:rPr>
+          <w:rFonts w:ascii="Times New Roman" w:eastAsiaTheme="minorHAnsi" w:hAnsi="Times New Roman" w:cs="Times New Roman"/>
+          <w:lang w:eastAsia="en-US"/>
+        </w:rPr>
+        <w:t>ogłoszeniu</w:t>
+      </w:r>
+      <w:r>
+        <w:rPr>
+          <w:rFonts w:ascii="Times New Roman" w:eastAsiaTheme="minorHAnsi" w:hAnsi="Times New Roman" w:cs="Times New Roman"/>
+          <w:lang w:eastAsia="en-US"/>
+        </w:rPr>
+        <w:t>,</w:t>
+      </w:r>
+      <w:r>
+        <w:rPr>
+          <w:rFonts w:ascii="Times New Roman" w:eastAsiaTheme="minorHAnsi" w:hAnsi="Times New Roman" w:cs="Times New Roman"/>
+          <w:lang w:eastAsia="en-US"/>
+        </w:rPr>
+        <w:t xml:space="preserve"> w tym w publicznych mediach</w:t>
+      </w:r>
+      <w:r>
+        <w:rPr>
+          <w:rFonts w:ascii="Times New Roman" w:eastAsiaTheme="minorHAnsi" w:hAnsi="Times New Roman" w:cs="Times New Roman"/>
+          <w:lang w:eastAsia="en-US"/>
+        </w:rPr>
         <w:t>.</w:t>
-      </w:r>
-      <w:r>
-        <w:rPr>
-          <w:rFonts w:ascii="Times New Roman" w:eastAsiaTheme="minorHAnsi" w:hAnsi="Times New Roman" w:cs="Times New Roman"/>
-          <w:lang w:eastAsia="en-US"/>
-        </w:rPr>
-        <w:t xml:space="preserve"> 1. </w:t>
-      </w:r>
-      <w:r>
-        <w:rPr>
-          <w:rFonts w:ascii="Times New Roman" w:eastAsiaTheme="minorHAnsi" w:hAnsi="Times New Roman" w:cs="Times New Roman"/>
-          <w:lang w:eastAsia="en-US"/>
-        </w:rPr>
-        <w:t>Wniosek organów, o których mowa w art. 123 pkt 1–8 oraz 10 Konstytucji, powinien zawierać:</w:t>
-      </w:r>
-    </w:p>
-    <w:p>
-      <w:pPr>
-        <w:tabs>
-          <w:tab w:val="left" w:pos="3807"/>
-        </w:tabs>
-        <w:spacing w:after="0" w:line="360" w:lineRule="auto"/>
-        <w:jc w:val="both"/>
-        <w:rPr>
-          <w:rFonts w:ascii="Times New Roman" w:eastAsiaTheme="minorHAnsi" w:hAnsi="Times New Roman" w:cs="Times New Roman"/>
-          <w:lang w:eastAsia="en-US"/>
-        </w:rPr>
-      </w:pPr>
-      <w:r>
-        <w:rPr>
-          <w:rFonts w:ascii="Times New Roman" w:eastAsiaTheme="minorHAnsi" w:hAnsi="Times New Roman" w:cs="Times New Roman"/>
-          <w:lang w:eastAsia="en-US"/>
-        </w:rPr>
-        <w:t xml:space="preserve">1) </w:t>
-      </w:r>
-      <w:r>
-        <w:rPr>
-          <w:rFonts w:ascii="Times New Roman" w:eastAsiaTheme="minorHAnsi" w:hAnsi="Times New Roman" w:cs="Times New Roman"/>
-          <w:lang w:eastAsia="en-US"/>
-        </w:rPr>
-        <w:t>oznaczenie wnioskodawcy;</w:t>
-      </w:r>
-    </w:p>
-    <w:p>
-      <w:pPr>
-        <w:tabs>
-          <w:tab w:val="left" w:pos="3807"/>
-        </w:tabs>
-        <w:spacing w:after="0" w:line="360" w:lineRule="auto"/>
-        <w:jc w:val="both"/>
-        <w:rPr>
-          <w:rFonts w:ascii="Times New Roman" w:eastAsiaTheme="minorHAnsi" w:hAnsi="Times New Roman" w:cs="Times New Roman"/>
-          <w:lang w:eastAsia="en-US"/>
-        </w:rPr>
-      </w:pPr>
-      <w:r>
-        <w:rPr>
-          <w:rFonts w:ascii="Times New Roman" w:eastAsiaTheme="minorHAnsi" w:hAnsi="Times New Roman" w:cs="Times New Roman"/>
-          <w:lang w:eastAsia="en-US"/>
-        </w:rPr>
-        <w:t xml:space="preserve">2) </w:t>
-      </w:r>
-      <w:r>
-        <w:rPr>
-          <w:rFonts w:ascii="Times New Roman" w:eastAsiaTheme="minorHAnsi" w:hAnsi="Times New Roman" w:cs="Times New Roman"/>
-          <w:lang w:eastAsia="en-US"/>
-        </w:rPr>
-        <w:t>wskazanie aktu normatywnego lub jego części, których zgodność z aktem wyższego rzędu lub prawem naturalnym jest kwestionowana;</w:t>
-      </w:r>
-    </w:p>
-    <w:p>
-      <w:pPr>
-        <w:tabs>
-          <w:tab w:val="left" w:pos="3807"/>
-        </w:tabs>
-        <w:spacing w:after="0" w:line="360" w:lineRule="auto"/>
-        <w:jc w:val="both"/>
-        <w:rPr>
-          <w:rFonts w:ascii="Times New Roman" w:eastAsiaTheme="minorHAnsi" w:hAnsi="Times New Roman" w:cs="Times New Roman"/>
-          <w:lang w:eastAsia="en-US"/>
-        </w:rPr>
-      </w:pPr>
-      <w:r>
-        <w:rPr>
-          <w:rFonts w:ascii="Times New Roman" w:eastAsiaTheme="minorHAnsi" w:hAnsi="Times New Roman" w:cs="Times New Roman"/>
-          <w:lang w:eastAsia="en-US"/>
-        </w:rPr>
-        <w:t xml:space="preserve">3) </w:t>
-      </w:r>
-      <w:r>
-        <w:rPr>
-          <w:rFonts w:ascii="Times New Roman" w:eastAsiaTheme="minorHAnsi" w:hAnsi="Times New Roman" w:cs="Times New Roman"/>
-          <w:lang w:eastAsia="en-US"/>
-        </w:rPr>
-        <w:t>sformułowanie zarzutu wraz z uzasadnieniem wskazującym naruszone normy lub wartości Korony;</w:t>
-      </w:r>
-    </w:p>
-    <w:p>
-      <w:pPr>
-        <w:tabs>
-          <w:tab w:val="left" w:pos="3807"/>
-        </w:tabs>
-        <w:spacing w:after="0" w:line="360" w:lineRule="auto"/>
-        <w:jc w:val="both"/>
-        <w:rPr>
-          <w:rFonts w:ascii="Times New Roman" w:eastAsiaTheme="minorHAnsi" w:hAnsi="Times New Roman" w:cs="Times New Roman"/>
-          <w:lang w:eastAsia="en-US"/>
-        </w:rPr>
-      </w:pPr>
-      <w:r>
-        <w:rPr>
-          <w:rFonts w:ascii="Times New Roman" w:eastAsiaTheme="minorHAnsi" w:hAnsi="Times New Roman" w:cs="Times New Roman"/>
-          <w:lang w:eastAsia="en-US"/>
-        </w:rPr>
-        <w:t xml:space="preserve">4) </w:t>
-      </w:r>
-      <w:r>
-        <w:rPr>
-          <w:rFonts w:ascii="Times New Roman" w:eastAsiaTheme="minorHAnsi" w:hAnsi="Times New Roman" w:cs="Times New Roman"/>
-          <w:lang w:eastAsia="en-US"/>
-        </w:rPr>
-        <w:t>dowody potwierdzające zasadność wniosku.</w:t>
-      </w:r>
-    </w:p>
-    <w:p>
-      <w:pPr>
-        <w:tabs>
-          <w:tab w:val="left" w:pos="3807"/>
-        </w:tabs>
-        <w:spacing w:after="0" w:line="360" w:lineRule="auto"/>
-        <w:jc w:val="both"/>
-        <w:rPr>
-          <w:rFonts w:ascii="Times New Roman" w:eastAsiaTheme="minorHAnsi" w:hAnsi="Times New Roman" w:cs="Times New Roman"/>
-          <w:lang w:eastAsia="en-US"/>
-        </w:rPr>
-      </w:pPr>
-      <w:r>
-        <w:rPr>
-          <w:rFonts w:ascii="Times New Roman" w:eastAsiaTheme="minorHAnsi" w:hAnsi="Times New Roman" w:cs="Times New Roman"/>
-          <w:lang w:eastAsia="en-US"/>
-        </w:rPr>
-        <w:t xml:space="preserve">2. </w:t>
-      </w:r>
-      <w:r>
-        <w:rPr>
-          <w:rFonts w:ascii="Times New Roman" w:eastAsiaTheme="minorHAnsi" w:hAnsi="Times New Roman" w:cs="Times New Roman"/>
-          <w:lang w:eastAsia="en-US"/>
-        </w:rPr>
-        <w:t>Wniosek Pierwszego Senatora lub Grupy 10 Senatorów wnosi się po podjęciu stosownej uchwały lub zebraniu podpisów, zgodnie z ustawą o Senacie.</w:t>
-      </w:r>
-    </w:p>
-    <w:p>
-      <w:pPr>
-        <w:tabs>
-          <w:tab w:val="left" w:pos="3807"/>
-        </w:tabs>
-        <w:spacing w:after="0" w:line="360" w:lineRule="auto"/>
-        <w:jc w:val="both"/>
-        <w:rPr>
-          <w:rFonts w:ascii="Times New Roman" w:eastAsiaTheme="minorHAnsi" w:hAnsi="Times New Roman" w:cs="Times New Roman"/>
-          <w:lang w:eastAsia="en-US"/>
-        </w:rPr>
-      </w:pPr>
-      <w:r>
-        <w:rPr>
-          <w:rFonts w:ascii="Times New Roman" w:eastAsiaTheme="minorHAnsi" w:hAnsi="Times New Roman" w:cs="Times New Roman"/>
-          <w:lang w:eastAsia="en-US"/>
-        </w:rPr>
-        <w:t>3. Wniosek o zbadanie zasady prawnej, o której mowa w art. 21 ust. 1 pkt 6, może zgłosić również Prezes Koronnego Sądu Najwyższego lub Prezesi Koronnego Trybunału Administracyjnego, jeżeli powezmą wątpliwość co do zgodności ustalonej zasady z prawem naturalnym.</w:t>
-      </w:r>
-    </w:p>
-    <w:p>
-      <w:pPr>
-        <w:tabs>
-          <w:tab w:val="left" w:pos="3807"/>
-        </w:tabs>
-        <w:spacing w:after="0" w:line="360" w:lineRule="auto"/>
-        <w:jc w:val="both"/>
-        <w:rPr>
-          <w:rFonts w:ascii="Times New Roman" w:eastAsiaTheme="minorHAnsi" w:hAnsi="Times New Roman" w:cs="Times New Roman"/>
-          <w:lang w:eastAsia="en-US"/>
-        </w:rPr>
-      </w:pPr>
-    </w:p>
-    <w:p>
-      <w:pPr>
-        <w:tabs>
-          <w:tab w:val="left" w:pos="3807"/>
-        </w:tabs>
-        <w:spacing w:after="0" w:line="360" w:lineRule="auto"/>
-        <w:jc w:val="both"/>
-        <w:rPr>
-          <w:rFonts w:ascii="Times New Roman" w:eastAsiaTheme="minorHAnsi" w:hAnsi="Times New Roman" w:cs="Times New Roman"/>
-          <w:lang w:eastAsia="en-US"/>
-        </w:rPr>
-      </w:pPr>
-      <w:r>
-        <w:rPr>
-          <w:rFonts w:ascii="Times New Roman" w:eastAsiaTheme="minorHAnsi" w:hAnsi="Times New Roman" w:cs="Times New Roman"/>
-          <w:b/>
-          <w:bCs/>
-          <w:lang w:eastAsia="en-US"/>
-        </w:rPr>
-        <w:t>Art. 2</w:t>
-      </w:r>
-      <w:r>
-        <w:rPr>
-          <w:rFonts w:ascii="Times New Roman" w:eastAsiaTheme="minorHAnsi" w:hAnsi="Times New Roman" w:cs="Times New Roman"/>
-          <w:b/>
-          <w:bCs/>
-          <w:lang w:eastAsia="en-US"/>
-        </w:rPr>
-        <w:t>6</w:t>
-      </w:r>
-      <w:r>
-        <w:rPr>
-          <w:rFonts w:ascii="Times New Roman" w:eastAsiaTheme="minorHAnsi" w:hAnsi="Times New Roman" w:cs="Times New Roman"/>
-          <w:b/>
-          <w:bCs/>
-          <w:lang w:eastAsia="en-US"/>
-        </w:rPr>
-        <w:t>.</w:t>
-      </w:r>
-      <w:r>
-        <w:rPr>
-          <w:rFonts w:ascii="Times New Roman" w:eastAsiaTheme="minorHAnsi" w:hAnsi="Times New Roman" w:cs="Times New Roman"/>
-          <w:lang w:eastAsia="en-US"/>
-        </w:rPr>
-        <w:t xml:space="preserve"> 1. </w:t>
-      </w:r>
-      <w:r>
-        <w:rPr>
-          <w:rFonts w:ascii="Times New Roman" w:eastAsiaTheme="minorHAnsi" w:hAnsi="Times New Roman" w:cs="Times New Roman"/>
-          <w:lang w:eastAsia="en-US"/>
-        </w:rPr>
-        <w:t>Wniosek grupy 50 tysięcy obywateli, o którym mowa w art. 123 pkt 9 Konstytucji, wymaga powołania Komitetu Wnioskodawczego składającego się z co najmniej 15 osób posiadających pełnię praw publicznych.</w:t>
-      </w:r>
-    </w:p>
-    <w:p>
-      <w:pPr>
-        <w:tabs>
-          <w:tab w:val="left" w:pos="3807"/>
-        </w:tabs>
-        <w:spacing w:after="0" w:line="360" w:lineRule="auto"/>
-        <w:jc w:val="both"/>
-        <w:rPr>
-          <w:rFonts w:ascii="Times New Roman" w:eastAsiaTheme="minorHAnsi" w:hAnsi="Times New Roman" w:cs="Times New Roman"/>
-          <w:lang w:eastAsia="en-US"/>
-        </w:rPr>
-      </w:pPr>
-      <w:r>
-        <w:rPr>
-          <w:rFonts w:ascii="Times New Roman" w:eastAsiaTheme="minorHAnsi" w:hAnsi="Times New Roman" w:cs="Times New Roman"/>
-          <w:lang w:eastAsia="en-US"/>
-        </w:rPr>
-        <w:lastRenderedPageBreak/>
-        <w:t xml:space="preserve">2. </w:t>
-      </w:r>
-      <w:r>
-        <w:rPr>
-          <w:rFonts w:ascii="Times New Roman" w:eastAsiaTheme="minorHAnsi" w:hAnsi="Times New Roman" w:cs="Times New Roman"/>
-          <w:lang w:eastAsia="en-US"/>
-        </w:rPr>
-        <w:t>Wniosek obywatelski, poza wymogami określonymi w art. 24 ust. 1, musi zawierać załącznik z wykazem 50 tysięcy czytelnych podpisów obywateli Korony, zawierający ich imiona, nazwiska oraz numery identyfikacyjne.</w:t>
-      </w:r>
-    </w:p>
-    <w:p>
-      <w:pPr>
-        <w:tabs>
-          <w:tab w:val="left" w:pos="3807"/>
-        </w:tabs>
-        <w:spacing w:after="0" w:line="360" w:lineRule="auto"/>
-        <w:jc w:val="both"/>
-        <w:rPr>
-          <w:rFonts w:ascii="Times New Roman" w:eastAsiaTheme="minorHAnsi" w:hAnsi="Times New Roman" w:cs="Times New Roman"/>
-          <w:lang w:eastAsia="en-US"/>
-        </w:rPr>
-      </w:pPr>
-      <w:r>
-        <w:rPr>
-          <w:rFonts w:ascii="Times New Roman" w:eastAsiaTheme="minorHAnsi" w:hAnsi="Times New Roman" w:cs="Times New Roman"/>
-          <w:lang w:eastAsia="en-US"/>
-        </w:rPr>
-        <w:t xml:space="preserve">3. </w:t>
-      </w:r>
-      <w:r>
-        <w:rPr>
-          <w:rFonts w:ascii="Times New Roman" w:eastAsiaTheme="minorHAnsi" w:hAnsi="Times New Roman" w:cs="Times New Roman"/>
-          <w:lang w:eastAsia="en-US"/>
-        </w:rPr>
-        <w:t>Prawdziwość podpisów weryfikuje sędzia wyznaczony do badania wstępnego. W przypadku uzasadnionych wątpliwości, Trybunał może zwrócić się o pomoc w weryfikacji do organów administracji koronnej lub Inkwizycji.</w:t>
-      </w:r>
-    </w:p>
-    <w:p>
-      <w:pPr>
-        <w:tabs>
-          <w:tab w:val="left" w:pos="3807"/>
-        </w:tabs>
-        <w:spacing w:after="0" w:line="360" w:lineRule="auto"/>
-        <w:jc w:val="both"/>
-        <w:rPr>
-          <w:rFonts w:ascii="Times New Roman" w:eastAsiaTheme="minorHAnsi" w:hAnsi="Times New Roman" w:cs="Times New Roman"/>
-          <w:lang w:eastAsia="en-US"/>
-        </w:rPr>
-      </w:pPr>
-    </w:p>
-    <w:p>
-      <w:pPr>
-        <w:tabs>
-          <w:tab w:val="left" w:pos="3807"/>
-        </w:tabs>
-        <w:spacing w:after="0" w:line="360" w:lineRule="auto"/>
-        <w:jc w:val="both"/>
-        <w:rPr>
-          <w:rFonts w:ascii="Times New Roman" w:eastAsiaTheme="minorHAnsi" w:hAnsi="Times New Roman" w:cs="Times New Roman"/>
-          <w:lang w:eastAsia="en-US"/>
-        </w:rPr>
-      </w:pPr>
-      <w:r>
-        <w:rPr>
-          <w:rFonts w:ascii="Times New Roman" w:eastAsiaTheme="minorHAnsi" w:hAnsi="Times New Roman" w:cs="Times New Roman"/>
-          <w:b/>
-          <w:bCs/>
-          <w:lang w:eastAsia="en-US"/>
-        </w:rPr>
-        <w:t>Art. 2</w:t>
-      </w:r>
-      <w:r>
-        <w:rPr>
-          <w:rFonts w:ascii="Times New Roman" w:eastAsiaTheme="minorHAnsi" w:hAnsi="Times New Roman" w:cs="Times New Roman"/>
-          <w:b/>
-          <w:bCs/>
-          <w:lang w:eastAsia="en-US"/>
-        </w:rPr>
-        <w:t>7</w:t>
-      </w:r>
-      <w:r>
-        <w:rPr>
-          <w:rFonts w:ascii="Times New Roman" w:eastAsiaTheme="minorHAnsi" w:hAnsi="Times New Roman" w:cs="Times New Roman"/>
-          <w:b/>
-          <w:bCs/>
-          <w:lang w:eastAsia="en-US"/>
-        </w:rPr>
-        <w:t>.</w:t>
-      </w:r>
-      <w:r>
-        <w:rPr>
-          <w:rFonts w:ascii="Times New Roman" w:eastAsiaTheme="minorHAnsi" w:hAnsi="Times New Roman" w:cs="Times New Roman"/>
-          <w:lang w:eastAsia="en-US"/>
-        </w:rPr>
-        <w:t xml:space="preserve"> 1. </w:t>
-      </w:r>
-      <w:r>
-        <w:rPr>
-          <w:rFonts w:ascii="Times New Roman" w:eastAsiaTheme="minorHAnsi" w:hAnsi="Times New Roman" w:cs="Times New Roman"/>
-          <w:lang w:eastAsia="en-US"/>
-        </w:rPr>
-        <w:t>Pytanie prawne sądu, o którym mowa w art. 124 Konstytucji, powinno zawierać:</w:t>
-      </w:r>
-    </w:p>
-    <w:p>
-      <w:pPr>
-        <w:tabs>
-          <w:tab w:val="left" w:pos="3807"/>
-        </w:tabs>
-        <w:spacing w:after="0" w:line="360" w:lineRule="auto"/>
-        <w:jc w:val="both"/>
-        <w:rPr>
-          <w:rFonts w:ascii="Times New Roman" w:eastAsiaTheme="minorHAnsi" w:hAnsi="Times New Roman" w:cs="Times New Roman"/>
-          <w:lang w:eastAsia="en-US"/>
-        </w:rPr>
-      </w:pPr>
-      <w:r>
-        <w:rPr>
-          <w:rFonts w:ascii="Times New Roman" w:eastAsiaTheme="minorHAnsi" w:hAnsi="Times New Roman" w:cs="Times New Roman"/>
-          <w:lang w:eastAsia="en-US"/>
-        </w:rPr>
-        <w:t xml:space="preserve">1) </w:t>
-      </w:r>
-      <w:r>
-        <w:rPr>
-          <w:rFonts w:ascii="Times New Roman" w:eastAsiaTheme="minorHAnsi" w:hAnsi="Times New Roman" w:cs="Times New Roman"/>
-          <w:lang w:eastAsia="en-US"/>
-        </w:rPr>
-        <w:t>oznaczenie sądu kierującego pytanie;</w:t>
-      </w:r>
-    </w:p>
-    <w:p>
-      <w:pPr>
-        <w:tabs>
-          <w:tab w:val="left" w:pos="3807"/>
-        </w:tabs>
-        <w:spacing w:after="0" w:line="360" w:lineRule="auto"/>
-        <w:jc w:val="both"/>
-        <w:rPr>
-          <w:rFonts w:ascii="Times New Roman" w:eastAsiaTheme="minorHAnsi" w:hAnsi="Times New Roman" w:cs="Times New Roman"/>
-          <w:lang w:eastAsia="en-US"/>
-        </w:rPr>
-      </w:pPr>
-      <w:r>
-        <w:rPr>
-          <w:rFonts w:ascii="Times New Roman" w:eastAsiaTheme="minorHAnsi" w:hAnsi="Times New Roman" w:cs="Times New Roman"/>
-          <w:lang w:eastAsia="en-US"/>
-        </w:rPr>
-        <w:t xml:space="preserve">2) </w:t>
-      </w:r>
-      <w:r>
-        <w:rPr>
-          <w:rFonts w:ascii="Times New Roman" w:eastAsiaTheme="minorHAnsi" w:hAnsi="Times New Roman" w:cs="Times New Roman"/>
-          <w:lang w:eastAsia="en-US"/>
-        </w:rPr>
-        <w:t>wskazanie sprawy zawisłej przed sądem, której rozstrzygnięcie zależy od odpowiedzi na pytanie;</w:t>
-      </w:r>
-    </w:p>
-    <w:p>
-      <w:pPr>
-        <w:tabs>
-          <w:tab w:val="left" w:pos="3807"/>
-        </w:tabs>
-        <w:spacing w:after="0" w:line="360" w:lineRule="auto"/>
-        <w:jc w:val="both"/>
-        <w:rPr>
-          <w:rFonts w:ascii="Times New Roman" w:eastAsiaTheme="minorHAnsi" w:hAnsi="Times New Roman" w:cs="Times New Roman"/>
-          <w:lang w:eastAsia="en-US"/>
-        </w:rPr>
-      </w:pPr>
-      <w:r>
-        <w:rPr>
-          <w:rFonts w:ascii="Times New Roman" w:eastAsiaTheme="minorHAnsi" w:hAnsi="Times New Roman" w:cs="Times New Roman"/>
-          <w:lang w:eastAsia="en-US"/>
-        </w:rPr>
-        <w:t xml:space="preserve">3) </w:t>
-      </w:r>
-      <w:r>
-        <w:rPr>
-          <w:rFonts w:ascii="Times New Roman" w:eastAsiaTheme="minorHAnsi" w:hAnsi="Times New Roman" w:cs="Times New Roman"/>
-          <w:lang w:eastAsia="en-US"/>
-        </w:rPr>
-        <w:t>treść wątpliwości prawnych oraz wskazanie przepisu Konstytucji lub zasady prawa naturalnego, z którą badany akt może być niezgodny.</w:t>
-      </w:r>
-    </w:p>
-    <w:p>
-      <w:pPr>
-        <w:tabs>
-          <w:tab w:val="left" w:pos="3807"/>
-        </w:tabs>
-        <w:spacing w:after="0" w:line="360" w:lineRule="auto"/>
-        <w:jc w:val="both"/>
-        <w:rPr>
-          <w:rFonts w:ascii="Times New Roman" w:eastAsiaTheme="minorHAnsi" w:hAnsi="Times New Roman" w:cs="Times New Roman"/>
-          <w:lang w:eastAsia="en-US"/>
-        </w:rPr>
-      </w:pPr>
-      <w:r>
-        <w:rPr>
-          <w:rFonts w:ascii="Times New Roman" w:eastAsiaTheme="minorHAnsi" w:hAnsi="Times New Roman" w:cs="Times New Roman"/>
-          <w:lang w:eastAsia="en-US"/>
-        </w:rPr>
-        <w:t xml:space="preserve">2. </w:t>
-      </w:r>
-      <w:r>
-        <w:rPr>
-          <w:rFonts w:ascii="Times New Roman" w:eastAsiaTheme="minorHAnsi" w:hAnsi="Times New Roman" w:cs="Times New Roman"/>
-          <w:lang w:eastAsia="en-US"/>
-        </w:rPr>
-        <w:t>W przypadku wniosku o rozstrzygnięcie w sprawie precedensowej (sprawy nieznanej prawu koronnemu), sąd przedstawia szczegółowy opis stanu faktycznego, który wymaga rozstrzygnięcia w oparciu o prawo naturalne.</w:t>
-      </w:r>
-    </w:p>
-    <w:p>
-      <w:pPr>
-        <w:tabs>
-          <w:tab w:val="left" w:pos="3807"/>
-        </w:tabs>
-        <w:spacing w:after="0" w:line="360" w:lineRule="auto"/>
-        <w:jc w:val="both"/>
-        <w:rPr>
-          <w:rFonts w:ascii="Times New Roman" w:eastAsiaTheme="minorHAnsi" w:hAnsi="Times New Roman" w:cs="Times New Roman"/>
-          <w:lang w:eastAsia="en-US"/>
-        </w:rPr>
-      </w:pPr>
-    </w:p>
-    <w:p>
-      <w:pPr>
-        <w:tabs>
-          <w:tab w:val="left" w:pos="3807"/>
-        </w:tabs>
-        <w:spacing w:after="0" w:line="360" w:lineRule="auto"/>
-        <w:jc w:val="both"/>
-        <w:rPr>
-          <w:rFonts w:ascii="Times New Roman" w:eastAsiaTheme="minorHAnsi" w:hAnsi="Times New Roman" w:cs="Times New Roman"/>
-          <w:lang w:eastAsia="en-US"/>
-        </w:rPr>
-      </w:pPr>
-      <w:r>
-        <w:rPr>
-          <w:rFonts w:ascii="Times New Roman" w:eastAsiaTheme="minorHAnsi" w:hAnsi="Times New Roman" w:cs="Times New Roman"/>
-          <w:b/>
-          <w:bCs/>
-          <w:lang w:eastAsia="en-US"/>
-        </w:rPr>
-        <w:t>Art. 2</w:t>
-      </w:r>
-      <w:r>
-        <w:rPr>
-          <w:rFonts w:ascii="Times New Roman" w:eastAsiaTheme="minorHAnsi" w:hAnsi="Times New Roman" w:cs="Times New Roman"/>
-          <w:b/>
-          <w:bCs/>
-          <w:lang w:eastAsia="en-US"/>
-        </w:rPr>
-        <w:t>8</w:t>
-      </w:r>
-      <w:r>
-        <w:rPr>
-          <w:rFonts w:ascii="Times New Roman" w:eastAsiaTheme="minorHAnsi" w:hAnsi="Times New Roman" w:cs="Times New Roman"/>
-          <w:b/>
-          <w:bCs/>
-          <w:lang w:eastAsia="en-US"/>
-        </w:rPr>
-        <w:t>.</w:t>
-      </w:r>
-      <w:r>
-        <w:rPr>
-          <w:rFonts w:ascii="Times New Roman" w:eastAsiaTheme="minorHAnsi" w:hAnsi="Times New Roman" w:cs="Times New Roman"/>
-          <w:lang w:eastAsia="en-US"/>
-        </w:rPr>
-        <w:t xml:space="preserve"> Wnioskodawca może wycofać wniosek do czasu rozpoczęcia rozprawy. Wycofanie wniosku obywatelskiego wymaga zgody większości członków Komitetu Wnioskodawczego.</w:t>
       </w:r>
     </w:p>
     <w:p>
@@ -3924,7 +5118,7 @@
           <w:rFonts w:ascii="Times New Roman" w:eastAsiaTheme="minorHAnsi" w:hAnsi="Times New Roman" w:cs="Times New Roman"/>
           <w:lang w:eastAsia="en-US"/>
         </w:rPr>
-        <w:t>ROZDZIAŁ VI</w:t>
+        <w:t>ROZDZIAŁ VII</w:t>
       </w:r>
     </w:p>
     <w:p>
@@ -3950,318 +5144,7 @@
           <w:bCs/>
           <w:lang w:eastAsia="en-US"/>
         </w:rPr>
-        <w:t>ORZECZENIA I ICH SKUTKI</w:t>
-      </w:r>
-    </w:p>
-    <w:p>
-      <w:pPr>
-        <w:tabs>
-          <w:tab w:val="left" w:pos="3807"/>
-        </w:tabs>
-        <w:spacing w:after="0" w:line="360" w:lineRule="auto"/>
-        <w:jc w:val="both"/>
-        <w:rPr>
-          <w:rFonts w:ascii="Times New Roman" w:eastAsiaTheme="minorHAnsi" w:hAnsi="Times New Roman" w:cs="Times New Roman"/>
-          <w:b/>
-          <w:bCs/>
-          <w:lang w:eastAsia="en-US"/>
-        </w:rPr>
-      </w:pPr>
-    </w:p>
-    <w:p>
-      <w:pPr>
-        <w:tabs>
-          <w:tab w:val="left" w:pos="3807"/>
-        </w:tabs>
-        <w:spacing w:after="0" w:line="360" w:lineRule="auto"/>
-        <w:jc w:val="both"/>
-        <w:rPr>
-          <w:rFonts w:ascii="Times New Roman" w:eastAsiaTheme="minorHAnsi" w:hAnsi="Times New Roman" w:cs="Times New Roman"/>
-          <w:lang w:eastAsia="en-US"/>
-        </w:rPr>
-      </w:pPr>
-      <w:r>
-        <w:rPr>
-          <w:rFonts w:ascii="Times New Roman" w:eastAsiaTheme="minorHAnsi" w:hAnsi="Times New Roman" w:cs="Times New Roman"/>
-          <w:b/>
-          <w:bCs/>
-          <w:lang w:eastAsia="en-US"/>
-        </w:rPr>
-        <w:t>Art. 2</w:t>
-      </w:r>
-      <w:r>
-        <w:rPr>
-          <w:rFonts w:ascii="Times New Roman" w:eastAsiaTheme="minorHAnsi" w:hAnsi="Times New Roman" w:cs="Times New Roman"/>
-          <w:b/>
-          <w:bCs/>
-          <w:lang w:eastAsia="en-US"/>
-        </w:rPr>
-        <w:t>9</w:t>
-      </w:r>
-      <w:r>
-        <w:rPr>
-          <w:rFonts w:ascii="Times New Roman" w:eastAsiaTheme="minorHAnsi" w:hAnsi="Times New Roman" w:cs="Times New Roman"/>
-          <w:b/>
-          <w:bCs/>
-          <w:lang w:eastAsia="en-US"/>
-        </w:rPr>
-        <w:t>.</w:t>
-      </w:r>
-      <w:r>
-        <w:rPr>
-          <w:rFonts w:ascii="Times New Roman" w:eastAsiaTheme="minorHAnsi" w:hAnsi="Times New Roman" w:cs="Times New Roman"/>
-          <w:lang w:eastAsia="en-US"/>
-        </w:rPr>
-        <w:t xml:space="preserve"> 1. </w:t>
-      </w:r>
-      <w:r>
-        <w:rPr>
-          <w:rFonts w:ascii="Times New Roman" w:eastAsiaTheme="minorHAnsi" w:hAnsi="Times New Roman" w:cs="Times New Roman"/>
-          <w:lang w:eastAsia="en-US"/>
-        </w:rPr>
-        <w:t>Rozstrzygnięcia Trybunału zapadają w formie wyroków (w sprawach merytorycznych) lub postanowień (w sprawach proceduralnych i incydentalnych).</w:t>
-      </w:r>
-    </w:p>
-    <w:p>
-      <w:pPr>
-        <w:tabs>
-          <w:tab w:val="left" w:pos="3807"/>
-        </w:tabs>
-        <w:spacing w:after="0" w:line="360" w:lineRule="auto"/>
-        <w:jc w:val="both"/>
-        <w:rPr>
-          <w:rFonts w:ascii="Times New Roman" w:eastAsiaTheme="minorHAnsi" w:hAnsi="Times New Roman" w:cs="Times New Roman"/>
-          <w:lang w:eastAsia="en-US"/>
-        </w:rPr>
-      </w:pPr>
-      <w:r>
-        <w:rPr>
-          <w:rFonts w:ascii="Times New Roman" w:eastAsiaTheme="minorHAnsi" w:hAnsi="Times New Roman" w:cs="Times New Roman"/>
-          <w:lang w:eastAsia="en-US"/>
-        </w:rPr>
-        <w:t xml:space="preserve">2. </w:t>
-      </w:r>
-      <w:r>
-        <w:rPr>
-          <w:rFonts w:ascii="Times New Roman" w:eastAsiaTheme="minorHAnsi" w:hAnsi="Times New Roman" w:cs="Times New Roman"/>
-          <w:lang w:eastAsia="en-US"/>
-        </w:rPr>
-        <w:t>Orzeczenia Trybunału zapadają większością głosów i są ostateczne.</w:t>
-      </w:r>
-    </w:p>
-    <w:p>
-      <w:pPr>
-        <w:tabs>
-          <w:tab w:val="left" w:pos="3807"/>
-        </w:tabs>
-        <w:spacing w:after="0" w:line="360" w:lineRule="auto"/>
-        <w:jc w:val="both"/>
-        <w:rPr>
-          <w:rFonts w:ascii="Times New Roman" w:eastAsiaTheme="minorHAnsi" w:hAnsi="Times New Roman" w:cs="Times New Roman"/>
-          <w:lang w:eastAsia="en-US"/>
-        </w:rPr>
-      </w:pPr>
-      <w:r>
-        <w:rPr>
-          <w:rFonts w:ascii="Times New Roman" w:eastAsiaTheme="minorHAnsi" w:hAnsi="Times New Roman" w:cs="Times New Roman"/>
-          <w:lang w:eastAsia="en-US"/>
-        </w:rPr>
-        <w:t xml:space="preserve">3. </w:t>
-      </w:r>
-      <w:r>
-        <w:rPr>
-          <w:rFonts w:ascii="Times New Roman" w:eastAsiaTheme="minorHAnsi" w:hAnsi="Times New Roman" w:cs="Times New Roman"/>
-          <w:lang w:eastAsia="en-US"/>
-        </w:rPr>
-        <w:t>Orzeczenia podlegają niezwłocznemu ogłoszeniu w Krulewskim Dzienniku Ustaw.</w:t>
-      </w:r>
-    </w:p>
-    <w:p>
-      <w:pPr>
-        <w:tabs>
-          <w:tab w:val="left" w:pos="3807"/>
-        </w:tabs>
-        <w:spacing w:after="0" w:line="360" w:lineRule="auto"/>
-        <w:jc w:val="both"/>
-        <w:rPr>
-          <w:rFonts w:ascii="Times New Roman" w:eastAsiaTheme="minorHAnsi" w:hAnsi="Times New Roman" w:cs="Times New Roman"/>
-          <w:lang w:eastAsia="en-US"/>
-        </w:rPr>
-      </w:pPr>
-    </w:p>
-    <w:p>
-      <w:pPr>
-        <w:tabs>
-          <w:tab w:val="left" w:pos="3807"/>
-        </w:tabs>
-        <w:spacing w:after="0" w:line="360" w:lineRule="auto"/>
-        <w:jc w:val="both"/>
-        <w:rPr>
-          <w:rFonts w:ascii="Times New Roman" w:eastAsiaTheme="minorHAnsi" w:hAnsi="Times New Roman" w:cs="Times New Roman"/>
-          <w:lang w:eastAsia="en-US"/>
-        </w:rPr>
-      </w:pPr>
-      <w:r>
-        <w:rPr>
-          <w:rFonts w:ascii="Times New Roman" w:eastAsiaTheme="minorHAnsi" w:hAnsi="Times New Roman" w:cs="Times New Roman"/>
-          <w:b/>
-          <w:bCs/>
-          <w:lang w:eastAsia="en-US"/>
-        </w:rPr>
-        <w:t xml:space="preserve">Art. </w:t>
-      </w:r>
-      <w:r>
-        <w:rPr>
-          <w:rFonts w:ascii="Times New Roman" w:eastAsiaTheme="minorHAnsi" w:hAnsi="Times New Roman" w:cs="Times New Roman"/>
-          <w:b/>
-          <w:bCs/>
-          <w:lang w:eastAsia="en-US"/>
-        </w:rPr>
-        <w:t>30</w:t>
-      </w:r>
-      <w:r>
-        <w:rPr>
-          <w:rFonts w:ascii="Times New Roman" w:eastAsiaTheme="minorHAnsi" w:hAnsi="Times New Roman" w:cs="Times New Roman"/>
-          <w:b/>
-          <w:bCs/>
-          <w:lang w:eastAsia="en-US"/>
-        </w:rPr>
-        <w:t>.</w:t>
-      </w:r>
-      <w:r>
-        <w:rPr>
-          <w:rFonts w:ascii="Times New Roman" w:eastAsiaTheme="minorHAnsi" w:hAnsi="Times New Roman" w:cs="Times New Roman"/>
-          <w:lang w:eastAsia="en-US"/>
-        </w:rPr>
-        <w:t xml:space="preserve"> 1. </w:t>
-      </w:r>
-      <w:r>
-        <w:rPr>
-          <w:rFonts w:ascii="Times New Roman" w:eastAsiaTheme="minorHAnsi" w:hAnsi="Times New Roman" w:cs="Times New Roman"/>
-          <w:lang w:eastAsia="en-US"/>
-        </w:rPr>
-        <w:t>Akt normatywny lub jego część, którą Trybunał uznał za niezgodną z Konstytucją, prawem naturalnym lub ratyfikowaną umową międzynarodową, traci moc obowiązującą z dniem ogłoszenia wyroku, chyba że Trybunał określi inny termin.</w:t>
-      </w:r>
-    </w:p>
-    <w:p>
-      <w:pPr>
-        <w:tabs>
-          <w:tab w:val="left" w:pos="3807"/>
-        </w:tabs>
-        <w:spacing w:after="0" w:line="360" w:lineRule="auto"/>
-        <w:jc w:val="both"/>
-        <w:rPr>
-          <w:rFonts w:ascii="Times New Roman" w:eastAsiaTheme="minorHAnsi" w:hAnsi="Times New Roman" w:cs="Times New Roman"/>
-          <w:lang w:eastAsia="en-US"/>
-        </w:rPr>
-      </w:pPr>
-      <w:r>
-        <w:rPr>
-          <w:rFonts w:ascii="Times New Roman" w:eastAsiaTheme="minorHAnsi" w:hAnsi="Times New Roman" w:cs="Times New Roman"/>
-          <w:lang w:eastAsia="en-US"/>
-        </w:rPr>
-        <w:t xml:space="preserve">2. </w:t>
-      </w:r>
-      <w:r>
-        <w:rPr>
-          <w:rFonts w:ascii="Times New Roman" w:eastAsiaTheme="minorHAnsi" w:hAnsi="Times New Roman" w:cs="Times New Roman"/>
-          <w:lang w:eastAsia="en-US"/>
-        </w:rPr>
-        <w:t>Trybunał może odroczyć termin utraty mocy obowiązującej aktu normatywnego o okres nieprzekraczający sześciu miesięcy, jeżeli jest to niezbędne dla zachowania ciągłości prawnej państwa lub uniknięcia luki zagrażającej dobru wspólnemu.</w:t>
-      </w:r>
-    </w:p>
-    <w:p>
-      <w:pPr>
-        <w:tabs>
-          <w:tab w:val="left" w:pos="3807"/>
-        </w:tabs>
-        <w:spacing w:after="0" w:line="360" w:lineRule="auto"/>
-        <w:jc w:val="both"/>
-        <w:rPr>
-          <w:rFonts w:ascii="Times New Roman" w:eastAsiaTheme="minorHAnsi" w:hAnsi="Times New Roman" w:cs="Times New Roman"/>
-          <w:lang w:eastAsia="en-US"/>
-        </w:rPr>
-      </w:pPr>
-    </w:p>
-    <w:p>
-      <w:pPr>
-        <w:tabs>
-          <w:tab w:val="left" w:pos="3807"/>
-        </w:tabs>
-        <w:spacing w:after="0" w:line="360" w:lineRule="auto"/>
-        <w:jc w:val="both"/>
-        <w:rPr>
-          <w:rFonts w:ascii="Times New Roman" w:eastAsiaTheme="minorHAnsi" w:hAnsi="Times New Roman" w:cs="Times New Roman"/>
-          <w:lang w:eastAsia="en-US"/>
-        </w:rPr>
-      </w:pPr>
-      <w:r>
-        <w:rPr>
-          <w:rFonts w:ascii="Times New Roman" w:eastAsiaTheme="minorHAnsi" w:hAnsi="Times New Roman" w:cs="Times New Roman"/>
-          <w:b/>
-          <w:bCs/>
-          <w:lang w:eastAsia="en-US"/>
-        </w:rPr>
-        <w:t>Art. 3</w:t>
-      </w:r>
-      <w:r>
-        <w:rPr>
-          <w:rFonts w:ascii="Times New Roman" w:eastAsiaTheme="minorHAnsi" w:hAnsi="Times New Roman" w:cs="Times New Roman"/>
-          <w:b/>
-          <w:bCs/>
-          <w:lang w:eastAsia="en-US"/>
-        </w:rPr>
-        <w:t>1</w:t>
-      </w:r>
-      <w:r>
-        <w:rPr>
-          <w:rFonts w:ascii="Times New Roman" w:eastAsiaTheme="minorHAnsi" w:hAnsi="Times New Roman" w:cs="Times New Roman"/>
-          <w:b/>
-          <w:bCs/>
-          <w:lang w:eastAsia="en-US"/>
-        </w:rPr>
-        <w:t>.</w:t>
-      </w:r>
-      <w:r>
-        <w:rPr>
-          <w:rFonts w:ascii="Times New Roman" w:eastAsiaTheme="minorHAnsi" w:hAnsi="Times New Roman" w:cs="Times New Roman"/>
-          <w:lang w:eastAsia="en-US"/>
-        </w:rPr>
-        <w:t xml:space="preserve"> 1. </w:t>
-      </w:r>
-      <w:r>
-        <w:rPr>
-          <w:rFonts w:ascii="Times New Roman" w:eastAsiaTheme="minorHAnsi" w:hAnsi="Times New Roman" w:cs="Times New Roman"/>
-          <w:lang w:eastAsia="en-US"/>
-        </w:rPr>
-        <w:t>Wyrok Trybunału stwierdzający rażącą sprzeczność aktu z prawem naturalnym ma charakter deklaratoryjny i potwierdza, że akt ten nie posiadał mocy wiążącej od momentu jego wydania.</w:t>
-      </w:r>
-    </w:p>
-    <w:p>
-      <w:pPr>
-        <w:tabs>
-          <w:tab w:val="left" w:pos="3807"/>
-        </w:tabs>
-        <w:spacing w:after="0" w:line="360" w:lineRule="auto"/>
-        <w:jc w:val="both"/>
-        <w:rPr>
-          <w:rFonts w:ascii="Times New Roman" w:eastAsiaTheme="minorHAnsi" w:hAnsi="Times New Roman" w:cs="Times New Roman"/>
-          <w:lang w:eastAsia="en-US"/>
-        </w:rPr>
-      </w:pPr>
-      <w:r>
-        <w:rPr>
-          <w:rFonts w:ascii="Times New Roman" w:eastAsiaTheme="minorHAnsi" w:hAnsi="Times New Roman" w:cs="Times New Roman"/>
-          <w:lang w:eastAsia="en-US"/>
-        </w:rPr>
-        <w:t xml:space="preserve">2. </w:t>
-      </w:r>
-      <w:r>
-        <w:rPr>
-          <w:rFonts w:ascii="Times New Roman" w:eastAsiaTheme="minorHAnsi" w:hAnsi="Times New Roman" w:cs="Times New Roman"/>
-          <w:lang w:eastAsia="en-US"/>
-        </w:rPr>
-        <w:t>W przypadku, o którym mowa w ust. 1, wszelkie prawomocne orzeczenia sądowe lub decyzje administracyjne wydane na podstawie takiego aktu podlegają wznowieniu lub uchyleniu w trybie określonym w ustawach procesowych.</w:t>
+        <w:t>ADMINISTRACJA I OCHRONA TRYBUNAŁU</w:t>
       </w:r>
     </w:p>
     <w:p>
@@ -4306,7 +5189,7 @@
           <w:bCs/>
           <w:lang w:eastAsia="en-US"/>
         </w:rPr>
-        <w:t>2</w:t>
+        <w:t>6</w:t>
       </w:r>
       <w:r>
         <w:rPr>
@@ -4329,7 +5212,7 @@
           <w:rFonts w:ascii="Times New Roman" w:eastAsiaTheme="minorHAnsi" w:hAnsi="Times New Roman" w:cs="Times New Roman"/>
           <w:lang w:eastAsia="en-US"/>
         </w:rPr>
-        <w:t>Orzeczenia w sprawach precedensowych, wydawane na podstawie art. 124 ust. 2 Konstytucji, mają charakter prawodawczy i wiążą wszystkie sądy oraz organy władzy publicznej.</w:t>
+        <w:t>Kancelaria Wysokiego Trybunału Koronnego wykonuje zadania organizacyjno-techniczne, finansowe oraz doradcze związane z działalnością Trybunału.</w:t>
       </w:r>
     </w:p>
     <w:p>
@@ -4356,7 +5239,7 @@
           <w:rFonts w:ascii="Times New Roman" w:eastAsiaTheme="minorHAnsi" w:hAnsi="Times New Roman" w:cs="Times New Roman"/>
           <w:lang w:eastAsia="en-US"/>
         </w:rPr>
-        <w:t>Zasady prawne zawarte w orzeczeniach precedensowych obowiązują do czasu ich zmiany przez Trybunał lub uregulowania danej materii w drodze ustawy lub dekretu Krula.</w:t>
+        <w:t>Kancelarią kieruje Szef Kancelarii Trybunału, powoływany i odwoływany przez Prezesa Trybunału.</w:t>
       </w:r>
     </w:p>
     <w:p>
@@ -4383,7 +5266,7 @@
           <w:rFonts w:ascii="Times New Roman" w:eastAsiaTheme="minorHAnsi" w:hAnsi="Times New Roman" w:cs="Times New Roman"/>
           <w:lang w:eastAsia="en-US"/>
         </w:rPr>
-        <w:t>W przypadku stwierdzenia niezgodności zasady prawnej ustanowionej przez inny sąd z prawem naturalnym, zasada ta traci moc wiążącą dla wszystkich organów i sądów z dniem ogłoszenia wyroku Trybunału.</w:t>
+        <w:t>Pracownicy Kancelarii są obowiązani do zachowania w tajemnicy okoliczności spraw, o których powzięli wiadomość ze względu na swoje stanowisko służbowe.</w:t>
       </w:r>
     </w:p>
     <w:p>
@@ -4427,7 +5310,7 @@
           <w:bCs/>
           <w:lang w:eastAsia="en-US"/>
         </w:rPr>
-        <w:t>3</w:t>
+        <w:t>7</w:t>
       </w:r>
       <w:r>
         <w:rPr>
@@ -4450,29 +5333,316 @@
           <w:rFonts w:ascii="Times New Roman" w:eastAsiaTheme="minorHAnsi" w:hAnsi="Times New Roman" w:cs="Times New Roman"/>
           <w:lang w:eastAsia="en-US"/>
         </w:rPr>
-        <w:t xml:space="preserve">W przypadku stwierdzenia przez Trybunał, że statutowe założenia, praktyki lub instytucje wyznania, religii, partii politycznej lub organizacji społecznej naruszają system prawa i wartości Korony, Trybunał może wydać wiążący </w:t>
-      </w:r>
-      <w:r>
-        <w:rPr>
-          <w:rFonts w:ascii="Times New Roman" w:eastAsiaTheme="minorHAnsi" w:hAnsi="Times New Roman" w:cs="Times New Roman"/>
-          <w:lang w:eastAsia="en-US"/>
-        </w:rPr>
-        <w:t>n</w:t>
-      </w:r>
-      <w:r>
-        <w:rPr>
-          <w:rFonts w:ascii="Times New Roman" w:eastAsiaTheme="minorHAnsi" w:hAnsi="Times New Roman" w:cs="Times New Roman"/>
-          <w:lang w:eastAsia="en-US"/>
-        </w:rPr>
-        <w:t>akaz Inkwizycyjny</w:t>
-      </w:r>
-      <w:r>
-        <w:rPr>
-          <w:rFonts w:ascii="Times New Roman" w:eastAsiaTheme="minorHAnsi" w:hAnsi="Times New Roman" w:cs="Times New Roman"/>
+        <w:t xml:space="preserve">Straż Trybunału jest umundurowaną i uzbrojoną formacją odpowiedzialną za ochronę sędziów, pracowników oraz mienia Trybunału, a także za utrzymanie porządku podczas </w:t>
+      </w:r>
+      <w:r>
+        <w:rPr>
+          <w:rFonts w:ascii="Times New Roman" w:eastAsiaTheme="minorHAnsi" w:hAnsi="Times New Roman" w:cs="Times New Roman"/>
+          <w:lang w:eastAsia="en-US"/>
+        </w:rPr>
+        <w:t>rozpraw.</w:t>
+      </w:r>
+    </w:p>
+    <w:p>
+      <w:pPr>
+        <w:tabs>
+          <w:tab w:val="left" w:pos="3807"/>
+        </w:tabs>
+        <w:spacing w:after="0" w:line="360" w:lineRule="auto"/>
+        <w:jc w:val="both"/>
+        <w:rPr>
+          <w:rFonts w:ascii="Times New Roman" w:eastAsiaTheme="minorHAnsi" w:hAnsi="Times New Roman" w:cs="Times New Roman"/>
+          <w:lang w:eastAsia="en-US"/>
+        </w:rPr>
+      </w:pPr>
+      <w:r>
+        <w:rPr>
+          <w:rFonts w:ascii="Times New Roman" w:eastAsiaTheme="minorHAnsi" w:hAnsi="Times New Roman" w:cs="Times New Roman"/>
+          <w:lang w:eastAsia="en-US"/>
+        </w:rPr>
+        <w:t xml:space="preserve">2. </w:t>
+      </w:r>
+      <w:r>
+        <w:rPr>
+          <w:rFonts w:ascii="Times New Roman" w:eastAsiaTheme="minorHAnsi" w:hAnsi="Times New Roman" w:cs="Times New Roman"/>
+          <w:lang w:eastAsia="en-US"/>
+        </w:rPr>
+        <w:t>Straż Trybunału podlega bezpośrednio Prezesowi Trybunału.</w:t>
+      </w:r>
+    </w:p>
+    <w:p>
+      <w:pPr>
+        <w:tabs>
+          <w:tab w:val="left" w:pos="3807"/>
+        </w:tabs>
+        <w:spacing w:after="0" w:line="360" w:lineRule="auto"/>
+        <w:jc w:val="both"/>
+        <w:rPr>
+          <w:rFonts w:ascii="Times New Roman" w:eastAsiaTheme="minorHAnsi" w:hAnsi="Times New Roman" w:cs="Times New Roman"/>
+          <w:lang w:eastAsia="en-US"/>
+        </w:rPr>
+      </w:pPr>
+      <w:r>
+        <w:rPr>
+          <w:rFonts w:ascii="Times New Roman" w:eastAsiaTheme="minorHAnsi" w:hAnsi="Times New Roman" w:cs="Times New Roman"/>
+          <w:lang w:eastAsia="en-US"/>
+        </w:rPr>
+        <w:t xml:space="preserve">3. </w:t>
+      </w:r>
+      <w:r>
+        <w:rPr>
+          <w:rFonts w:ascii="Times New Roman" w:eastAsiaTheme="minorHAnsi" w:hAnsi="Times New Roman" w:cs="Times New Roman"/>
+          <w:lang w:eastAsia="en-US"/>
+        </w:rPr>
+        <w:t>Komendanta Straży Trybunału powołuje Prezes Trybunału spośród osób posiadających doświadczenie w służbach mundurowych Korony.</w:t>
+      </w:r>
+    </w:p>
+    <w:p>
+      <w:pPr>
+        <w:tabs>
+          <w:tab w:val="left" w:pos="3807"/>
+        </w:tabs>
+        <w:spacing w:after="0" w:line="360" w:lineRule="auto"/>
+        <w:jc w:val="both"/>
+        <w:rPr>
+          <w:rFonts w:ascii="Times New Roman" w:eastAsiaTheme="minorHAnsi" w:hAnsi="Times New Roman" w:cs="Times New Roman"/>
+          <w:lang w:eastAsia="en-US"/>
+        </w:rPr>
+      </w:pPr>
+      <w:r>
+        <w:rPr>
+          <w:rFonts w:ascii="Times New Roman" w:eastAsiaTheme="minorHAnsi" w:hAnsi="Times New Roman" w:cs="Times New Roman"/>
+          <w:lang w:eastAsia="en-US"/>
+        </w:rPr>
+        <w:t xml:space="preserve">4. </w:t>
+      </w:r>
+      <w:r>
+        <w:rPr>
+          <w:rFonts w:ascii="Times New Roman" w:eastAsiaTheme="minorHAnsi" w:hAnsi="Times New Roman" w:cs="Times New Roman"/>
+          <w:lang w:eastAsia="en-US"/>
+        </w:rPr>
+        <w:t>Członkowie Straży Trybunału noszą umundurowanie w barwach narodowych (czerwono-złotych) z emblematem Gryfa Rodu Gryfionów.</w:t>
+      </w:r>
+    </w:p>
+    <w:p>
+      <w:pPr>
+        <w:tabs>
+          <w:tab w:val="left" w:pos="3807"/>
+        </w:tabs>
+        <w:spacing w:after="0" w:line="360" w:lineRule="auto"/>
+        <w:jc w:val="both"/>
+        <w:rPr>
+          <w:rFonts w:ascii="Times New Roman" w:eastAsiaTheme="minorHAnsi" w:hAnsi="Times New Roman" w:cs="Times New Roman"/>
+          <w:lang w:eastAsia="en-US"/>
+        </w:rPr>
+      </w:pPr>
+      <w:r>
+        <w:rPr>
+          <w:rFonts w:ascii="Times New Roman" w:eastAsiaTheme="minorHAnsi" w:hAnsi="Times New Roman" w:cs="Times New Roman"/>
+          <w:lang w:eastAsia="en-US"/>
+        </w:rPr>
+        <w:t xml:space="preserve">5. </w:t>
+      </w:r>
+      <w:r>
+        <w:rPr>
+          <w:rFonts w:ascii="Times New Roman" w:eastAsiaTheme="minorHAnsi" w:hAnsi="Times New Roman" w:cs="Times New Roman"/>
+          <w:lang w:eastAsia="en-US"/>
+        </w:rPr>
+        <w:t xml:space="preserve">Do uprawnień Straży Trybunału w zakresie użycia środków przymusu bezpośredniego stosuje się odpowiednio przepisy o Straży </w:t>
+      </w:r>
+      <w:r>
+        <w:rPr>
+          <w:rFonts w:ascii="Times New Roman" w:eastAsiaTheme="minorHAnsi" w:hAnsi="Times New Roman" w:cs="Times New Roman"/>
+          <w:lang w:eastAsia="en-US"/>
+        </w:rPr>
+        <w:t>Senatu.</w:t>
+      </w:r>
+    </w:p>
+    <w:p>
+      <w:pPr>
+        <w:tabs>
+          <w:tab w:val="left" w:pos="3807"/>
+        </w:tabs>
+        <w:spacing w:after="0" w:line="360" w:lineRule="auto"/>
+        <w:jc w:val="both"/>
+        <w:rPr>
+          <w:rFonts w:ascii="Times New Roman" w:eastAsiaTheme="minorHAnsi" w:hAnsi="Times New Roman" w:cs="Times New Roman"/>
+          <w:lang w:eastAsia="en-US"/>
+        </w:rPr>
+      </w:pPr>
+    </w:p>
+    <w:p>
+      <w:pPr>
+        <w:tabs>
+          <w:tab w:val="left" w:pos="3807"/>
+        </w:tabs>
+        <w:spacing w:after="0" w:line="360" w:lineRule="auto"/>
+        <w:jc w:val="center"/>
+        <w:rPr>
+          <w:rFonts w:ascii="Times New Roman" w:eastAsiaTheme="minorHAnsi" w:hAnsi="Times New Roman" w:cs="Times New Roman"/>
+          <w:lang w:eastAsia="en-US"/>
+        </w:rPr>
+      </w:pPr>
+      <w:r>
+        <w:rPr>
+          <w:rFonts w:ascii="Times New Roman" w:eastAsiaTheme="minorHAnsi" w:hAnsi="Times New Roman" w:cs="Times New Roman"/>
+          <w:lang w:eastAsia="en-US"/>
+        </w:rPr>
+        <w:t>ROZDZIAŁ VIII</w:t>
+      </w:r>
+    </w:p>
+    <w:p>
+      <w:pPr>
+        <w:tabs>
+          <w:tab w:val="left" w:pos="3807"/>
+        </w:tabs>
+        <w:spacing w:after="0" w:line="360" w:lineRule="auto"/>
+        <w:jc w:val="center"/>
+        <w:rPr>
+          <w:rFonts w:ascii="Times New Roman" w:eastAsiaTheme="minorHAnsi" w:hAnsi="Times New Roman" w:cs="Times New Roman"/>
+          <w:lang w:eastAsia="en-US"/>
+        </w:rPr>
+      </w:pPr>
+      <w:r>
+        <w:rPr>
+          <w:rFonts w:ascii="Times New Roman" w:eastAsiaTheme="minorHAnsi" w:hAnsi="Times New Roman" w:cs="Times New Roman"/>
+          <w:b/>
+          <w:bCs/>
+          <w:lang w:eastAsia="en-US"/>
+        </w:rPr>
+        <w:t>PRZEPISY PRZEJŚCIOWE I KOŃCOWE</w:t>
+      </w:r>
+    </w:p>
+    <w:p>
+      <w:pPr>
+        <w:tabs>
+          <w:tab w:val="left" w:pos="3807"/>
+        </w:tabs>
+        <w:spacing w:after="0" w:line="360" w:lineRule="auto"/>
+        <w:jc w:val="both"/>
+        <w:rPr>
+          <w:rFonts w:ascii="Times New Roman" w:eastAsiaTheme="minorHAnsi" w:hAnsi="Times New Roman" w:cs="Times New Roman"/>
+          <w:b/>
+          <w:bCs/>
+          <w:lang w:eastAsia="en-US"/>
+        </w:rPr>
+      </w:pPr>
+    </w:p>
+    <w:p>
+      <w:pPr>
+        <w:tabs>
+          <w:tab w:val="left" w:pos="3807"/>
+        </w:tabs>
+        <w:spacing w:after="0" w:line="360" w:lineRule="auto"/>
+        <w:jc w:val="both"/>
+        <w:rPr>
+          <w:rFonts w:ascii="Times New Roman" w:eastAsiaTheme="minorHAnsi" w:hAnsi="Times New Roman" w:cs="Times New Roman"/>
+          <w:lang w:eastAsia="en-US"/>
+        </w:rPr>
+      </w:pPr>
+      <w:r>
+        <w:rPr>
+          <w:rFonts w:ascii="Times New Roman" w:eastAsiaTheme="minorHAnsi" w:hAnsi="Times New Roman" w:cs="Times New Roman"/>
+          <w:b/>
+          <w:bCs/>
+          <w:lang w:eastAsia="en-US"/>
+        </w:rPr>
+        <w:t>Art. 3</w:t>
+      </w:r>
+      <w:r>
+        <w:rPr>
+          <w:rFonts w:ascii="Times New Roman" w:eastAsiaTheme="minorHAnsi" w:hAnsi="Times New Roman" w:cs="Times New Roman"/>
+          <w:b/>
+          <w:bCs/>
+          <w:lang w:eastAsia="en-US"/>
+        </w:rPr>
+        <w:t>8</w:t>
+      </w:r>
+      <w:r>
+        <w:rPr>
+          <w:rFonts w:ascii="Times New Roman" w:eastAsiaTheme="minorHAnsi" w:hAnsi="Times New Roman" w:cs="Times New Roman"/>
+          <w:b/>
+          <w:bCs/>
           <w:lang w:eastAsia="en-US"/>
         </w:rPr>
         <w:t>.</w:t>
       </w:r>
+      <w:r>
+        <w:rPr>
+          <w:rFonts w:ascii="Times New Roman" w:eastAsiaTheme="minorHAnsi" w:hAnsi="Times New Roman" w:cs="Times New Roman"/>
+          <w:lang w:eastAsia="en-US"/>
+        </w:rPr>
+        <w:t xml:space="preserve"> W sprawach wszczętych i niezakończonych przed dniem wejścia w życie niniejszej ustawy przed innymi organami orzekającymi w sprawach konstytucyjnych, postępowanie toczy się dalej przed Trybunałem na podstawie przepisów niniejszej ustawy.</w:t>
+      </w:r>
+    </w:p>
+    <w:p>
+      <w:pPr>
+        <w:tabs>
+          <w:tab w:val="left" w:pos="3807"/>
+        </w:tabs>
+        <w:spacing w:after="0" w:line="360" w:lineRule="auto"/>
+        <w:jc w:val="both"/>
+        <w:rPr>
+          <w:rFonts w:ascii="Times New Roman" w:eastAsiaTheme="minorHAnsi" w:hAnsi="Times New Roman" w:cs="Times New Roman"/>
+          <w:b/>
+          <w:bCs/>
+          <w:lang w:eastAsia="en-US"/>
+        </w:rPr>
+      </w:pPr>
+    </w:p>
+    <w:p>
+      <w:pPr>
+        <w:tabs>
+          <w:tab w:val="left" w:pos="3807"/>
+        </w:tabs>
+        <w:spacing w:after="0" w:line="360" w:lineRule="auto"/>
+        <w:jc w:val="both"/>
+        <w:rPr>
+          <w:rFonts w:ascii="Times New Roman" w:eastAsiaTheme="minorHAnsi" w:hAnsi="Times New Roman" w:cs="Times New Roman"/>
+          <w:lang w:eastAsia="en-US"/>
+        </w:rPr>
+      </w:pPr>
+      <w:r>
+        <w:rPr>
+          <w:rFonts w:ascii="Times New Roman" w:eastAsiaTheme="minorHAnsi" w:hAnsi="Times New Roman" w:cs="Times New Roman"/>
+          <w:b/>
+          <w:bCs/>
+          <w:lang w:eastAsia="en-US"/>
+        </w:rPr>
+        <w:t>Art. 3</w:t>
+      </w:r>
+      <w:r>
+        <w:rPr>
+          <w:rFonts w:ascii="Times New Roman" w:eastAsiaTheme="minorHAnsi" w:hAnsi="Times New Roman" w:cs="Times New Roman"/>
+          <w:b/>
+          <w:bCs/>
+          <w:lang w:eastAsia="en-US"/>
+        </w:rPr>
+        <w:t>9</w:t>
+      </w:r>
+      <w:r>
+        <w:rPr>
+          <w:rFonts w:ascii="Times New Roman" w:eastAsiaTheme="minorHAnsi" w:hAnsi="Times New Roman" w:cs="Times New Roman"/>
+          <w:b/>
+          <w:bCs/>
+          <w:lang w:eastAsia="en-US"/>
+        </w:rPr>
+        <w:t>.</w:t>
+      </w:r>
+      <w:r>
+        <w:rPr>
+          <w:rFonts w:ascii="Times New Roman" w:eastAsiaTheme="minorHAnsi" w:hAnsi="Times New Roman" w:cs="Times New Roman"/>
+          <w:lang w:eastAsia="en-US"/>
+        </w:rPr>
+        <w:t xml:space="preserve"> 1. </w:t>
+      </w:r>
+      <w:r>
+        <w:rPr>
+          <w:rFonts w:ascii="Times New Roman" w:eastAsiaTheme="minorHAnsi" w:hAnsi="Times New Roman" w:cs="Times New Roman"/>
+          <w:lang w:eastAsia="en-US"/>
+        </w:rPr>
+        <w:t>Pierwszy skład sędziów Trybunału zostanie wybrany przez Senat w terminie 30 dni od dnia wejścia w życie ustawy.</w:t>
+      </w:r>
     </w:p>
     <w:p>
       <w:pPr>
@@ -4498,351 +5668,53 @@
           <w:rFonts w:ascii="Times New Roman" w:eastAsiaTheme="minorHAnsi" w:hAnsi="Times New Roman" w:cs="Times New Roman"/>
           <w:lang w:eastAsia="en-US"/>
         </w:rPr>
-        <w:t>Nakaz Inkwizycyjny obliguje Inkwizycję Koronną do podjęcia natychmiastowych działań w celu przywrócenia ładu naturalnego, w tym do przeprowadzenia dochodzenia, zabezpieczenia mienia lub wniesienia aktu oskarżenia przed właściwy sąd.</w:t>
-      </w:r>
-    </w:p>
-    <w:p>
-      <w:pPr>
-        <w:tabs>
-          <w:tab w:val="left" w:pos="3807"/>
-        </w:tabs>
-        <w:spacing w:after="0" w:line="360" w:lineRule="auto"/>
-        <w:jc w:val="both"/>
-        <w:rPr>
-          <w:rFonts w:ascii="Times New Roman" w:eastAsiaTheme="minorHAnsi" w:hAnsi="Times New Roman" w:cs="Times New Roman"/>
-          <w:lang w:eastAsia="en-US"/>
-        </w:rPr>
-      </w:pPr>
-      <w:r>
-        <w:rPr>
-          <w:rFonts w:ascii="Times New Roman" w:eastAsiaTheme="minorHAnsi" w:hAnsi="Times New Roman" w:cs="Times New Roman"/>
-          <w:lang w:eastAsia="en-US"/>
-        </w:rPr>
-        <w:t xml:space="preserve">3. </w:t>
-      </w:r>
-      <w:r>
-        <w:rPr>
-          <w:rFonts w:ascii="Times New Roman" w:eastAsiaTheme="minorHAnsi" w:hAnsi="Times New Roman" w:cs="Times New Roman"/>
-          <w:lang w:eastAsia="en-US"/>
-        </w:rPr>
-        <w:t xml:space="preserve">Prezes Trybunału, jako Wielki Inkwizytor, nadzoruje wykonanie </w:t>
-      </w:r>
-      <w:r>
-        <w:rPr>
-          <w:rFonts w:ascii="Times New Roman" w:eastAsiaTheme="minorHAnsi" w:hAnsi="Times New Roman" w:cs="Times New Roman"/>
-          <w:lang w:eastAsia="en-US"/>
-        </w:rPr>
-        <w:t>n</w:t>
-      </w:r>
-      <w:r>
-        <w:rPr>
-          <w:rFonts w:ascii="Times New Roman" w:eastAsiaTheme="minorHAnsi" w:hAnsi="Times New Roman" w:cs="Times New Roman"/>
-          <w:lang w:eastAsia="en-US"/>
-        </w:rPr>
-        <w:t>akazu Inkwizycyjnego przez podległe mu służby.</w:t>
-      </w:r>
-    </w:p>
-    <w:p>
-      <w:pPr>
-        <w:tabs>
-          <w:tab w:val="left" w:pos="3807"/>
-        </w:tabs>
-        <w:spacing w:after="0" w:line="360" w:lineRule="auto"/>
-        <w:jc w:val="both"/>
-        <w:rPr>
-          <w:rFonts w:ascii="Times New Roman" w:eastAsiaTheme="minorHAnsi" w:hAnsi="Times New Roman" w:cs="Times New Roman"/>
-          <w:lang w:eastAsia="en-US"/>
-        </w:rPr>
-      </w:pPr>
-    </w:p>
-    <w:p>
-      <w:pPr>
-        <w:tabs>
-          <w:tab w:val="left" w:pos="3807"/>
-        </w:tabs>
-        <w:spacing w:after="0" w:line="360" w:lineRule="auto"/>
-        <w:jc w:val="both"/>
-        <w:rPr>
-          <w:rFonts w:ascii="Times New Roman" w:eastAsiaTheme="minorHAnsi" w:hAnsi="Times New Roman" w:cs="Times New Roman"/>
-          <w:lang w:eastAsia="en-US"/>
-        </w:rPr>
-      </w:pPr>
-      <w:r>
-        <w:rPr>
-          <w:rFonts w:ascii="Times New Roman" w:eastAsiaTheme="minorHAnsi" w:hAnsi="Times New Roman" w:cs="Times New Roman"/>
-          <w:b/>
-          <w:bCs/>
-          <w:lang w:eastAsia="en-US"/>
-        </w:rPr>
-        <w:t>Art. 3</w:t>
-      </w:r>
-      <w:r>
-        <w:rPr>
-          <w:rFonts w:ascii="Times New Roman" w:eastAsiaTheme="minorHAnsi" w:hAnsi="Times New Roman" w:cs="Times New Roman"/>
-          <w:b/>
-          <w:bCs/>
-          <w:lang w:eastAsia="en-US"/>
-        </w:rPr>
-        <w:t>4</w:t>
-      </w:r>
-      <w:r>
-        <w:rPr>
-          <w:rFonts w:ascii="Times New Roman" w:eastAsiaTheme="minorHAnsi" w:hAnsi="Times New Roman" w:cs="Times New Roman"/>
-          <w:b/>
-          <w:bCs/>
-          <w:lang w:eastAsia="en-US"/>
-        </w:rPr>
-        <w:t xml:space="preserve">. </w:t>
-      </w:r>
-      <w:r>
-        <w:rPr>
-          <w:rFonts w:ascii="Times New Roman" w:eastAsiaTheme="minorHAnsi" w:hAnsi="Times New Roman" w:cs="Times New Roman"/>
-          <w:lang w:eastAsia="en-US"/>
-        </w:rPr>
-        <w:t xml:space="preserve">1. </w:t>
-      </w:r>
-      <w:r>
-        <w:rPr>
-          <w:rFonts w:ascii="Times New Roman" w:eastAsiaTheme="minorHAnsi" w:hAnsi="Times New Roman" w:cs="Times New Roman"/>
-          <w:lang w:eastAsia="en-US"/>
-        </w:rPr>
-        <w:t>Trybunał, rozstrzygając o ważności wyborów, wydaje uchwałę, w której:</w:t>
-      </w:r>
-    </w:p>
-    <w:p>
-      <w:pPr>
-        <w:tabs>
-          <w:tab w:val="left" w:pos="3807"/>
-        </w:tabs>
-        <w:spacing w:after="0" w:line="360" w:lineRule="auto"/>
-        <w:jc w:val="both"/>
-        <w:rPr>
-          <w:rFonts w:ascii="Times New Roman" w:eastAsiaTheme="minorHAnsi" w:hAnsi="Times New Roman" w:cs="Times New Roman"/>
-          <w:lang w:eastAsia="en-US"/>
-        </w:rPr>
-      </w:pPr>
-      <w:r>
-        <w:rPr>
-          <w:rFonts w:ascii="Times New Roman" w:eastAsiaTheme="minorHAnsi" w:hAnsi="Times New Roman" w:cs="Times New Roman"/>
-          <w:lang w:eastAsia="en-US"/>
-        </w:rPr>
-        <w:t xml:space="preserve">1) </w:t>
-      </w:r>
-      <w:r>
-        <w:rPr>
-          <w:rFonts w:ascii="Times New Roman" w:eastAsiaTheme="minorHAnsi" w:hAnsi="Times New Roman" w:cs="Times New Roman"/>
-          <w:lang w:eastAsia="en-US"/>
-        </w:rPr>
-        <w:t>stwierdza ważność wyborów;</w:t>
-      </w:r>
-    </w:p>
-    <w:p>
-      <w:pPr>
-        <w:tabs>
-          <w:tab w:val="left" w:pos="3807"/>
-        </w:tabs>
-        <w:spacing w:after="0" w:line="360" w:lineRule="auto"/>
-        <w:jc w:val="both"/>
-        <w:rPr>
-          <w:rFonts w:ascii="Times New Roman" w:eastAsiaTheme="minorHAnsi" w:hAnsi="Times New Roman" w:cs="Times New Roman"/>
-          <w:lang w:eastAsia="en-US"/>
-        </w:rPr>
-      </w:pPr>
-      <w:r>
-        <w:rPr>
-          <w:rFonts w:ascii="Times New Roman" w:eastAsiaTheme="minorHAnsi" w:hAnsi="Times New Roman" w:cs="Times New Roman"/>
-          <w:lang w:eastAsia="en-US"/>
-        </w:rPr>
-        <w:t xml:space="preserve">2) </w:t>
-      </w:r>
-      <w:r>
-        <w:rPr>
-          <w:rFonts w:ascii="Times New Roman" w:eastAsiaTheme="minorHAnsi" w:hAnsi="Times New Roman" w:cs="Times New Roman"/>
-          <w:lang w:eastAsia="en-US"/>
-        </w:rPr>
-        <w:t>stwierdza ważność wyborów w zakresie, w jakim naruszenia prawa nie miały wpływu na wynik wyborów;</w:t>
-      </w:r>
-    </w:p>
-    <w:p>
-      <w:pPr>
-        <w:tabs>
-          <w:tab w:val="left" w:pos="3807"/>
-        </w:tabs>
-        <w:spacing w:after="0" w:line="360" w:lineRule="auto"/>
-        <w:jc w:val="both"/>
-        <w:rPr>
-          <w:rFonts w:ascii="Times New Roman" w:eastAsiaTheme="minorHAnsi" w:hAnsi="Times New Roman" w:cs="Times New Roman"/>
-          <w:lang w:eastAsia="en-US"/>
-        </w:rPr>
-      </w:pPr>
-      <w:r>
-        <w:rPr>
-          <w:rFonts w:ascii="Times New Roman" w:eastAsiaTheme="minorHAnsi" w:hAnsi="Times New Roman" w:cs="Times New Roman"/>
-          <w:lang w:eastAsia="en-US"/>
-        </w:rPr>
-        <w:t xml:space="preserve">3) </w:t>
-      </w:r>
-      <w:r>
-        <w:rPr>
-          <w:rFonts w:ascii="Times New Roman" w:eastAsiaTheme="minorHAnsi" w:hAnsi="Times New Roman" w:cs="Times New Roman"/>
-          <w:lang w:eastAsia="en-US"/>
-        </w:rPr>
-        <w:t>stwierdza nieważność wyborów w całości lub w części.</w:t>
-      </w:r>
-    </w:p>
-    <w:p>
-      <w:pPr>
-        <w:tabs>
-          <w:tab w:val="left" w:pos="3807"/>
-        </w:tabs>
-        <w:spacing w:after="0" w:line="360" w:lineRule="auto"/>
-        <w:jc w:val="both"/>
-        <w:rPr>
-          <w:rFonts w:ascii="Times New Roman" w:eastAsiaTheme="minorHAnsi" w:hAnsi="Times New Roman" w:cs="Times New Roman"/>
-          <w:lang w:eastAsia="en-US"/>
-        </w:rPr>
-      </w:pPr>
-      <w:r>
-        <w:rPr>
-          <w:rFonts w:ascii="Times New Roman" w:eastAsiaTheme="minorHAnsi" w:hAnsi="Times New Roman" w:cs="Times New Roman"/>
-          <w:lang w:eastAsia="en-US"/>
-        </w:rPr>
-        <w:t xml:space="preserve">2. </w:t>
-      </w:r>
-      <w:r>
-        <w:rPr>
-          <w:rFonts w:ascii="Times New Roman" w:eastAsiaTheme="minorHAnsi" w:hAnsi="Times New Roman" w:cs="Times New Roman"/>
-          <w:lang w:eastAsia="en-US"/>
-        </w:rPr>
-        <w:t>W przypadku stwierdzenia nieważności wyborów w całości lub w części, Trybunał w uchwale orzeka o wygaśnięciu mandatów oraz o konieczności przeprowadzenia ponownych wyborów lub powtórzenia określonych czynności wyborczych.</w:t>
-      </w:r>
-    </w:p>
-    <w:p>
-      <w:pPr>
-        <w:tabs>
-          <w:tab w:val="left" w:pos="3807"/>
-        </w:tabs>
-        <w:spacing w:after="0" w:line="360" w:lineRule="auto"/>
-        <w:jc w:val="both"/>
-        <w:rPr>
-          <w:rFonts w:ascii="Times New Roman" w:eastAsiaTheme="minorHAnsi" w:hAnsi="Times New Roman" w:cs="Times New Roman"/>
-          <w:lang w:eastAsia="en-US"/>
-        </w:rPr>
-      </w:pPr>
-      <w:r>
-        <w:rPr>
-          <w:rFonts w:ascii="Times New Roman" w:eastAsiaTheme="minorHAnsi" w:hAnsi="Times New Roman" w:cs="Times New Roman"/>
-          <w:lang w:eastAsia="en-US"/>
-        </w:rPr>
-        <w:t xml:space="preserve">3. </w:t>
-      </w:r>
-      <w:r>
-        <w:rPr>
-          <w:rFonts w:ascii="Times New Roman" w:eastAsiaTheme="minorHAnsi" w:hAnsi="Times New Roman" w:cs="Times New Roman"/>
-          <w:lang w:eastAsia="en-US"/>
-        </w:rPr>
-        <w:t>Uchwała Trybunału o nieważności wyborów jest ostateczna i podlega niezwłocznemu ogłoszeniu w Krulewskim Dzienniku Ustaw.</w:t>
-      </w:r>
-    </w:p>
-    <w:p>
-      <w:pPr>
-        <w:tabs>
-          <w:tab w:val="left" w:pos="3807"/>
-        </w:tabs>
-        <w:spacing w:after="0" w:line="360" w:lineRule="auto"/>
-        <w:jc w:val="both"/>
-        <w:rPr>
-          <w:rFonts w:ascii="Times New Roman" w:eastAsiaTheme="minorHAnsi" w:hAnsi="Times New Roman" w:cs="Times New Roman"/>
-          <w:lang w:eastAsia="en-US"/>
-        </w:rPr>
-      </w:pPr>
-    </w:p>
-    <w:p>
-      <w:pPr>
-        <w:tabs>
-          <w:tab w:val="left" w:pos="3807"/>
-        </w:tabs>
-        <w:spacing w:after="0" w:line="360" w:lineRule="auto"/>
-        <w:jc w:val="center"/>
-        <w:rPr>
-          <w:rFonts w:ascii="Times New Roman" w:eastAsiaTheme="minorHAnsi" w:hAnsi="Times New Roman" w:cs="Times New Roman"/>
-          <w:lang w:eastAsia="en-US"/>
-        </w:rPr>
-      </w:pPr>
-      <w:r>
-        <w:rPr>
-          <w:rFonts w:ascii="Times New Roman" w:eastAsiaTheme="minorHAnsi" w:hAnsi="Times New Roman" w:cs="Times New Roman"/>
-          <w:lang w:eastAsia="en-US"/>
-        </w:rPr>
-        <w:t>ROZDZIAŁ VII</w:t>
-      </w:r>
-    </w:p>
-    <w:p>
-      <w:pPr>
-        <w:tabs>
-          <w:tab w:val="left" w:pos="3807"/>
-        </w:tabs>
-        <w:spacing w:after="0" w:line="360" w:lineRule="auto"/>
-        <w:jc w:val="center"/>
-        <w:rPr>
-          <w:rFonts w:ascii="Times New Roman" w:eastAsiaTheme="minorHAnsi" w:hAnsi="Times New Roman" w:cs="Times New Roman"/>
-          <w:b/>
-          <w:bCs/>
-          <w:lang w:eastAsia="en-US"/>
-        </w:rPr>
-      </w:pPr>
-      <w:r>
-        <w:rPr>
-          <w:rFonts w:ascii="Times New Roman" w:eastAsiaTheme="minorHAnsi" w:hAnsi="Times New Roman" w:cs="Times New Roman"/>
-          <w:b/>
-          <w:bCs/>
-          <w:lang w:eastAsia="en-US"/>
-        </w:rPr>
-        <w:t>ADMINISTRACJA I OCHRONA TRYBUNAŁU</w:t>
-      </w:r>
-    </w:p>
-    <w:p>
-      <w:pPr>
-        <w:tabs>
-          <w:tab w:val="left" w:pos="3807"/>
-        </w:tabs>
-        <w:spacing w:after="0" w:line="360" w:lineRule="auto"/>
-        <w:jc w:val="both"/>
-        <w:rPr>
-          <w:rFonts w:ascii="Times New Roman" w:eastAsiaTheme="minorHAnsi" w:hAnsi="Times New Roman" w:cs="Times New Roman"/>
-          <w:lang w:eastAsia="en-US"/>
-        </w:rPr>
-      </w:pPr>
-    </w:p>
-    <w:p>
-      <w:pPr>
-        <w:tabs>
-          <w:tab w:val="left" w:pos="3807"/>
-        </w:tabs>
-        <w:spacing w:after="0" w:line="360" w:lineRule="auto"/>
-        <w:jc w:val="both"/>
-        <w:rPr>
-          <w:rFonts w:ascii="Times New Roman" w:eastAsiaTheme="minorHAnsi" w:hAnsi="Times New Roman" w:cs="Times New Roman"/>
-          <w:lang w:eastAsia="en-US"/>
-        </w:rPr>
-      </w:pPr>
-      <w:r>
-        <w:rPr>
-          <w:rFonts w:ascii="Times New Roman" w:eastAsiaTheme="minorHAnsi" w:hAnsi="Times New Roman" w:cs="Times New Roman"/>
-          <w:b/>
-          <w:bCs/>
-          <w:lang w:eastAsia="en-US"/>
-        </w:rPr>
-        <w:t>Art. 3</w:t>
-      </w:r>
-      <w:r>
-        <w:rPr>
-          <w:rFonts w:ascii="Times New Roman" w:eastAsiaTheme="minorHAnsi" w:hAnsi="Times New Roman" w:cs="Times New Roman"/>
-          <w:b/>
-          <w:bCs/>
-          <w:lang w:eastAsia="en-US"/>
-        </w:rPr>
-        <w:t>5</w:t>
+        <w:t>Pierwsze posiedzenie Zgromadzenia Ogólnego zwołuje Krul Multikont.</w:t>
+      </w:r>
+    </w:p>
+    <w:p>
+      <w:pPr>
+        <w:tabs>
+          <w:tab w:val="left" w:pos="3807"/>
+        </w:tabs>
+        <w:spacing w:after="0" w:line="360" w:lineRule="auto"/>
+        <w:jc w:val="both"/>
+        <w:rPr>
+          <w:rFonts w:ascii="Times New Roman" w:eastAsiaTheme="minorHAnsi" w:hAnsi="Times New Roman" w:cs="Times New Roman"/>
+          <w:b/>
+          <w:bCs/>
+          <w:lang w:eastAsia="en-US"/>
+        </w:rPr>
+      </w:pPr>
+    </w:p>
+    <w:p>
+      <w:pPr>
+        <w:tabs>
+          <w:tab w:val="left" w:pos="3807"/>
+        </w:tabs>
+        <w:spacing w:after="0" w:line="360" w:lineRule="auto"/>
+        <w:jc w:val="both"/>
+        <w:rPr>
+          <w:rFonts w:ascii="Times New Roman" w:eastAsiaTheme="minorHAnsi" w:hAnsi="Times New Roman" w:cs="Times New Roman"/>
+          <w:lang w:eastAsia="en-US"/>
+        </w:rPr>
+      </w:pPr>
+      <w:r>
+        <w:rPr>
+          <w:rFonts w:ascii="Times New Roman" w:eastAsiaTheme="minorHAnsi" w:hAnsi="Times New Roman" w:cs="Times New Roman"/>
+          <w:b/>
+          <w:bCs/>
+          <w:lang w:eastAsia="en-US"/>
+        </w:rPr>
+        <w:t xml:space="preserve">Art. </w:t>
+      </w:r>
+      <w:r>
+        <w:rPr>
+          <w:rFonts w:ascii="Times New Roman" w:eastAsiaTheme="minorHAnsi" w:hAnsi="Times New Roman" w:cs="Times New Roman"/>
+          <w:b/>
+          <w:bCs/>
+          <w:lang w:eastAsia="en-US"/>
+        </w:rPr>
+        <w:t>40</w:t>
       </w:r>
       <w:r>
         <w:rPr>
@@ -4858,112 +5730,53 @@
           <w:rFonts w:ascii="Times New Roman" w:eastAsiaTheme="minorHAnsi" w:hAnsi="Times New Roman" w:cs="Times New Roman"/>
           <w:lang w:eastAsia="en-US"/>
         </w:rPr>
-        <w:t xml:space="preserve"> 1. </w:t>
-      </w:r>
-      <w:r>
-        <w:rPr>
-          <w:rFonts w:ascii="Times New Roman" w:eastAsiaTheme="minorHAnsi" w:hAnsi="Times New Roman" w:cs="Times New Roman"/>
-          <w:lang w:eastAsia="en-US"/>
-        </w:rPr>
-        <w:t>Kancelaria Wysokiego Trybunału Koronnego wykonuje zadania organizacyjno-techniczne, finansowe oraz doradcze związane z działalnością Trybunału.</w:t>
-      </w:r>
-    </w:p>
-    <w:p>
-      <w:pPr>
-        <w:tabs>
-          <w:tab w:val="left" w:pos="3807"/>
-        </w:tabs>
-        <w:spacing w:after="0" w:line="360" w:lineRule="auto"/>
-        <w:jc w:val="both"/>
-        <w:rPr>
-          <w:rFonts w:ascii="Times New Roman" w:eastAsiaTheme="minorHAnsi" w:hAnsi="Times New Roman" w:cs="Times New Roman"/>
-          <w:lang w:eastAsia="en-US"/>
-        </w:rPr>
-      </w:pPr>
-      <w:r>
-        <w:rPr>
-          <w:rFonts w:ascii="Times New Roman" w:eastAsiaTheme="minorHAnsi" w:hAnsi="Times New Roman" w:cs="Times New Roman"/>
-          <w:lang w:eastAsia="en-US"/>
-        </w:rPr>
-        <w:t xml:space="preserve">2. </w:t>
-      </w:r>
-      <w:r>
-        <w:rPr>
-          <w:rFonts w:ascii="Times New Roman" w:eastAsiaTheme="minorHAnsi" w:hAnsi="Times New Roman" w:cs="Times New Roman"/>
-          <w:lang w:eastAsia="en-US"/>
-        </w:rPr>
-        <w:t>Kancelarią kieruje Szef Kancelarii Trybunału, powoływany i odwoływany przez Prezesa Trybunału.</w:t>
-      </w:r>
-    </w:p>
-    <w:p>
-      <w:pPr>
-        <w:tabs>
-          <w:tab w:val="left" w:pos="3807"/>
-        </w:tabs>
-        <w:spacing w:after="0" w:line="360" w:lineRule="auto"/>
-        <w:jc w:val="both"/>
-        <w:rPr>
-          <w:rFonts w:ascii="Times New Roman" w:eastAsiaTheme="minorHAnsi" w:hAnsi="Times New Roman" w:cs="Times New Roman"/>
-          <w:lang w:eastAsia="en-US"/>
-        </w:rPr>
-      </w:pPr>
-      <w:r>
-        <w:rPr>
-          <w:rFonts w:ascii="Times New Roman" w:eastAsiaTheme="minorHAnsi" w:hAnsi="Times New Roman" w:cs="Times New Roman"/>
-          <w:lang w:eastAsia="en-US"/>
-        </w:rPr>
-        <w:t xml:space="preserve">3. </w:t>
-      </w:r>
-      <w:r>
-        <w:rPr>
-          <w:rFonts w:ascii="Times New Roman" w:eastAsiaTheme="minorHAnsi" w:hAnsi="Times New Roman" w:cs="Times New Roman"/>
-          <w:lang w:eastAsia="en-US"/>
-        </w:rPr>
-        <w:t>Pracownicy Kancelarii są obowiązani do zachowania w tajemnicy okoliczności spraw, o których powzięli wiadomość ze względu na swoje stanowisko służbowe.</w:t>
-      </w:r>
-    </w:p>
-    <w:p>
-      <w:pPr>
-        <w:tabs>
-          <w:tab w:val="left" w:pos="3807"/>
-        </w:tabs>
-        <w:spacing w:after="0" w:line="360" w:lineRule="auto"/>
-        <w:jc w:val="both"/>
-        <w:rPr>
-          <w:rFonts w:ascii="Times New Roman" w:eastAsiaTheme="minorHAnsi" w:hAnsi="Times New Roman" w:cs="Times New Roman"/>
-          <w:lang w:eastAsia="en-US"/>
-        </w:rPr>
-      </w:pPr>
-    </w:p>
-    <w:p>
-      <w:pPr>
-        <w:tabs>
-          <w:tab w:val="left" w:pos="3807"/>
-        </w:tabs>
-        <w:spacing w:after="0" w:line="360" w:lineRule="auto"/>
-        <w:jc w:val="both"/>
-        <w:rPr>
-          <w:rFonts w:ascii="Times New Roman" w:eastAsiaTheme="minorHAnsi" w:hAnsi="Times New Roman" w:cs="Times New Roman"/>
-          <w:lang w:eastAsia="en-US"/>
-        </w:rPr>
-      </w:pPr>
-      <w:r>
-        <w:rPr>
-          <w:rFonts w:ascii="Times New Roman" w:eastAsiaTheme="minorHAnsi" w:hAnsi="Times New Roman" w:cs="Times New Roman"/>
-          <w:b/>
-          <w:bCs/>
-          <w:lang w:eastAsia="en-US"/>
-        </w:rPr>
-        <w:t>Art. 3</w:t>
-      </w:r>
-      <w:r>
-        <w:rPr>
-          <w:rFonts w:ascii="Times New Roman" w:eastAsiaTheme="minorHAnsi" w:hAnsi="Times New Roman" w:cs="Times New Roman"/>
-          <w:b/>
-          <w:bCs/>
-          <w:lang w:eastAsia="en-US"/>
-        </w:rPr>
-        <w:t>6</w:t>
+        <w:t xml:space="preserve"> Koszty funkcjonowania Trybunału, Kancelarii oraz Straży Trybunału są pokrywane bezpośrednio ze Skarbca Koronnego i stanowią osobną pozycję w budżecie Korony.</w:t>
+      </w:r>
+    </w:p>
+    <w:p>
+      <w:pPr>
+        <w:tabs>
+          <w:tab w:val="left" w:pos="3807"/>
+        </w:tabs>
+        <w:spacing w:after="0" w:line="360" w:lineRule="auto"/>
+        <w:jc w:val="both"/>
+        <w:rPr>
+          <w:rFonts w:ascii="Times New Roman" w:eastAsiaTheme="minorHAnsi" w:hAnsi="Times New Roman" w:cs="Times New Roman"/>
+          <w:b/>
+          <w:bCs/>
+          <w:lang w:eastAsia="en-US"/>
+        </w:rPr>
+      </w:pPr>
+    </w:p>
+    <w:p>
+      <w:pPr>
+        <w:tabs>
+          <w:tab w:val="left" w:pos="3807"/>
+        </w:tabs>
+        <w:spacing w:after="0" w:line="360" w:lineRule="auto"/>
+        <w:jc w:val="both"/>
+        <w:rPr>
+          <w:rFonts w:ascii="Times New Roman" w:eastAsiaTheme="minorHAnsi" w:hAnsi="Times New Roman" w:cs="Times New Roman"/>
+          <w:lang w:eastAsia="en-US"/>
+        </w:rPr>
+      </w:pPr>
+      <w:r>
+        <w:rPr>
+          <w:rFonts w:ascii="Times New Roman" w:eastAsiaTheme="minorHAnsi" w:hAnsi="Times New Roman" w:cs="Times New Roman"/>
+          <w:b/>
+          <w:bCs/>
+          <w:lang w:eastAsia="en-US"/>
+        </w:rPr>
+        <w:t>Art. 4</w:t>
+      </w:r>
+      <w:r>
+        <w:rPr>
+          <w:rFonts w:ascii="Times New Roman" w:eastAsiaTheme="minorHAnsi" w:hAnsi="Times New Roman" w:cs="Times New Roman"/>
+          <w:b/>
+          <w:bCs/>
+          <w:lang w:eastAsia="en-US"/>
+        </w:rPr>
+        <w:t>1</w:t>
       </w:r>
       <w:r>
         <w:rPr>
@@ -4979,429 +5792,8 @@
           <w:rFonts w:ascii="Times New Roman" w:eastAsiaTheme="minorHAnsi" w:hAnsi="Times New Roman" w:cs="Times New Roman"/>
           <w:lang w:eastAsia="en-US"/>
         </w:rPr>
-        <w:t xml:space="preserve"> 1. </w:t>
-      </w:r>
-      <w:r>
-        <w:rPr>
-          <w:rFonts w:ascii="Times New Roman" w:eastAsiaTheme="minorHAnsi" w:hAnsi="Times New Roman" w:cs="Times New Roman"/>
-          <w:lang w:eastAsia="en-US"/>
-        </w:rPr>
-        <w:t xml:space="preserve">Straż Trybunału jest umundurowaną i uzbrojoną formacją odpowiedzialną za ochronę sędziów, pracowników oraz mienia Trybunału, a także za utrzymanie porządku podczas </w:t>
-      </w:r>
-      <w:r>
-        <w:rPr>
-          <w:rFonts w:ascii="Times New Roman" w:eastAsiaTheme="minorHAnsi" w:hAnsi="Times New Roman" w:cs="Times New Roman"/>
-          <w:lang w:eastAsia="en-US"/>
-        </w:rPr>
-        <w:t>rozpraw.</w:t>
-      </w:r>
-    </w:p>
-    <w:p>
-      <w:pPr>
-        <w:tabs>
-          <w:tab w:val="left" w:pos="3807"/>
-        </w:tabs>
-        <w:spacing w:after="0" w:line="360" w:lineRule="auto"/>
-        <w:jc w:val="both"/>
-        <w:rPr>
-          <w:rFonts w:ascii="Times New Roman" w:eastAsiaTheme="minorHAnsi" w:hAnsi="Times New Roman" w:cs="Times New Roman"/>
-          <w:lang w:eastAsia="en-US"/>
-        </w:rPr>
-      </w:pPr>
-      <w:r>
-        <w:rPr>
-          <w:rFonts w:ascii="Times New Roman" w:eastAsiaTheme="minorHAnsi" w:hAnsi="Times New Roman" w:cs="Times New Roman"/>
-          <w:lang w:eastAsia="en-US"/>
-        </w:rPr>
-        <w:t xml:space="preserve">2. </w:t>
-      </w:r>
-      <w:r>
-        <w:rPr>
-          <w:rFonts w:ascii="Times New Roman" w:eastAsiaTheme="minorHAnsi" w:hAnsi="Times New Roman" w:cs="Times New Roman"/>
-          <w:lang w:eastAsia="en-US"/>
-        </w:rPr>
-        <w:t>Straż Trybunału podlega bezpośrednio Prezesowi Trybunału.</w:t>
-      </w:r>
-    </w:p>
-    <w:p>
-      <w:pPr>
-        <w:tabs>
-          <w:tab w:val="left" w:pos="3807"/>
-        </w:tabs>
-        <w:spacing w:after="0" w:line="360" w:lineRule="auto"/>
-        <w:jc w:val="both"/>
-        <w:rPr>
-          <w:rFonts w:ascii="Times New Roman" w:eastAsiaTheme="minorHAnsi" w:hAnsi="Times New Roman" w:cs="Times New Roman"/>
-          <w:lang w:eastAsia="en-US"/>
-        </w:rPr>
-      </w:pPr>
-      <w:r>
-        <w:rPr>
-          <w:rFonts w:ascii="Times New Roman" w:eastAsiaTheme="minorHAnsi" w:hAnsi="Times New Roman" w:cs="Times New Roman"/>
-          <w:lang w:eastAsia="en-US"/>
-        </w:rPr>
-        <w:lastRenderedPageBreak/>
-        <w:t xml:space="preserve">3. </w:t>
-      </w:r>
-      <w:r>
-        <w:rPr>
-          <w:rFonts w:ascii="Times New Roman" w:eastAsiaTheme="minorHAnsi" w:hAnsi="Times New Roman" w:cs="Times New Roman"/>
-          <w:lang w:eastAsia="en-US"/>
-        </w:rPr>
-        <w:t>Komendanta Straży Trybunału powołuje Prezes Trybunału spośród osób posiadających doświadczenie w służbach mundurowych Korony.</w:t>
-      </w:r>
-    </w:p>
-    <w:p>
-      <w:pPr>
-        <w:tabs>
-          <w:tab w:val="left" w:pos="3807"/>
-        </w:tabs>
-        <w:spacing w:after="0" w:line="360" w:lineRule="auto"/>
-        <w:jc w:val="both"/>
-        <w:rPr>
-          <w:rFonts w:ascii="Times New Roman" w:eastAsiaTheme="minorHAnsi" w:hAnsi="Times New Roman" w:cs="Times New Roman"/>
-          <w:lang w:eastAsia="en-US"/>
-        </w:rPr>
-      </w:pPr>
-      <w:r>
-        <w:rPr>
-          <w:rFonts w:ascii="Times New Roman" w:eastAsiaTheme="minorHAnsi" w:hAnsi="Times New Roman" w:cs="Times New Roman"/>
-          <w:lang w:eastAsia="en-US"/>
-        </w:rPr>
-        <w:t xml:space="preserve">4. </w:t>
-      </w:r>
-      <w:r>
-        <w:rPr>
-          <w:rFonts w:ascii="Times New Roman" w:eastAsiaTheme="minorHAnsi" w:hAnsi="Times New Roman" w:cs="Times New Roman"/>
-          <w:lang w:eastAsia="en-US"/>
-        </w:rPr>
-        <w:t>Członkowie Straży Trybunału noszą umundurowanie w barwach narodowych (czerwono-złotych) z emblematem Gryfa Rodu Gryfionów.</w:t>
-      </w:r>
-    </w:p>
-    <w:p>
-      <w:pPr>
-        <w:tabs>
-          <w:tab w:val="left" w:pos="3807"/>
-        </w:tabs>
-        <w:spacing w:after="0" w:line="360" w:lineRule="auto"/>
-        <w:jc w:val="both"/>
-        <w:rPr>
-          <w:rFonts w:ascii="Times New Roman" w:eastAsiaTheme="minorHAnsi" w:hAnsi="Times New Roman" w:cs="Times New Roman"/>
-          <w:lang w:eastAsia="en-US"/>
-        </w:rPr>
-      </w:pPr>
-      <w:r>
-        <w:rPr>
-          <w:rFonts w:ascii="Times New Roman" w:eastAsiaTheme="minorHAnsi" w:hAnsi="Times New Roman" w:cs="Times New Roman"/>
-          <w:lang w:eastAsia="en-US"/>
-        </w:rPr>
-        <w:t xml:space="preserve">5. </w:t>
-      </w:r>
-      <w:r>
-        <w:rPr>
-          <w:rFonts w:ascii="Times New Roman" w:eastAsiaTheme="minorHAnsi" w:hAnsi="Times New Roman" w:cs="Times New Roman"/>
-          <w:lang w:eastAsia="en-US"/>
-        </w:rPr>
-        <w:t xml:space="preserve">Do uprawnień Straży Trybunału w zakresie użycia środków przymusu bezpośredniego stosuje się odpowiednio przepisy o Straży </w:t>
-      </w:r>
-      <w:r>
-        <w:rPr>
-          <w:rFonts w:ascii="Times New Roman" w:eastAsiaTheme="minorHAnsi" w:hAnsi="Times New Roman" w:cs="Times New Roman"/>
-          <w:lang w:eastAsia="en-US"/>
-        </w:rPr>
-        <w:t>Senatu.</w:t>
-      </w:r>
-    </w:p>
-    <w:p>
-      <w:pPr>
-        <w:tabs>
-          <w:tab w:val="left" w:pos="3807"/>
-        </w:tabs>
-        <w:spacing w:after="0" w:line="360" w:lineRule="auto"/>
-        <w:jc w:val="both"/>
-        <w:rPr>
-          <w:rFonts w:ascii="Times New Roman" w:eastAsiaTheme="minorHAnsi" w:hAnsi="Times New Roman" w:cs="Times New Roman"/>
-          <w:lang w:eastAsia="en-US"/>
-        </w:rPr>
-      </w:pPr>
-    </w:p>
-    <w:p>
-      <w:pPr>
-        <w:tabs>
-          <w:tab w:val="left" w:pos="3807"/>
-        </w:tabs>
-        <w:spacing w:after="0" w:line="360" w:lineRule="auto"/>
-        <w:jc w:val="center"/>
-        <w:rPr>
-          <w:rFonts w:ascii="Times New Roman" w:eastAsiaTheme="minorHAnsi" w:hAnsi="Times New Roman" w:cs="Times New Roman"/>
-          <w:lang w:eastAsia="en-US"/>
-        </w:rPr>
-      </w:pPr>
-      <w:r>
-        <w:rPr>
-          <w:rFonts w:ascii="Times New Roman" w:eastAsiaTheme="minorHAnsi" w:hAnsi="Times New Roman" w:cs="Times New Roman"/>
-          <w:lang w:eastAsia="en-US"/>
-        </w:rPr>
-        <w:t>ROZDZIAŁ VIII</w:t>
-      </w:r>
-    </w:p>
-    <w:p>
-      <w:pPr>
-        <w:tabs>
-          <w:tab w:val="left" w:pos="3807"/>
-        </w:tabs>
-        <w:spacing w:after="0" w:line="360" w:lineRule="auto"/>
-        <w:jc w:val="center"/>
-        <w:rPr>
-          <w:rFonts w:ascii="Times New Roman" w:eastAsiaTheme="minorHAnsi" w:hAnsi="Times New Roman" w:cs="Times New Roman"/>
-          <w:lang w:eastAsia="en-US"/>
-        </w:rPr>
-      </w:pPr>
-      <w:r>
-        <w:rPr>
-          <w:rFonts w:ascii="Times New Roman" w:eastAsiaTheme="minorHAnsi" w:hAnsi="Times New Roman" w:cs="Times New Roman"/>
-          <w:b/>
-          <w:bCs/>
-          <w:lang w:eastAsia="en-US"/>
-        </w:rPr>
-        <w:t>PRZEPISY PRZEJŚCIOWE I KOŃCOWE</w:t>
-      </w:r>
-    </w:p>
-    <w:p>
-      <w:pPr>
-        <w:tabs>
-          <w:tab w:val="left" w:pos="3807"/>
-        </w:tabs>
-        <w:spacing w:after="0" w:line="360" w:lineRule="auto"/>
-        <w:jc w:val="both"/>
-        <w:rPr>
-          <w:rFonts w:ascii="Times New Roman" w:eastAsiaTheme="minorHAnsi" w:hAnsi="Times New Roman" w:cs="Times New Roman"/>
-          <w:b/>
-          <w:bCs/>
-          <w:lang w:eastAsia="en-US"/>
-        </w:rPr>
-      </w:pPr>
-    </w:p>
-    <w:p>
-      <w:pPr>
-        <w:tabs>
-          <w:tab w:val="left" w:pos="3807"/>
-        </w:tabs>
-        <w:spacing w:after="0" w:line="360" w:lineRule="auto"/>
-        <w:jc w:val="both"/>
-        <w:rPr>
-          <w:rFonts w:ascii="Times New Roman" w:eastAsiaTheme="minorHAnsi" w:hAnsi="Times New Roman" w:cs="Times New Roman"/>
-          <w:lang w:eastAsia="en-US"/>
-        </w:rPr>
-      </w:pPr>
-      <w:r>
-        <w:rPr>
-          <w:rFonts w:ascii="Times New Roman" w:eastAsiaTheme="minorHAnsi" w:hAnsi="Times New Roman" w:cs="Times New Roman"/>
-          <w:b/>
-          <w:bCs/>
-          <w:lang w:eastAsia="en-US"/>
-        </w:rPr>
-        <w:t>Art. 37.</w:t>
-      </w:r>
-      <w:r>
-        <w:rPr>
-          <w:rFonts w:ascii="Times New Roman" w:eastAsiaTheme="minorHAnsi" w:hAnsi="Times New Roman" w:cs="Times New Roman"/>
-          <w:lang w:eastAsia="en-US"/>
-        </w:rPr>
-        <w:t xml:space="preserve"> W sprawach wszczętych i niezakończonych przed dniem wejścia w życie niniejszej ustawy przed innymi organami orzekającymi w sprawach konstytucyjnych, postępowanie toczy się dalej przed Trybunałem na podstawie przepisów niniejszej ustawy.</w:t>
-      </w:r>
-    </w:p>
-    <w:p>
-      <w:pPr>
-        <w:tabs>
-          <w:tab w:val="left" w:pos="3807"/>
-        </w:tabs>
-        <w:spacing w:after="0" w:line="360" w:lineRule="auto"/>
-        <w:jc w:val="both"/>
-        <w:rPr>
-          <w:rFonts w:ascii="Times New Roman" w:eastAsiaTheme="minorHAnsi" w:hAnsi="Times New Roman" w:cs="Times New Roman"/>
-          <w:b/>
-          <w:bCs/>
-          <w:lang w:eastAsia="en-US"/>
-        </w:rPr>
-      </w:pPr>
-    </w:p>
-    <w:p>
-      <w:pPr>
-        <w:tabs>
-          <w:tab w:val="left" w:pos="3807"/>
-        </w:tabs>
-        <w:spacing w:after="0" w:line="360" w:lineRule="auto"/>
-        <w:jc w:val="both"/>
-        <w:rPr>
-          <w:rFonts w:ascii="Times New Roman" w:eastAsiaTheme="minorHAnsi" w:hAnsi="Times New Roman" w:cs="Times New Roman"/>
-          <w:lang w:eastAsia="en-US"/>
-        </w:rPr>
-      </w:pPr>
-      <w:r>
-        <w:rPr>
-          <w:rFonts w:ascii="Times New Roman" w:eastAsiaTheme="minorHAnsi" w:hAnsi="Times New Roman" w:cs="Times New Roman"/>
-          <w:b/>
-          <w:bCs/>
-          <w:lang w:eastAsia="en-US"/>
-        </w:rPr>
-        <w:t>Art. 38.</w:t>
-      </w:r>
-      <w:r>
-        <w:rPr>
-          <w:rFonts w:ascii="Times New Roman" w:eastAsiaTheme="minorHAnsi" w:hAnsi="Times New Roman" w:cs="Times New Roman"/>
-          <w:lang w:eastAsia="en-US"/>
-        </w:rPr>
-        <w:t xml:space="preserve"> 1. </w:t>
-      </w:r>
-      <w:r>
-        <w:rPr>
-          <w:rFonts w:ascii="Times New Roman" w:eastAsiaTheme="minorHAnsi" w:hAnsi="Times New Roman" w:cs="Times New Roman"/>
-          <w:lang w:eastAsia="en-US"/>
-        </w:rPr>
-        <w:t>Pierwszy skład sędziów Trybunału zostanie wybrany przez Senat w terminie 30 dni od dnia wejścia w życie ustawy.</w:t>
-      </w:r>
-    </w:p>
-    <w:p>
-      <w:pPr>
-        <w:tabs>
-          <w:tab w:val="left" w:pos="3807"/>
-        </w:tabs>
-        <w:spacing w:after="0" w:line="360" w:lineRule="auto"/>
-        <w:jc w:val="both"/>
-        <w:rPr>
-          <w:rFonts w:ascii="Times New Roman" w:eastAsiaTheme="minorHAnsi" w:hAnsi="Times New Roman" w:cs="Times New Roman"/>
-          <w:lang w:eastAsia="en-US"/>
-        </w:rPr>
-      </w:pPr>
-      <w:r>
-        <w:rPr>
-          <w:rFonts w:ascii="Times New Roman" w:eastAsiaTheme="minorHAnsi" w:hAnsi="Times New Roman" w:cs="Times New Roman"/>
-          <w:lang w:eastAsia="en-US"/>
-        </w:rPr>
-        <w:t xml:space="preserve">2. </w:t>
-      </w:r>
-      <w:r>
-        <w:rPr>
-          <w:rFonts w:ascii="Times New Roman" w:eastAsiaTheme="minorHAnsi" w:hAnsi="Times New Roman" w:cs="Times New Roman"/>
-          <w:lang w:eastAsia="en-US"/>
-        </w:rPr>
-        <w:t>Pierwsze posiedzenie Zgromadzenia Ogólnego zwołuje Krul Multikont.</w:t>
-      </w:r>
-    </w:p>
-    <w:p>
-      <w:pPr>
-        <w:tabs>
-          <w:tab w:val="left" w:pos="3807"/>
-        </w:tabs>
-        <w:spacing w:after="0" w:line="360" w:lineRule="auto"/>
-        <w:jc w:val="both"/>
-        <w:rPr>
-          <w:rFonts w:ascii="Times New Roman" w:eastAsiaTheme="minorHAnsi" w:hAnsi="Times New Roman" w:cs="Times New Roman"/>
-          <w:b/>
-          <w:bCs/>
-          <w:lang w:eastAsia="en-US"/>
-        </w:rPr>
-      </w:pPr>
-    </w:p>
-    <w:p>
-      <w:pPr>
-        <w:tabs>
-          <w:tab w:val="left" w:pos="3807"/>
-        </w:tabs>
-        <w:spacing w:after="0" w:line="360" w:lineRule="auto"/>
-        <w:jc w:val="both"/>
-        <w:rPr>
-          <w:rFonts w:ascii="Times New Roman" w:eastAsiaTheme="minorHAnsi" w:hAnsi="Times New Roman" w:cs="Times New Roman"/>
-          <w:lang w:eastAsia="en-US"/>
-        </w:rPr>
-      </w:pPr>
-      <w:r>
-        <w:rPr>
-          <w:rFonts w:ascii="Times New Roman" w:eastAsiaTheme="minorHAnsi" w:hAnsi="Times New Roman" w:cs="Times New Roman"/>
-          <w:b/>
-          <w:bCs/>
-          <w:lang w:eastAsia="en-US"/>
-        </w:rPr>
-        <w:t>Art. 39.</w:t>
-      </w:r>
-      <w:r>
-        <w:rPr>
-          <w:rFonts w:ascii="Times New Roman" w:eastAsiaTheme="minorHAnsi" w:hAnsi="Times New Roman" w:cs="Times New Roman"/>
-          <w:lang w:eastAsia="en-US"/>
-        </w:rPr>
-        <w:t xml:space="preserve"> Koszty funkcjonowania Trybunału, Kancelarii oraz Straży Trybunału są pokrywane bezpośrednio ze Skarbca Koronnego i stanowią osobną pozycję w budżecie Korony.</w:t>
-      </w:r>
-    </w:p>
-    <w:p>
-      <w:pPr>
-        <w:tabs>
-          <w:tab w:val="left" w:pos="3807"/>
-        </w:tabs>
-        <w:spacing w:after="0" w:line="360" w:lineRule="auto"/>
-        <w:jc w:val="both"/>
-        <w:rPr>
-          <w:rFonts w:ascii="Times New Roman" w:eastAsiaTheme="minorHAnsi" w:hAnsi="Times New Roman" w:cs="Times New Roman"/>
-          <w:b/>
-          <w:bCs/>
-          <w:lang w:eastAsia="en-US"/>
-        </w:rPr>
-      </w:pPr>
-    </w:p>
-    <w:p>
-      <w:pPr>
-        <w:tabs>
-          <w:tab w:val="left" w:pos="3807"/>
-        </w:tabs>
-        <w:spacing w:after="0" w:line="360" w:lineRule="auto"/>
-        <w:jc w:val="both"/>
-        <w:rPr>
-          <w:rFonts w:ascii="Times New Roman" w:eastAsiaTheme="minorHAnsi" w:hAnsi="Times New Roman" w:cs="Times New Roman"/>
-          <w:lang w:eastAsia="en-US"/>
-        </w:rPr>
-      </w:pPr>
-      <w:r>
-        <w:rPr>
-          <w:rFonts w:ascii="Times New Roman" w:eastAsiaTheme="minorHAnsi" w:hAnsi="Times New Roman" w:cs="Times New Roman"/>
-          <w:b/>
-          <w:bCs/>
-          <w:lang w:eastAsia="en-US"/>
-        </w:rPr>
-        <w:t>Art. 40.</w:t>
-      </w:r>
-      <w:r>
-        <w:rPr>
-          <w:rFonts w:ascii="Times New Roman" w:eastAsiaTheme="minorHAnsi" w:hAnsi="Times New Roman" w:cs="Times New Roman"/>
-          <w:lang w:eastAsia="en-US"/>
-        </w:rPr>
         <w:t xml:space="preserve"> Ustawa wchodzi w życie z dniem ogłoszenia w Krulewskim Dzienniku Ustaw.</w:t>
       </w:r>
-    </w:p>
-    <w:p>
-      <w:pPr>
-        <w:tabs>
-          <w:tab w:val="left" w:pos="3807"/>
-        </w:tabs>
-        <w:spacing w:after="0" w:line="360" w:lineRule="auto"/>
-        <w:jc w:val="both"/>
-        <w:rPr>
-          <w:rFonts w:ascii="Times New Roman" w:eastAsiaTheme="minorHAnsi" w:hAnsi="Times New Roman" w:cs="Times New Roman"/>
-          <w:lang w:eastAsia="en-US"/>
-        </w:rPr>
-      </w:pPr>
-    </w:p>
-    <w:p>
-      <w:pPr>
-        <w:tabs>
-          <w:tab w:val="left" w:pos="3807"/>
-        </w:tabs>
-        <w:spacing w:after="0" w:line="360" w:lineRule="auto"/>
-        <w:jc w:val="both"/>
-        <w:rPr>
-          <w:rFonts w:ascii="Times New Roman" w:eastAsiaTheme="minorHAnsi" w:hAnsi="Times New Roman" w:cs="Times New Roman"/>
-          <w:lang w:eastAsia="en-US"/>
-        </w:rPr>
-      </w:pPr>
     </w:p>
     <w:p>
       <w:pPr>
